--- a/SYSTEM_DEFENSE_GUIDE.docx
+++ b/SYSTEM_DEFENSE_GUIDE.docx
@@ -4,68 +4,211 @@
   <w:body>
     <w:p>
       <w:pPr>
-        <w:spacing w:before="240" w:after="40"/>
+        <w:spacing w:before="0" w:after="80"/>
+        <w:jc w:val="center"/>
       </w:pPr>
       <w:r>
         <w:rPr>
-          <w:rFonts w:ascii="Calibri" w:hAnsi="Calibri"/>
+          <w:rFonts w:ascii="Segoe UI" w:hAnsi="Segoe UI"/>
           <w:b/>
           <w:color w:val="1F4E79"/>
-          <w:sz w:val="48"/>
+          <w:sz w:val="34"/>
         </w:rPr>
-        <w:t>LocalRAG: Master System Defense Guide</w:t>
+        <w:t>BS COMPUTER SCIENCE UNDERGRADUATE THESIS</w:t>
+        <w:br/>
+        <w:t>SYSTEM DEFENSE ORAL SCRIPT &amp; PRESENTATION GUIDE</w:t>
       </w:r>
     </w:p>
     <w:p>
       <w:pPr>
-        <w:spacing w:after="320"/>
+        <w:spacing w:before="0" w:after="280"/>
+        <w:jc w:val="center"/>
       </w:pPr>
       <w:r>
         <w:rPr>
-          <w:rFonts w:ascii="Calibri" w:hAnsi="Calibri"/>
+          <w:rFonts w:ascii="Segoe UI" w:hAnsi="Segoe UI"/>
           <w:i/>
-          <w:color w:val="64748B"/>
-          <w:sz w:val="24"/>
+          <w:color w:val="595959"/>
+          <w:sz w:val="21"/>
         </w:rPr>
-        <w:t>Layman-Friendly Oral Defense Manual, Verbatim Speaking Scripts &amp; Metric Reference</w:t>
-      </w:r>
-    </w:p>
-    <w:p>
-      <w:pPr>
-        <w:spacing w:after="320"/>
-        <w:pBdr>
-          <w:bottom w:val="single" w:sz="18" w:space="1" w:color="2E75B6"/>
-        </w:pBdr>
-      </w:pPr>
-    </w:p>
-    <w:p>
-      <w:pPr>
-        <w:keepNext/>
-        <w:spacing w:before="400" w:after="120"/>
-        <w:pBdr>
-          <w:bottom w:val="single" w:sz="12" w:space="4" w:color="1F4E79"/>
-        </w:pBdr>
-      </w:pPr>
-      <w:r>
-        <w:rPr>
-          <w:rFonts w:ascii="Calibri" w:hAnsi="Calibri"/>
-          <w:b/>
-          <w:color w:val="1F4E79"/>
-          <w:sz w:val="32"/>
-        </w:rPr>
-        <w:t>1. The 30-Second Elevator Pitch (The Core Idea)</w:t>
-      </w:r>
-    </w:p>
-    <w:p>
-      <w:r>
-        <w:t>If the panelists ask you to explain your entire project in 30 seconds, use this exact pitch:</w:t>
+        <w:t>Nexus: The Archive — Offline Dual-Stage RAG with Cross-Encoder Neural Reranking</w:t>
+        <w:br/>
+        <w:t>Rigorous System Defense Script Aligned to the 100-Point BSCS Evaluation Rubric</w:t>
       </w:r>
     </w:p>
     <w:tbl>
       <w:tblPr>
         <w:tblW w:type="auto" w:w="0"/>
         <w:jc w:val="center"/>
-        <w:tblLayout w:type="fixed"/>
+        <w:tblLook w:firstColumn="1" w:firstRow="1" w:lastColumn="0" w:lastRow="0" w:noHBand="0" w:noVBand="1" w:val="04A0"/>
+      </w:tblPr>
+      <w:tblGrid>
+        <w:gridCol w:w="4680"/>
+        <w:gridCol w:w="4680"/>
+      </w:tblGrid>
+      <w:tr>
+        <w:tc>
+          <w:tcPr>
+            <w:tcW w:type="dxa" w:w="4680"/>
+            <w:shd w:fill="F2F5F9"/>
+            <w:tcMar>
+              <w:top w:w="80" w:type="dxa"/>
+              <w:bottom w:w="80" w:type="dxa"/>
+              <w:left w:w="120" w:type="dxa"/>
+              <w:right w:w="120" w:type="dxa"/>
+            </w:tcMar>
+            <w:tcBorders>
+              <w:top w:val="single" w:sz="4" w:space="0" w:color="D9D9D9"/>
+              <w:bottom w:val="single" w:sz="4" w:space="0" w:color="D9D9D9"/>
+              <w:left w:val="single" w:sz="4" w:space="0" w:color="D9D9D9"/>
+              <w:right w:val="single" w:sz="4" w:space="0" w:color="D9D9D9"/>
+            </w:tcBorders>
+          </w:tcPr>
+          <w:p>
+            <w:r>
+              <w:rPr>
+                <w:rFonts w:ascii="Segoe UI" w:hAnsi="Segoe UI"/>
+                <w:b/>
+                <w:sz w:val="18"/>
+              </w:rPr>
+              <w:t>Target Defense Duration: 12 – 15 Minutes</w:t>
+            </w:r>
+          </w:p>
+        </w:tc>
+        <w:tc>
+          <w:tcPr>
+            <w:tcW w:type="dxa" w:w="4680"/>
+            <w:shd w:fill="F2F5F9"/>
+            <w:tcMar>
+              <w:top w:w="80" w:type="dxa"/>
+              <w:bottom w:w="80" w:type="dxa"/>
+              <w:left w:w="120" w:type="dxa"/>
+              <w:right w:w="120" w:type="dxa"/>
+            </w:tcMar>
+            <w:tcBorders>
+              <w:top w:val="single" w:sz="4" w:space="0" w:color="D9D9D9"/>
+              <w:bottom w:val="single" w:sz="4" w:space="0" w:color="D9D9D9"/>
+              <w:left w:val="single" w:sz="4" w:space="0" w:color="D9D9D9"/>
+              <w:right w:val="single" w:sz="4" w:space="0" w:color="D9D9D9"/>
+            </w:tcBorders>
+          </w:tcPr>
+          <w:p>
+            <w:r>
+              <w:rPr>
+                <w:rFonts w:ascii="Segoe UI" w:hAnsi="Segoe UI"/>
+                <w:b/>
+                <w:sz w:val="18"/>
+              </w:rPr>
+              <w:t>Evaluation Rubric: BSCS System Defense (100 Pts)</w:t>
+            </w:r>
+          </w:p>
+        </w:tc>
+      </w:tr>
+      <w:tr>
+        <w:tc>
+          <w:tcPr>
+            <w:tcW w:type="dxa" w:w="4680"/>
+            <w:shd w:fill="F2F5F9"/>
+            <w:tcMar>
+              <w:top w:w="80" w:type="dxa"/>
+              <w:bottom w:w="80" w:type="dxa"/>
+              <w:left w:w="120" w:type="dxa"/>
+              <w:right w:w="120" w:type="dxa"/>
+            </w:tcMar>
+            <w:tcBorders>
+              <w:top w:val="single" w:sz="4" w:space="0" w:color="D9D9D9"/>
+              <w:bottom w:val="single" w:sz="4" w:space="0" w:color="D9D9D9"/>
+              <w:left w:val="single" w:sz="4" w:space="0" w:color="D9D9D9"/>
+              <w:right w:val="single" w:sz="4" w:space="0" w:color="D9D9D9"/>
+            </w:tcBorders>
+          </w:tcPr>
+          <w:p>
+            <w:r>
+              <w:rPr>
+                <w:rFonts w:ascii="Segoe UI" w:hAnsi="Segoe UI"/>
+                <w:sz w:val="18"/>
+              </w:rPr>
+              <w:t>Presentation Style: Layman Analogies + Rigorous CS Formulations</w:t>
+            </w:r>
+          </w:p>
+        </w:tc>
+        <w:tc>
+          <w:tcPr>
+            <w:tcW w:type="dxa" w:w="4680"/>
+            <w:shd w:fill="F2F5F9"/>
+            <w:tcMar>
+              <w:top w:w="80" w:type="dxa"/>
+              <w:bottom w:w="80" w:type="dxa"/>
+              <w:left w:w="120" w:type="dxa"/>
+              <w:right w:w="120" w:type="dxa"/>
+            </w:tcMar>
+            <w:tcBorders>
+              <w:top w:val="single" w:sz="4" w:space="0" w:color="D9D9D9"/>
+              <w:bottom w:val="single" w:sz="4" w:space="0" w:color="D9D9D9"/>
+              <w:left w:val="single" w:sz="4" w:space="0" w:color="D9D9D9"/>
+              <w:right w:val="single" w:sz="4" w:space="0" w:color="D9D9D9"/>
+            </w:tcBorders>
+          </w:tcPr>
+          <w:p>
+            <w:r>
+              <w:rPr>
+                <w:rFonts w:ascii="Segoe UI" w:hAnsi="Segoe UI"/>
+                <w:sz w:val="18"/>
+              </w:rPr>
+              <w:t>Target Audience: CS Faculty &amp; Non-Technical Panelists</w:t>
+            </w:r>
+          </w:p>
+        </w:tc>
+      </w:tr>
+    </w:tbl>
+    <w:p>
+      <w:pPr>
+        <w:spacing w:after="200"/>
+      </w:pPr>
+    </w:p>
+    <w:p>
+      <w:pPr>
+        <w:keepNext/>
+        <w:spacing w:before="400" w:after="160"/>
+      </w:pPr>
+      <w:r>
+        <w:rPr>
+          <w:rFonts w:ascii="Segoe UI" w:hAnsi="Segoe UI"/>
+          <w:b/>
+          <w:color w:val="1F4E79"/>
+          <w:sz w:val="32"/>
+        </w:rPr>
+        <w:t>Executive Guide: Presentation Strategy &amp; Delivery Rules</w:t>
+      </w:r>
+    </w:p>
+    <w:p>
+      <w:r>
+        <w:rPr>
+          <w:rFonts w:ascii="Segoe UI" w:hAnsi="Segoe UI"/>
+          <w:sz w:val="20"/>
+        </w:rPr>
+        <w:t>This manual provides a complete word-for-word spoken defense script structured strictly in the required 4-part flow: (1) The Problem, (2) The Existing Solution, (3) The New and Improved Solution, and (4) The System Testing. Every section includes exact spoken words (in blue callout boxes), visual flowcharts and comparison tables, and explicit alignment tags connecting your presentation directly to the 11 criteria of the official 100-Point BSCS Defense Rubric.</w:t>
+      </w:r>
+    </w:p>
+    <w:p>
+      <w:pPr>
+        <w:keepNext/>
+        <w:spacing w:before="280" w:after="120"/>
+      </w:pPr>
+      <w:r>
+        <w:rPr>
+          <w:rFonts w:ascii="Segoe UI" w:hAnsi="Segoe UI"/>
+          <w:b/>
+          <w:color w:val="2E75B6"/>
+          <w:sz w:val="26"/>
+        </w:rPr>
+        <w:t>The 30-Second Elevator Pitch (Memorize This)</w:t>
+      </w:r>
+    </w:p>
+    <w:tbl>
+      <w:tblPr>
+        <w:tblW w:type="auto" w:w="0"/>
+        <w:jc w:val="center"/>
         <w:tblLook w:firstColumn="1" w:firstRow="1" w:lastColumn="0" w:lastRow="0" w:noHBand="0" w:noVBand="1" w:val="04A0"/>
       </w:tblPr>
       <w:tblGrid>
@@ -83,38 +226,59 @@
               <w:right w:w="200" w:type="dxa"/>
             </w:tcMar>
             <w:tcBorders>
-              <w:top w:val="none"/>
-              <w:left w:val="single" w:sz="24" w:color="2E75B6"/>
-              <w:bottom w:val="none"/>
-              <w:right w:val="none"/>
+              <w:top w:val="single" w:sz="12" w:space="0" w:color="2E75B6"/>
+              <w:bottom w:val="single" w:sz="12" w:space="0" w:color="2E75B6"/>
+              <w:left w:val="single" w:sz="12" w:space="0" w:color="1F4E79"/>
+              <w:right w:val="single" w:sz="12" w:space="0" w:color="2E75B6"/>
             </w:tcBorders>
           </w:tcPr>
           <w:p>
             <w:pPr>
-              <w:spacing w:after="40"/>
+              <w:spacing w:before="0" w:after="80"/>
             </w:pPr>
             <w:r>
               <w:rPr>
+                <w:rFonts w:ascii="Segoe UI" w:hAnsi="Segoe UI"/>
                 <w:b/>
-                <w:color w:val="2E75B6"/>
+                <w:color w:val="1F4E79"/>
                 <w:sz w:val="19"/>
               </w:rPr>
-              <w:t>The 30-Second Speaking Pitch:</w:t>
+              <w:t>🎙️ VERBATIM PRESENTATION SCRIPT (WHAT TO SAY):</w:t>
               <w:br/>
             </w:r>
             <w:r>
               <w:rPr>
+                <w:rFonts w:ascii="Segoe UI" w:hAnsi="Segoe UI"/>
+                <w:b/>
                 <w:i/>
-                <w:color w:val="1E293B"/>
-                <w:sz w:val="21"/>
+                <w:color w:val="C00000"/>
+                <w:sz w:val="19"/>
               </w:rPr>
-              <w:t>"Think of standard cloud AI like a very smart student taking an open-book exam. If you hand that student the wrong page of the book, even the smartest student will guess or make things up—which we call AI hallucination.</w:t>
+              <w:t>👉 [ACTION / VISUAL CUE: Look directly at the panel chairman, stand straight, and speak with steady, calm confidence.]</w:t>
               <w:br/>
               <w:br/>
-              <w:t>Furthermore, hospitals and enterprises cannot upload sensitive private PDFs to cloud APIs like ChatGPT due to data compliance laws.</w:t>
-              <w:br/>
-              <w:br/>
-              <w:t>LocalRAG solves both problems: (1) It runs 100% offline on a standard laptop with zero cloud dependencies; (2) It uses a two-stage cascading search system—a fast keyword filter followed by a deep neural reranker—that guarantees the AI receives the exact right page before writing its answer; and (3) It includes a rigorous 50-query scientific benchmark proving that neural reranking doubles factual retrieval accuracy and suppresses hallucinations by over 24%."</w:t>
+            </w:r>
+            <w:r>
+              <w:rPr>
+                <w:rFonts w:ascii="Segoe UI" w:hAnsi="Segoe UI"/>
+                <w:i/>
+                <w:color w:val="1A1A1A"/>
+                <w:sz w:val="20"/>
+              </w:rPr>
+              <w:t>"Good morning, respected members of the panel. Imagine a brilliant university student taking a high-stakes open-book exam. If an assistant hands that student the wrong page of the textbook, even the smartest student in the world will guess or fail. In artificial intelligence, this is called AI Hallucination. In domains like medicine, law, and corporate finance, institutions cannot afford hallucinations, nor can they legally upload confidential documents to public cloud AI services like ChatGPT. Our system, Nexus: The Archive, solves both crises: it runs 100% offline on standard laptop hardware with zero cloud leaks, and implements a two-stage hybrid retrieval and cross-encoder neural reranking architecture that mathematically guarantees the AI receives the exact right evidence before answering. In our active corpus benchmark across 50 complex scientific queries, our system boosted factual recall to 90.0% and achieved a 23% jump on empirical quantitative facts."</w:t>
+            </w:r>
+          </w:p>
+          <w:p>
+            <w:pPr>
+              <w:spacing w:before="120" w:after="0"/>
+            </w:pPr>
+            <w:r>
+              <w:rPr>
+                <w:rFonts w:ascii="Segoe UI" w:hAnsi="Segoe UI"/>
+                <w:color w:val="595959"/>
+                <w:sz w:val="17"/>
+              </w:rPr>
+              <w:t>💡 Panelist Strategy Note: This establishes the real-world stakes immediately before diving into technical details.</w:t>
             </w:r>
           </w:p>
         </w:tc>
@@ -122,446 +286,72 @@
     </w:tbl>
     <w:p>
       <w:pPr>
-        <w:spacing w:before="0" w:after="80"/>
+        <w:spacing w:before="40" w:after="80"/>
       </w:pPr>
     </w:p>
     <w:p>
       <w:pPr>
         <w:keepNext/>
-        <w:spacing w:before="400" w:after="120"/>
-        <w:pBdr>
-          <w:bottom w:val="single" w:sz="12" w:space="4" w:color="1F4E79"/>
-        </w:pBdr>
+        <w:spacing w:before="400" w:after="160"/>
       </w:pPr>
       <w:r>
         <w:rPr>
-          <w:rFonts w:ascii="Calibri" w:hAnsi="Calibri"/>
+          <w:rFonts w:ascii="Segoe UI" w:hAnsi="Segoe UI"/>
           <w:b/>
           <w:color w:val="1F4E79"/>
           <w:sz w:val="32"/>
         </w:rPr>
-        <w:t>2. How the System Works in Plain English (The Library Analogy)</w:t>
-      </w:r>
-    </w:p>
-    <w:p>
-      <w:r>
-        <w:t>When explaining the architecture to professors or panelists who do not specialize in AI, avoid dumping technical acronyms like FAISS, RRF, and Cross-Encoder immediately. Instead, use the University Research Library Team analogy:</w:t>
+        <w:t>PART 1: THE PROBLEM (The Real-World &amp; Technical Crisis)</w:t>
       </w:r>
     </w:p>
     <w:tbl>
       <w:tblPr>
         <w:tblW w:type="auto" w:w="0"/>
         <w:jc w:val="center"/>
-        <w:tblLayout w:type="fixed"/>
         <w:tblLook w:firstColumn="1" w:firstRow="1" w:lastColumn="0" w:lastRow="0" w:noHBand="0" w:noVBand="1" w:val="04A0"/>
       </w:tblPr>
       <w:tblGrid>
-        <w:gridCol w:w="3120"/>
-        <w:gridCol w:w="3120"/>
-        <w:gridCol w:w="3120"/>
+        <w:gridCol w:w="9360"/>
       </w:tblGrid>
       <w:tr>
         <w:tc>
           <w:tcPr>
-            <w:tcW w:type="dxa" w:w="2160"/>
-            <w:shd w:fill="1F4E79"/>
+            <w:tcW w:type="dxa" w:w="9360"/>
+            <w:shd w:fill="EBF1F5"/>
             <w:tcMar>
-              <w:top w:w="120" w:type="dxa"/>
-              <w:bottom w:w="120" w:type="dxa"/>
-              <w:left w:w="140" w:type="dxa"/>
-              <w:right w:w="140" w:type="dxa"/>
+              <w:top w:w="100" w:type="dxa"/>
+              <w:bottom w:w="100" w:type="dxa"/>
+              <w:left w:w="160" w:type="dxa"/>
+              <w:right w:w="160" w:type="dxa"/>
             </w:tcMar>
+            <w:tcBorders>
+              <w:top w:val="single" w:sz="8" w:space="0" w:color="5B9BD5"/>
+              <w:bottom w:val="single" w:sz="8" w:space="0" w:color="5B9BD5"/>
+              <w:left w:val="single" w:sz="8" w:space="0" w:color="2E75B6"/>
+              <w:right w:val="single" w:sz="8" w:space="0" w:color="5B9BD5"/>
+            </w:tcBorders>
           </w:tcPr>
           <w:p>
             <w:pPr>
-              <w:jc w:val="left"/>
+              <w:spacing w:before="0" w:after="40"/>
             </w:pPr>
             <w:r>
               <w:rPr>
+                <w:rFonts w:ascii="Segoe UI" w:hAnsi="Segoe UI"/>
                 <w:b/>
-                <w:color w:val="FFFFFF"/>
+                <w:color w:val="1F4E79"/>
                 <w:sz w:val="19"/>
               </w:rPr>
-              <w:t>System Component</w:t>
+              <w:t>📋 BSCS RUBRIC CRITERION 1: PROBLEM-SOLUTION ALIGNMENT (10 POINTS)</w:t>
+              <w:br/>
             </w:r>
-          </w:p>
-        </w:tc>
-        <w:tc>
-          <w:tcPr>
-            <w:tcW w:type="dxa" w:w="2592"/>
-            <w:shd w:fill="1F4E79"/>
-            <w:tcMar>
-              <w:top w:w="120" w:type="dxa"/>
-              <w:bottom w:w="120" w:type="dxa"/>
-              <w:left w:w="140" w:type="dxa"/>
-              <w:right w:w="140" w:type="dxa"/>
-            </w:tcMar>
-          </w:tcPr>
-          <w:p>
-            <w:pPr>
-              <w:jc w:val="left"/>
-            </w:pPr>
             <w:r>
               <w:rPr>
-                <w:b/>
-                <w:color w:val="FFFFFF"/>
-                <w:sz w:val="19"/>
+                <w:rFonts w:ascii="Segoe UI" w:hAnsi="Segoe UI"/>
+                <w:color w:val="333333"/>
+                <w:sz w:val="18"/>
               </w:rPr>
-              <w:t>Library Team Role</w:t>
-            </w:r>
-          </w:p>
-        </w:tc>
-        <w:tc>
-          <w:tcPr>
-            <w:tcW w:type="dxa" w:w="4608"/>
-            <w:shd w:fill="1F4E79"/>
-            <w:tcMar>
-              <w:top w:w="120" w:type="dxa"/>
-              <w:bottom w:w="120" w:type="dxa"/>
-              <w:left w:w="140" w:type="dxa"/>
-              <w:right w:w="140" w:type="dxa"/>
-            </w:tcMar>
-          </w:tcPr>
-          <w:p>
-            <w:pPr>
-              <w:jc w:val="left"/>
-            </w:pPr>
-            <w:r>
-              <w:rPr>
-                <w:b/>
-                <w:color w:val="FFFFFF"/>
-                <w:sz w:val="19"/>
-              </w:rPr>
-              <w:t>What It Actually Does in Plain English</w:t>
-            </w:r>
-          </w:p>
-        </w:tc>
-      </w:tr>
-      <w:tr>
-        <w:tc>
-          <w:tcPr>
-            <w:tcW w:type="dxa" w:w="2160"/>
-            <w:shd w:fill="FFFFFF"/>
-            <w:tcMar>
-              <w:top w:w="100" w:type="dxa"/>
-              <w:bottom w:w="100" w:type="dxa"/>
-              <w:left w:w="140" w:type="dxa"/>
-              <w:right w:w="140" w:type="dxa"/>
-            </w:tcMar>
-          </w:tcPr>
-          <w:p>
-            <w:r>
-              <w:rPr>
-                <w:color w:val="1E293B"/>
-                <w:sz w:val="19"/>
-              </w:rPr>
-              <w:t>1. Ingestion &amp; OCR</w:t>
-            </w:r>
-          </w:p>
-        </w:tc>
-        <w:tc>
-          <w:tcPr>
-            <w:tcW w:type="dxa" w:w="2592"/>
-            <w:shd w:fill="FFFFFF"/>
-            <w:tcMar>
-              <w:top w:w="100" w:type="dxa"/>
-              <w:bottom w:w="100" w:type="dxa"/>
-              <w:left w:w="140" w:type="dxa"/>
-              <w:right w:w="140" w:type="dxa"/>
-            </w:tcMar>
-          </w:tcPr>
-          <w:p>
-            <w:r>
-              <w:rPr>
-                <w:color w:val="1E293B"/>
-                <w:sz w:val="19"/>
-              </w:rPr>
-              <w:t>The Digitization Desk</w:t>
-            </w:r>
-          </w:p>
-        </w:tc>
-        <w:tc>
-          <w:tcPr>
-            <w:tcW w:type="dxa" w:w="4608"/>
-            <w:shd w:fill="FFFFFF"/>
-            <w:tcMar>
-              <w:top w:w="100" w:type="dxa"/>
-              <w:bottom w:w="100" w:type="dxa"/>
-              <w:left w:w="140" w:type="dxa"/>
-              <w:right w:w="140" w:type="dxa"/>
-            </w:tcMar>
-          </w:tcPr>
-          <w:p>
-            <w:r>
-              <w:rPr>
-                <w:color w:val="1E293B"/>
-                <w:sz w:val="19"/>
-              </w:rPr>
-              <w:t>Scans PDF books, converts images to text with OCR so no pages are skipped, and cuts them into neat, readable 450-character index cards.</w:t>
-            </w:r>
-          </w:p>
-        </w:tc>
-      </w:tr>
-      <w:tr>
-        <w:tc>
-          <w:tcPr>
-            <w:tcW w:type="dxa" w:w="2160"/>
-            <w:shd w:fill="F8FAFC"/>
-            <w:tcMar>
-              <w:top w:w="100" w:type="dxa"/>
-              <w:bottom w:w="100" w:type="dxa"/>
-              <w:left w:w="140" w:type="dxa"/>
-              <w:right w:w="140" w:type="dxa"/>
-            </w:tcMar>
-          </w:tcPr>
-          <w:p>
-            <w:r>
-              <w:rPr>
-                <w:color w:val="1E293B"/>
-                <w:sz w:val="19"/>
-              </w:rPr>
-              <w:t>2. Hybrid Search (Stage 1)</w:t>
-            </w:r>
-          </w:p>
-        </w:tc>
-        <w:tc>
-          <w:tcPr>
-            <w:tcW w:type="dxa" w:w="2592"/>
-            <w:shd w:fill="F8FAFC"/>
-            <w:tcMar>
-              <w:top w:w="100" w:type="dxa"/>
-              <w:bottom w:w="100" w:type="dxa"/>
-              <w:left w:w="140" w:type="dxa"/>
-              <w:right w:w="140" w:type="dxa"/>
-            </w:tcMar>
-          </w:tcPr>
-          <w:p>
-            <w:r>
-              <w:rPr>
-                <w:color w:val="1E293B"/>
-                <w:sz w:val="19"/>
-              </w:rPr>
-              <w:t>The Two Junior Librarians</w:t>
-            </w:r>
-          </w:p>
-        </w:tc>
-        <w:tc>
-          <w:tcPr>
-            <w:tcW w:type="dxa" w:w="4608"/>
-            <w:shd w:fill="F8FAFC"/>
-            <w:tcMar>
-              <w:top w:w="100" w:type="dxa"/>
-              <w:bottom w:w="100" w:type="dxa"/>
-              <w:left w:w="140" w:type="dxa"/>
-              <w:right w:w="140" w:type="dxa"/>
-            </w:tcMar>
-          </w:tcPr>
-          <w:p>
-            <w:r>
-              <w:rPr>
-                <w:color w:val="1E293B"/>
-                <w:sz w:val="19"/>
-              </w:rPr>
-              <w:t>• Librarian A (BM25) searches for exact words, model names, and numbers.</w:t>
-              <w:br/>
-              <w:t>• Librarian B (Vector Embeddings) searches for general meanings and concepts.</w:t>
-              <w:br/>
-              <w:t>Both run simultaneously in 48 milliseconds.</w:t>
-            </w:r>
-          </w:p>
-        </w:tc>
-      </w:tr>
-      <w:tr>
-        <w:tc>
-          <w:tcPr>
-            <w:tcW w:type="dxa" w:w="2160"/>
-            <w:shd w:fill="FFFFFF"/>
-            <w:tcMar>
-              <w:top w:w="100" w:type="dxa"/>
-              <w:bottom w:w="100" w:type="dxa"/>
-              <w:left w:w="140" w:type="dxa"/>
-              <w:right w:w="140" w:type="dxa"/>
-            </w:tcMar>
-          </w:tcPr>
-          <w:p>
-            <w:r>
-              <w:rPr>
-                <w:color w:val="1E293B"/>
-                <w:sz w:val="19"/>
-              </w:rPr>
-              <w:t>3. Rank Fusion (RRF)</w:t>
-            </w:r>
-          </w:p>
-        </w:tc>
-        <w:tc>
-          <w:tcPr>
-            <w:tcW w:type="dxa" w:w="2592"/>
-            <w:shd w:fill="FFFFFF"/>
-            <w:tcMar>
-              <w:top w:w="100" w:type="dxa"/>
-              <w:bottom w:w="100" w:type="dxa"/>
-              <w:left w:w="140" w:type="dxa"/>
-              <w:right w:w="140" w:type="dxa"/>
-            </w:tcMar>
-          </w:tcPr>
-          <w:p>
-            <w:r>
-              <w:rPr>
-                <w:color w:val="1E293B"/>
-                <w:sz w:val="19"/>
-              </w:rPr>
-              <w:t>The Fair Shift Manager</w:t>
-            </w:r>
-          </w:p>
-        </w:tc>
-        <w:tc>
-          <w:tcPr>
-            <w:tcW w:type="dxa" w:w="4608"/>
-            <w:shd w:fill="FFFFFF"/>
-            <w:tcMar>
-              <w:top w:w="100" w:type="dxa"/>
-              <w:bottom w:w="100" w:type="dxa"/>
-              <w:left w:w="140" w:type="dxa"/>
-              <w:right w:w="140" w:type="dxa"/>
-            </w:tcMar>
-          </w:tcPr>
-          <w:p>
-            <w:r>
-              <w:rPr>
-                <w:color w:val="1E293B"/>
-                <w:sz w:val="19"/>
-              </w:rPr>
-              <w:t>Merges both librarians' lists by rank position (1st, 2nd, 3rd) rather than raw scores. Prevents either search style from dominating and hands the top 20 candidate pages to the professor.</w:t>
-            </w:r>
-          </w:p>
-        </w:tc>
-      </w:tr>
-      <w:tr>
-        <w:tc>
-          <w:tcPr>
-            <w:tcW w:type="dxa" w:w="2160"/>
-            <w:shd w:fill="F8FAFC"/>
-            <w:tcMar>
-              <w:top w:w="100" w:type="dxa"/>
-              <w:bottom w:w="100" w:type="dxa"/>
-              <w:left w:w="140" w:type="dxa"/>
-              <w:right w:w="140" w:type="dxa"/>
-            </w:tcMar>
-          </w:tcPr>
-          <w:p>
-            <w:r>
-              <w:rPr>
-                <w:color w:val="1E293B"/>
-                <w:sz w:val="19"/>
-              </w:rPr>
-              <w:t>4. Neural Reranker (Stage 2)</w:t>
-            </w:r>
-          </w:p>
-        </w:tc>
-        <w:tc>
-          <w:tcPr>
-            <w:tcW w:type="dxa" w:w="2592"/>
-            <w:shd w:fill="F8FAFC"/>
-            <w:tcMar>
-              <w:top w:w="100" w:type="dxa"/>
-              <w:bottom w:w="100" w:type="dxa"/>
-              <w:left w:w="140" w:type="dxa"/>
-              <w:right w:w="140" w:type="dxa"/>
-            </w:tcMar>
-          </w:tcPr>
-          <w:p>
-            <w:r>
-              <w:rPr>
-                <w:color w:val="1E293B"/>
-                <w:sz w:val="19"/>
-              </w:rPr>
-              <w:t>The Senior Professor</w:t>
-            </w:r>
-          </w:p>
-        </w:tc>
-        <w:tc>
-          <w:tcPr>
-            <w:tcW w:type="dxa" w:w="4608"/>
-            <w:shd w:fill="F8FAFC"/>
-            <w:tcMar>
-              <w:top w:w="100" w:type="dxa"/>
-              <w:bottom w:w="100" w:type="dxa"/>
-              <w:left w:w="140" w:type="dxa"/>
-              <w:right w:w="140" w:type="dxa"/>
-            </w:tcMar>
-          </w:tcPr>
-          <w:p>
-            <w:r>
-              <w:rPr>
-                <w:color w:val="1E293B"/>
-                <w:sz w:val="19"/>
-              </w:rPr>
-              <w:t>Takes the 20 candidate pages and carefully reads the question and document words together side-by-side. Puts the #1 true evidence right at the top of the stack in ~290ms.</w:t>
-            </w:r>
-          </w:p>
-        </w:tc>
-      </w:tr>
-      <w:tr>
-        <w:tc>
-          <w:tcPr>
-            <w:tcW w:type="dxa" w:w="2160"/>
-            <w:shd w:fill="FFFFFF"/>
-            <w:tcMar>
-              <w:top w:w="100" w:type="dxa"/>
-              <w:bottom w:w="100" w:type="dxa"/>
-              <w:left w:w="140" w:type="dxa"/>
-              <w:right w:w="140" w:type="dxa"/>
-            </w:tcMar>
-          </w:tcPr>
-          <w:p>
-            <w:r>
-              <w:rPr>
-                <w:color w:val="1E293B"/>
-                <w:sz w:val="19"/>
-              </w:rPr>
-              <w:t>5. Local AI Synthesis</w:t>
-            </w:r>
-          </w:p>
-        </w:tc>
-        <w:tc>
-          <w:tcPr>
-            <w:tcW w:type="dxa" w:w="2592"/>
-            <w:shd w:fill="FFFFFF"/>
-            <w:tcMar>
-              <w:top w:w="100" w:type="dxa"/>
-              <w:bottom w:w="100" w:type="dxa"/>
-              <w:left w:w="140" w:type="dxa"/>
-              <w:right w:w="140" w:type="dxa"/>
-            </w:tcMar>
-          </w:tcPr>
-          <w:p>
-            <w:r>
-              <w:rPr>
-                <w:color w:val="1E293B"/>
-                <w:sz w:val="19"/>
-              </w:rPr>
-              <w:t>The Private Student</w:t>
-            </w:r>
-          </w:p>
-        </w:tc>
-        <w:tc>
-          <w:tcPr>
-            <w:tcW w:type="dxa" w:w="4608"/>
-            <w:shd w:fill="FFFFFF"/>
-            <w:tcMar>
-              <w:top w:w="100" w:type="dxa"/>
-              <w:bottom w:w="100" w:type="dxa"/>
-              <w:left w:w="140" w:type="dxa"/>
-              <w:right w:w="140" w:type="dxa"/>
-            </w:tcMar>
-          </w:tcPr>
-          <w:p>
-            <w:r>
-              <w:rPr>
-                <w:color w:val="1E293B"/>
-                <w:sz w:val="19"/>
-              </w:rPr>
-              <w:t>Reads only the top verified pages and writes an accurate answer with exact page citations—completely offline on your laptop with zero internet.</w:t>
+              <w:t>Rubric Target: The developed system effectively addresses the identified problem and intended users' needs.</w:t>
             </w:r>
           </w:p>
         </w:tc>
@@ -569,808 +359,37 @@
     </w:tbl>
     <w:p>
       <w:pPr>
-        <w:spacing w:before="0" w:after="120"/>
+        <w:spacing w:after="80"/>
       </w:pPr>
+    </w:p>
+    <w:p>
+      <w:r>
+        <w:rPr>
+          <w:rFonts w:ascii="Segoe UI" w:hAnsi="Segoe UI"/>
+          <w:sz w:val="20"/>
+        </w:rPr>
+        <w:t>When defending your thesis, begin by framing the problem not as a trivial programming exercise, but as an acute operational, security, and algorithmic crisis facing technical knowledge workers.</w:t>
+      </w:r>
     </w:p>
     <w:p>
       <w:pPr>
         <w:keepNext/>
-        <w:spacing w:before="400" w:after="120"/>
-        <w:pBdr>
-          <w:bottom w:val="single" w:sz="12" w:space="4" w:color="1F4E79"/>
-        </w:pBdr>
+        <w:spacing w:before="280" w:after="120"/>
       </w:pPr>
       <w:r>
         <w:rPr>
-          <w:rFonts w:ascii="Calibri" w:hAnsi="Calibri"/>
+          <w:rFonts w:ascii="Segoe UI" w:hAnsi="Segoe UI"/>
           <w:b/>
-          <w:color w:val="1F4E79"/>
-          <w:sz w:val="32"/>
+          <w:color w:val="2E75B6"/>
+          <w:sz w:val="26"/>
         </w:rPr>
-        <w:t>3. Simple Explanation of All Key Evaluation Metrics</w:t>
-      </w:r>
-    </w:p>
-    <w:p>
-      <w:r>
-        <w:t>When professors grill you on the numbers in your dashboard or Excel report, use these clear definitions:</w:t>
+        <w:t>1.1 The Spoken Presentation Script: The Triad Problem</w:t>
       </w:r>
     </w:p>
     <w:tbl>
       <w:tblPr>
         <w:tblW w:type="auto" w:w="0"/>
         <w:jc w:val="center"/>
-        <w:tblLayout w:type="fixed"/>
-        <w:tblLook w:firstColumn="1" w:firstRow="1" w:lastColumn="0" w:lastRow="0" w:noHBand="0" w:noVBand="1" w:val="04A0"/>
-      </w:tblPr>
-      <w:tblGrid>
-        <w:gridCol w:w="3120"/>
-        <w:gridCol w:w="3120"/>
-        <w:gridCol w:w="3120"/>
-      </w:tblGrid>
-      <w:tr>
-        <w:tc>
-          <w:tcPr>
-            <w:tcW w:type="dxa" w:w="2160"/>
-            <w:shd w:fill="1F4E79"/>
-            <w:tcMar>
-              <w:top w:w="120" w:type="dxa"/>
-              <w:bottom w:w="120" w:type="dxa"/>
-              <w:left w:w="140" w:type="dxa"/>
-              <w:right w:w="140" w:type="dxa"/>
-            </w:tcMar>
-          </w:tcPr>
-          <w:p>
-            <w:pPr>
-              <w:jc w:val="left"/>
-            </w:pPr>
-            <w:r>
-              <w:rPr>
-                <w:b/>
-                <w:color w:val="FFFFFF"/>
-                <w:sz w:val="19"/>
-              </w:rPr>
-              <w:t>Metric Name</w:t>
-            </w:r>
-          </w:p>
-        </w:tc>
-        <w:tc>
-          <w:tcPr>
-            <w:tcW w:type="dxa" w:w="2592"/>
-            <w:shd w:fill="1F4E79"/>
-            <w:tcMar>
-              <w:top w:w="120" w:type="dxa"/>
-              <w:bottom w:w="120" w:type="dxa"/>
-              <w:left w:w="140" w:type="dxa"/>
-              <w:right w:w="140" w:type="dxa"/>
-            </w:tcMar>
-          </w:tcPr>
-          <w:p>
-            <w:pPr>
-              <w:jc w:val="left"/>
-            </w:pPr>
-            <w:r>
-              <w:rPr>
-                <w:b/>
-                <w:color w:val="FFFFFF"/>
-                <w:sz w:val="19"/>
-              </w:rPr>
-              <w:t>Simple Question It Answers</w:t>
-            </w:r>
-          </w:p>
-        </w:tc>
-        <w:tc>
-          <w:tcPr>
-            <w:tcW w:type="dxa" w:w="4608"/>
-            <w:shd w:fill="1F4E79"/>
-            <w:tcMar>
-              <w:top w:w="120" w:type="dxa"/>
-              <w:bottom w:w="120" w:type="dxa"/>
-              <w:left w:w="140" w:type="dxa"/>
-              <w:right w:w="140" w:type="dxa"/>
-            </w:tcMar>
-          </w:tcPr>
-          <w:p>
-            <w:pPr>
-              <w:jc w:val="left"/>
-            </w:pPr>
-            <w:r>
-              <w:rPr>
-                <w:b/>
-                <w:color w:val="FFFFFF"/>
-                <w:sz w:val="19"/>
-              </w:rPr>
-              <w:t>Scientific &amp; Practical Explanation</w:t>
-            </w:r>
-          </w:p>
-        </w:tc>
-      </w:tr>
-      <w:tr>
-        <w:tc>
-          <w:tcPr>
-            <w:tcW w:type="dxa" w:w="2160"/>
-            <w:shd w:fill="FFFFFF"/>
-            <w:tcMar>
-              <w:top w:w="100" w:type="dxa"/>
-              <w:bottom w:w="100" w:type="dxa"/>
-              <w:left w:w="140" w:type="dxa"/>
-              <w:right w:w="140" w:type="dxa"/>
-            </w:tcMar>
-          </w:tcPr>
-          <w:p>
-            <w:r>
-              <w:rPr>
-                <w:color w:val="1E293B"/>
-                <w:sz w:val="19"/>
-              </w:rPr>
-              <w:t>Recall@K</w:t>
-            </w:r>
-          </w:p>
-        </w:tc>
-        <w:tc>
-          <w:tcPr>
-            <w:tcW w:type="dxa" w:w="2592"/>
-            <w:shd w:fill="FFFFFF"/>
-            <w:tcMar>
-              <w:top w:w="100" w:type="dxa"/>
-              <w:bottom w:w="100" w:type="dxa"/>
-              <w:left w:w="140" w:type="dxa"/>
-              <w:right w:w="140" w:type="dxa"/>
-            </w:tcMar>
-          </w:tcPr>
-          <w:p>
-            <w:r>
-              <w:rPr>
-                <w:color w:val="1E293B"/>
-                <w:sz w:val="19"/>
-              </w:rPr>
-              <w:t>Did we find the right page?</w:t>
-            </w:r>
-          </w:p>
-        </w:tc>
-        <w:tc>
-          <w:tcPr>
-            <w:tcW w:type="dxa" w:w="4608"/>
-            <w:shd w:fill="FFFFFF"/>
-            <w:tcMar>
-              <w:top w:w="100" w:type="dxa"/>
-              <w:bottom w:w="100" w:type="dxa"/>
-              <w:left w:w="140" w:type="dxa"/>
-              <w:right w:w="140" w:type="dxa"/>
-            </w:tcMar>
-          </w:tcPr>
-          <w:p>
-            <w:r>
-              <w:rPr>
-                <w:color w:val="1E293B"/>
-                <w:sz w:val="19"/>
-              </w:rPr>
-              <w:t>The percentage of questions where the true golden evidence was successfully included anywhere within the top K retrieved pages.</w:t>
-            </w:r>
-          </w:p>
-        </w:tc>
-      </w:tr>
-      <w:tr>
-        <w:tc>
-          <w:tcPr>
-            <w:tcW w:type="dxa" w:w="2160"/>
-            <w:shd w:fill="F8FAFC"/>
-            <w:tcMar>
-              <w:top w:w="100" w:type="dxa"/>
-              <w:bottom w:w="100" w:type="dxa"/>
-              <w:left w:w="140" w:type="dxa"/>
-              <w:right w:w="140" w:type="dxa"/>
-            </w:tcMar>
-          </w:tcPr>
-          <w:p>
-            <w:r>
-              <w:rPr>
-                <w:color w:val="1E293B"/>
-                <w:sz w:val="19"/>
-              </w:rPr>
-              <w:t>MRR@K (Reciprocal Rank)</w:t>
-            </w:r>
-          </w:p>
-        </w:tc>
-        <w:tc>
-          <w:tcPr>
-            <w:tcW w:type="dxa" w:w="2592"/>
-            <w:shd w:fill="F8FAFC"/>
-            <w:tcMar>
-              <w:top w:w="100" w:type="dxa"/>
-              <w:bottom w:w="100" w:type="dxa"/>
-              <w:left w:w="140" w:type="dxa"/>
-              <w:right w:w="140" w:type="dxa"/>
-            </w:tcMar>
-          </w:tcPr>
-          <w:p>
-            <w:r>
-              <w:rPr>
-                <w:color w:val="1E293B"/>
-                <w:sz w:val="19"/>
-              </w:rPr>
-              <w:t>Is the answer on top of the pile?</w:t>
-            </w:r>
-          </w:p>
-        </w:tc>
-        <w:tc>
-          <w:tcPr>
-            <w:tcW w:type="dxa" w:w="4608"/>
-            <w:shd w:fill="F8FAFC"/>
-            <w:tcMar>
-              <w:top w:w="100" w:type="dxa"/>
-              <w:bottom w:w="100" w:type="dxa"/>
-              <w:left w:w="140" w:type="dxa"/>
-              <w:right w:w="140" w:type="dxa"/>
-            </w:tcMar>
-          </w:tcPr>
-          <w:p>
-            <w:r>
-              <w:rPr>
-                <w:color w:val="1E293B"/>
-                <w:sz w:val="19"/>
-              </w:rPr>
-              <w:t>Measures how close to the very top the first correct piece of evidence appears. Rank #1 gives 1.0; Rank #2 gives 0.5; Rank #5 gives 0.2. Crucial for beating 'Lost in the Middle'.</w:t>
-            </w:r>
-          </w:p>
-        </w:tc>
-      </w:tr>
-      <w:tr>
-        <w:tc>
-          <w:tcPr>
-            <w:tcW w:type="dxa" w:w="2160"/>
-            <w:shd w:fill="FFFFFF"/>
-            <w:tcMar>
-              <w:top w:w="100" w:type="dxa"/>
-              <w:bottom w:w="100" w:type="dxa"/>
-              <w:left w:w="140" w:type="dxa"/>
-              <w:right w:w="140" w:type="dxa"/>
-            </w:tcMar>
-          </w:tcPr>
-          <w:p>
-            <w:r>
-              <w:rPr>
-                <w:color w:val="1E293B"/>
-                <w:sz w:val="19"/>
-              </w:rPr>
-              <w:t>Precision@K</w:t>
-            </w:r>
-          </w:p>
-        </w:tc>
-        <w:tc>
-          <w:tcPr>
-            <w:tcW w:type="dxa" w:w="2592"/>
-            <w:shd w:fill="FFFFFF"/>
-            <w:tcMar>
-              <w:top w:w="100" w:type="dxa"/>
-              <w:bottom w:w="100" w:type="dxa"/>
-              <w:left w:w="140" w:type="dxa"/>
-              <w:right w:w="140" w:type="dxa"/>
-            </w:tcMar>
-          </w:tcPr>
-          <w:p>
-            <w:r>
-              <w:rPr>
-                <w:color w:val="1E293B"/>
-                <w:sz w:val="19"/>
-              </w:rPr>
-              <w:t>How clean is the pile?</w:t>
-            </w:r>
-          </w:p>
-        </w:tc>
-        <w:tc>
-          <w:tcPr>
-            <w:tcW w:type="dxa" w:w="4608"/>
-            <w:shd w:fill="FFFFFF"/>
-            <w:tcMar>
-              <w:top w:w="100" w:type="dxa"/>
-              <w:bottom w:w="100" w:type="dxa"/>
-              <w:left w:w="140" w:type="dxa"/>
-              <w:right w:w="140" w:type="dxa"/>
-            </w:tcMar>
-          </w:tcPr>
-          <w:p>
-            <w:r>
-              <w:rPr>
-                <w:color w:val="1E293B"/>
-                <w:sz w:val="19"/>
-              </w:rPr>
-              <w:t>The signal-to-noise ratio: what percentage of the retrieved pages are actual evidence versus unrelated background pages.</w:t>
-            </w:r>
-          </w:p>
-        </w:tc>
-      </w:tr>
-      <w:tr>
-        <w:tc>
-          <w:tcPr>
-            <w:tcW w:type="dxa" w:w="2160"/>
-            <w:shd w:fill="F8FAFC"/>
-            <w:tcMar>
-              <w:top w:w="100" w:type="dxa"/>
-              <w:bottom w:w="100" w:type="dxa"/>
-              <w:left w:w="140" w:type="dxa"/>
-              <w:right w:w="140" w:type="dxa"/>
-            </w:tcMar>
-          </w:tcPr>
-          <w:p>
-            <w:r>
-              <w:rPr>
-                <w:color w:val="1E293B"/>
-                <w:sz w:val="19"/>
-              </w:rPr>
-              <w:t>RAGAS Faithfulness</w:t>
-            </w:r>
-          </w:p>
-        </w:tc>
-        <w:tc>
-          <w:tcPr>
-            <w:tcW w:type="dxa" w:w="2592"/>
-            <w:shd w:fill="F8FAFC"/>
-            <w:tcMar>
-              <w:top w:w="100" w:type="dxa"/>
-              <w:bottom w:w="100" w:type="dxa"/>
-              <w:left w:w="140" w:type="dxa"/>
-              <w:right w:w="140" w:type="dxa"/>
-            </w:tcMar>
-          </w:tcPr>
-          <w:p>
-            <w:r>
-              <w:rPr>
-                <w:color w:val="1E293B"/>
-                <w:sz w:val="19"/>
-              </w:rPr>
-              <w:t>The 'No Hallucination' Score</w:t>
-            </w:r>
-          </w:p>
-        </w:tc>
-        <w:tc>
-          <w:tcPr>
-            <w:tcW w:type="dxa" w:w="4608"/>
-            <w:shd w:fill="F8FAFC"/>
-            <w:tcMar>
-              <w:top w:w="100" w:type="dxa"/>
-              <w:bottom w:w="100" w:type="dxa"/>
-              <w:left w:w="140" w:type="dxa"/>
-              <w:right w:w="140" w:type="dxa"/>
-            </w:tcMar>
-          </w:tcPr>
-          <w:p>
-            <w:r>
-              <w:rPr>
-                <w:color w:val="1E293B"/>
-                <w:sz w:val="19"/>
-              </w:rPr>
-              <w:t>What percentage of the claims made in the AI's final written answer can be directly verified from the source PDF text (0.932 = 93.2% grounded).</w:t>
-            </w:r>
-          </w:p>
-        </w:tc>
-      </w:tr>
-      <w:tr>
-        <w:tc>
-          <w:tcPr>
-            <w:tcW w:type="dxa" w:w="2160"/>
-            <w:shd w:fill="FFFFFF"/>
-            <w:tcMar>
-              <w:top w:w="100" w:type="dxa"/>
-              <w:bottom w:w="100" w:type="dxa"/>
-              <w:left w:w="140" w:type="dxa"/>
-              <w:right w:w="140" w:type="dxa"/>
-            </w:tcMar>
-          </w:tcPr>
-          <w:p>
-            <w:r>
-              <w:rPr>
-                <w:color w:val="1E293B"/>
-                <w:sz w:val="19"/>
-              </w:rPr>
-              <w:t>Statistical Significance (p = 0.0412)</w:t>
-            </w:r>
-          </w:p>
-        </w:tc>
-        <w:tc>
-          <w:tcPr>
-            <w:tcW w:type="dxa" w:w="2592"/>
-            <w:shd w:fill="FFFFFF"/>
-            <w:tcMar>
-              <w:top w:w="100" w:type="dxa"/>
-              <w:bottom w:w="100" w:type="dxa"/>
-              <w:left w:w="140" w:type="dxa"/>
-              <w:right w:w="140" w:type="dxa"/>
-            </w:tcMar>
-          </w:tcPr>
-          <w:p>
-            <w:r>
-              <w:rPr>
-                <w:color w:val="1E293B"/>
-                <w:sz w:val="19"/>
-              </w:rPr>
-              <w:t>Proof it's not luck</w:t>
-            </w:r>
-          </w:p>
-        </w:tc>
-        <w:tc>
-          <w:tcPr>
-            <w:tcW w:type="dxa" w:w="4608"/>
-            <w:shd w:fill="FFFFFF"/>
-            <w:tcMar>
-              <w:top w:w="100" w:type="dxa"/>
-              <w:bottom w:w="100" w:type="dxa"/>
-              <w:left w:w="140" w:type="dxa"/>
-              <w:right w:w="140" w:type="dxa"/>
-            </w:tcMar>
-          </w:tcPr>
-          <w:p>
-            <w:r>
-              <w:rPr>
-                <w:color w:val="1E293B"/>
-                <w:sz w:val="19"/>
-              </w:rPr>
-              <w:t>In science, p &lt; 0.05 proves that the improvement has less than a 5% chance of being random luck. Our Paired t-test proves the reranker's gains are mathematically genuine.</w:t>
-            </w:r>
-          </w:p>
-        </w:tc>
-      </w:tr>
-    </w:tbl>
-    <w:p>
-      <w:pPr>
-        <w:spacing w:before="0" w:after="120"/>
-      </w:pPr>
-    </w:p>
-    <w:p>
-      <w:pPr>
-        <w:keepNext/>
-        <w:spacing w:before="400" w:after="120"/>
-        <w:pBdr>
-          <w:bottom w:val="single" w:sz="12" w:space="4" w:color="1F4E79"/>
-        </w:pBdr>
-      </w:pPr>
-      <w:r>
-        <w:rPr>
-          <w:rFonts w:ascii="Calibri" w:hAnsi="Calibri"/>
-          <w:b/>
-          <w:color w:val="1F4E79"/>
-          <w:sz w:val="32"/>
-        </w:rPr>
-        <w:t>4. What is Evaluation Depth (k_eval) &amp; What are the Choices?</w:t>
-      </w:r>
-    </w:p>
-    <w:p>
-      <w:r>
-        <w:t>Evaluation Depth (k_eval) defines how many top-ranked document chunks the system evaluates and feeds into the AI's prompt window. In your system dropdown, there are 3 choices:</w:t>
-      </w:r>
-    </w:p>
-    <w:tbl>
-      <w:tblPr>
-        <w:tblW w:type="auto" w:w="0"/>
-        <w:jc w:val="center"/>
-        <w:tblLayout w:type="fixed"/>
-        <w:tblLook w:firstColumn="1" w:firstRow="1" w:lastColumn="0" w:lastRow="0" w:noHBand="0" w:noVBand="1" w:val="04A0"/>
-      </w:tblPr>
-      <w:tblGrid>
-        <w:gridCol w:w="3120"/>
-        <w:gridCol w:w="3120"/>
-        <w:gridCol w:w="3120"/>
-      </w:tblGrid>
-      <w:tr>
-        <w:tc>
-          <w:tcPr>
-            <w:tcW w:type="dxa" w:w="2592"/>
-            <w:shd w:fill="1F4E79"/>
-            <w:tcMar>
-              <w:top w:w="120" w:type="dxa"/>
-              <w:bottom w:w="120" w:type="dxa"/>
-              <w:left w:w="140" w:type="dxa"/>
-              <w:right w:w="140" w:type="dxa"/>
-            </w:tcMar>
-          </w:tcPr>
-          <w:p>
-            <w:pPr>
-              <w:jc w:val="left"/>
-            </w:pPr>
-            <w:r>
-              <w:rPr>
-                <w:b/>
-                <w:color w:val="FFFFFF"/>
-                <w:sz w:val="19"/>
-              </w:rPr>
-              <w:t>Choice in Dropdown</w:t>
-            </w:r>
-          </w:p>
-        </w:tc>
-        <w:tc>
-          <w:tcPr>
-            <w:tcW w:type="dxa" w:w="2592"/>
-            <w:shd w:fill="1F4E79"/>
-            <w:tcMar>
-              <w:top w:w="120" w:type="dxa"/>
-              <w:bottom w:w="120" w:type="dxa"/>
-              <w:left w:w="140" w:type="dxa"/>
-              <w:right w:w="140" w:type="dxa"/>
-            </w:tcMar>
-          </w:tcPr>
-          <w:p>
-            <w:pPr>
-              <w:jc w:val="left"/>
-            </w:pPr>
-            <w:r>
-              <w:rPr>
-                <w:b/>
-                <w:color w:val="FFFFFF"/>
-                <w:sz w:val="19"/>
-              </w:rPr>
-              <w:t>Context Profile</w:t>
-            </w:r>
-          </w:p>
-        </w:tc>
-        <w:tc>
-          <w:tcPr>
-            <w:tcW w:type="dxa" w:w="4176"/>
-            <w:shd w:fill="1F4E79"/>
-            <w:tcMar>
-              <w:top w:w="120" w:type="dxa"/>
-              <w:bottom w:w="120" w:type="dxa"/>
-              <w:left w:w="140" w:type="dxa"/>
-              <w:right w:w="140" w:type="dxa"/>
-            </w:tcMar>
-          </w:tcPr>
-          <w:p>
-            <w:pPr>
-              <w:jc w:val="left"/>
-            </w:pPr>
-            <w:r>
-              <w:rPr>
-                <w:b/>
-                <w:color w:val="FFFFFF"/>
-                <w:sz w:val="19"/>
-              </w:rPr>
-              <w:t>When and Why to Choose It</w:t>
-            </w:r>
-          </w:p>
-        </w:tc>
-      </w:tr>
-      <w:tr>
-        <w:tc>
-          <w:tcPr>
-            <w:tcW w:type="dxa" w:w="2592"/>
-            <w:shd w:fill="FFFFFF"/>
-            <w:tcMar>
-              <w:top w:w="100" w:type="dxa"/>
-              <w:bottom w:w="100" w:type="dxa"/>
-              <w:left w:w="140" w:type="dxa"/>
-              <w:right w:w="140" w:type="dxa"/>
-            </w:tcMar>
-          </w:tcPr>
-          <w:p>
-            <w:r>
-              <w:rPr>
-                <w:color w:val="1E293B"/>
-                <w:sz w:val="19"/>
-              </w:rPr>
-              <w:t>Top 5 Output (K = 5)</w:t>
-            </w:r>
-          </w:p>
-        </w:tc>
-        <w:tc>
-          <w:tcPr>
-            <w:tcW w:type="dxa" w:w="2592"/>
-            <w:shd w:fill="FFFFFF"/>
-            <w:tcMar>
-              <w:top w:w="100" w:type="dxa"/>
-              <w:bottom w:w="100" w:type="dxa"/>
-              <w:left w:w="140" w:type="dxa"/>
-              <w:right w:w="140" w:type="dxa"/>
-            </w:tcMar>
-          </w:tcPr>
-          <w:p>
-            <w:r>
-              <w:rPr>
-                <w:color w:val="1E293B"/>
-                <w:sz w:val="19"/>
-              </w:rPr>
-              <w:t>Lightweight Chat Window</w:t>
-            </w:r>
-          </w:p>
-        </w:tc>
-        <w:tc>
-          <w:tcPr>
-            <w:tcW w:type="dxa" w:w="4176"/>
-            <w:shd w:fill="FFFFFF"/>
-            <w:tcMar>
-              <w:top w:w="100" w:type="dxa"/>
-              <w:bottom w:w="100" w:type="dxa"/>
-              <w:left w:w="140" w:type="dxa"/>
-              <w:right w:w="140" w:type="dxa"/>
-            </w:tcMar>
-          </w:tcPr>
-          <w:p>
-            <w:r>
-              <w:rPr>
-                <w:color w:val="1E293B"/>
-                <w:sz w:val="19"/>
-              </w:rPr>
-              <w:t>Best for fast mobile/edge chat on a consumer laptop. Minimizes prompt tokens so the AI generates in just 2-3 seconds. Recall@5 reaches 48.0%.</w:t>
-            </w:r>
-          </w:p>
-        </w:tc>
-      </w:tr>
-      <w:tr>
-        <w:tc>
-          <w:tcPr>
-            <w:tcW w:type="dxa" w:w="2592"/>
-            <w:shd w:fill="F8FAFC"/>
-            <w:tcMar>
-              <w:top w:w="100" w:type="dxa"/>
-              <w:bottom w:w="100" w:type="dxa"/>
-              <w:left w:w="140" w:type="dxa"/>
-              <w:right w:w="140" w:type="dxa"/>
-            </w:tcMar>
-          </w:tcPr>
-          <w:p>
-            <w:r>
-              <w:rPr>
-                <w:color w:val="1E293B"/>
-                <w:sz w:val="19"/>
-              </w:rPr>
-              <w:t>Top 10 Output (K = 10)</w:t>
-            </w:r>
-          </w:p>
-        </w:tc>
-        <w:tc>
-          <w:tcPr>
-            <w:tcW w:type="dxa" w:w="2592"/>
-            <w:shd w:fill="F8FAFC"/>
-            <w:tcMar>
-              <w:top w:w="100" w:type="dxa"/>
-              <w:bottom w:w="100" w:type="dxa"/>
-              <w:left w:w="140" w:type="dxa"/>
-              <w:right w:w="140" w:type="dxa"/>
-            </w:tcMar>
-          </w:tcPr>
-          <w:p>
-            <w:r>
-              <w:rPr>
-                <w:color w:val="1E293B"/>
-                <w:sz w:val="19"/>
-              </w:rPr>
-              <w:t>Deep Research Standard (Recommended)</w:t>
-            </w:r>
-          </w:p>
-        </w:tc>
-        <w:tc>
-          <w:tcPr>
-            <w:tcW w:type="dxa" w:w="4176"/>
-            <w:shd w:fill="F8FAFC"/>
-            <w:tcMar>
-              <w:top w:w="100" w:type="dxa"/>
-              <w:bottom w:w="100" w:type="dxa"/>
-              <w:left w:w="140" w:type="dxa"/>
-              <w:right w:w="140" w:type="dxa"/>
-            </w:tcMar>
-          </w:tcPr>
-          <w:p>
-            <w:r>
-              <w:rPr>
-                <w:color w:val="1E293B"/>
-                <w:sz w:val="19"/>
-              </w:rPr>
-              <w:t>The universal gold standard in academic IR research. Balances deep factual coverage against prompt clutter and attention fatigue. Recall@10 reaches 62.0% - 74.0%.</w:t>
-            </w:r>
-          </w:p>
-        </w:tc>
-      </w:tr>
-      <w:tr>
-        <w:tc>
-          <w:tcPr>
-            <w:tcW w:type="dxa" w:w="2592"/>
-            <w:shd w:fill="FFFFFF"/>
-            <w:tcMar>
-              <w:top w:w="100" w:type="dxa"/>
-              <w:bottom w:w="100" w:type="dxa"/>
-              <w:left w:w="140" w:type="dxa"/>
-              <w:right w:w="140" w:type="dxa"/>
-            </w:tcMar>
-          </w:tcPr>
-          <w:p>
-            <w:r>
-              <w:rPr>
-                <w:color w:val="1E293B"/>
-                <w:sz w:val="19"/>
-              </w:rPr>
-              <w:t>Top 20 Output (K = 20)</w:t>
-            </w:r>
-          </w:p>
-        </w:tc>
-        <w:tc>
-          <w:tcPr>
-            <w:tcW w:type="dxa" w:w="2592"/>
-            <w:shd w:fill="FFFFFF"/>
-            <w:tcMar>
-              <w:top w:w="100" w:type="dxa"/>
-              <w:bottom w:w="100" w:type="dxa"/>
-              <w:left w:w="140" w:type="dxa"/>
-              <w:right w:w="140" w:type="dxa"/>
-            </w:tcMar>
-          </w:tcPr>
-          <w:p>
-            <w:r>
-              <w:rPr>
-                <w:color w:val="1E293B"/>
-                <w:sz w:val="19"/>
-              </w:rPr>
-              <w:t>Candidate Funnel Ceiling</w:t>
-            </w:r>
-          </w:p>
-        </w:tc>
-        <w:tc>
-          <w:tcPr>
-            <w:tcW w:type="dxa" w:w="4176"/>
-            <w:shd w:fill="FFFFFF"/>
-            <w:tcMar>
-              <w:top w:w="100" w:type="dxa"/>
-              <w:bottom w:w="100" w:type="dxa"/>
-              <w:left w:w="140" w:type="dxa"/>
-              <w:right w:w="140" w:type="dxa"/>
-            </w:tcMar>
-          </w:tcPr>
-          <w:p>
-            <w:r>
-              <w:rPr>
-                <w:color w:val="1E293B"/>
-                <w:sz w:val="19"/>
-              </w:rPr>
-              <w:t>Tests whether the initial hybrid search caught the answer anywhere in its net. Reaches 76.0% - 90.0% recall.</w:t>
-            </w:r>
-          </w:p>
-        </w:tc>
-      </w:tr>
-    </w:tbl>
-    <w:p>
-      <w:pPr>
-        <w:spacing w:before="0" w:after="120"/>
-      </w:pPr>
-    </w:p>
-    <w:p>
-      <w:pPr>
-        <w:keepNext/>
-        <w:spacing w:before="400" w:after="120"/>
-        <w:pBdr>
-          <w:bottom w:val="single" w:sz="12" w:space="4" w:color="1F4E79"/>
-        </w:pBdr>
-      </w:pPr>
-      <w:r>
-        <w:rPr>
-          <w:rFonts w:ascii="Calibri" w:hAnsi="Calibri"/>
-          <w:b/>
-          <w:color w:val="1F4E79"/>
-          <w:sz w:val="32"/>
-        </w:rPr>
-        <w:t>5. The 10-Minute Slide-by-Slide Speaking Script</w:t>
-      </w:r>
-    </w:p>
-    <w:p>
-      <w:r>
-        <w:t>Use this speaking script during your formal oral defense. It is written in simple, confident English:</w:t>
-      </w:r>
-    </w:p>
-    <w:p>
-      <w:pPr>
-        <w:keepNext/>
-        <w:spacing w:before="280" w:after="80"/>
-      </w:pPr>
-      <w:r>
-        <w:rPr>
-          <w:rFonts w:ascii="Calibri" w:hAnsi="Calibri"/>
-          <w:b/>
-          <w:color w:val="2E75B6"/>
-          <w:sz w:val="26"/>
-        </w:rPr>
-        <w:t>Slide 1: Title &amp; The Problem (1.5 Minutes)</w:t>
-      </w:r>
-    </w:p>
-    <w:tbl>
-      <w:tblPr>
-        <w:tblW w:type="auto" w:w="0"/>
-        <w:jc w:val="center"/>
-        <w:tblLayout w:type="fixed"/>
         <w:tblLook w:firstColumn="1" w:firstRow="1" w:lastColumn="0" w:lastRow="0" w:noHBand="0" w:noVBand="1" w:val="04A0"/>
       </w:tblPr>
       <w:tblGrid>
@@ -1388,42 +407,68 @@
               <w:right w:w="200" w:type="dxa"/>
             </w:tcMar>
             <w:tcBorders>
-              <w:top w:val="none"/>
-              <w:left w:val="single" w:sz="24" w:color="2E75B6"/>
-              <w:bottom w:val="none"/>
-              <w:right w:val="none"/>
+              <w:top w:val="single" w:sz="12" w:space="0" w:color="2E75B6"/>
+              <w:bottom w:val="single" w:sz="12" w:space="0" w:color="2E75B6"/>
+              <w:left w:val="single" w:sz="12" w:space="0" w:color="1F4E79"/>
+              <w:right w:val="single" w:sz="12" w:space="0" w:color="2E75B6"/>
             </w:tcBorders>
           </w:tcPr>
           <w:p>
             <w:pPr>
-              <w:spacing w:after="40"/>
+              <w:spacing w:before="0" w:after="80"/>
             </w:pPr>
             <w:r>
               <w:rPr>
+                <w:rFonts w:ascii="Segoe UI" w:hAnsi="Segoe UI"/>
                 <w:b/>
-                <w:color w:val="2E75B6"/>
+                <w:color w:val="1F4E79"/>
                 <w:sz w:val="19"/>
               </w:rPr>
-              <w:t>Slide 1 Speaking Script:</w:t>
+              <w:t>🎙️ VERBATIM PRESENTATION SCRIPT (WHAT TO SAY):</w:t>
               <w:br/>
             </w:r>
             <w:r>
               <w:rPr>
+                <w:rFonts w:ascii="Segoe UI" w:hAnsi="Segoe UI"/>
+                <w:b/>
                 <w:i/>
-                <w:color w:val="1E293B"/>
-                <w:sz w:val="21"/>
+                <w:color w:val="C00000"/>
+                <w:sz w:val="19"/>
               </w:rPr>
-              <w:t>"Good morning, members of the panel. Today, I am presenting LocalRAG, an offline, private, and verifiable document intelligence system.</w:t>
+              <w:t>👉 [ACTION / VISUAL CUE: Display Visual Flowchart 1: The Naive AI Failure Cycle.]</w:t>
               <w:br/>
               <w:br/>
-              <w:t>In many companies, law firms, and hospitals, professionals want to use AI to search their PDF documents. However, they face two massive problems:</w:t>
-              <w:br/>
-              <w:t>1. Data Privacy: You cannot upload proprietary financial documents or patient medical records to public cloud APIs like ChatGPT.</w:t>
-              <w:br/>
-              <w:t>2. AI Hallucinations: When searching across 20 dense technical papers, standard AI search gets easily confused by overlapping vocabulary and feeds the AI the wrong page. When the AI gets the wrong page, it invents believable but false answers.</w:t>
+            </w:r>
+            <w:r>
+              <w:rPr>
+                <w:rFonts w:ascii="Segoe UI" w:hAnsi="Segoe UI"/>
+                <w:i/>
+                <w:color w:val="1A1A1A"/>
+                <w:sz w:val="20"/>
+              </w:rPr>
+              <w:t>"Respected members of the panel, our research investigates a critical failure mode at the intersection of information retrieval and natural language processing. Today, technical organizations—such as hospital research labs, defense contractors, and financial auditors—face three insurmountable barriers when attempting to deploy modern artificial intelligence for literature search:</w:t>
               <w:br/>
               <w:br/>
-              <w:t>LocalRAG solves this by running 100% locally on a consumer computer, pairing a two-stage hybrid retrieval pipeline with a neural reranker, and proving its accuracy using a rigorous 50-query scientific benchmark."</w:t>
+              <w:t>First is the Hallucination and Evidence Mismatch Crisis. Generative Large Language Models are probabilistic auto-regressive engines: they predict the next most likely token, not the verified truth. When asked a question about a technical research paper, if the retrieval engine delivers irrelevant passages, the LLM fabricates plausible-sounding but completely fictitious findings, citations, and formulas.</w:t>
+              <w:br/>
+              <w:br/>
+              <w:t>Second is the Cloud Privacy and Data Sovereignty Barrier. Regulatory frameworks like HIPAA in healthcare and strict Non-Disclosure Agreements make it legally prohibited to send proprietary manuscripts or clinical trial data to third-party cloud APIs like OpenAI or Anthropic. Technical organizations require a system that operates completely offline, air-gapped, on local hardware.</w:t>
+              <w:br/>
+              <w:br/>
+              <w:t>Third is the Information Density Problem of Scientific Literature. In a repository of dense academic papers, hundreds of pages share the exact same academic vocabulary—terms like 'transformer', 'attention mechanism', or 'loss convergence' appear in every manuscript. Traditional search engines suffer from severe semantic drift: they confuse which paper formulated which specific empirical benchmark."</w:t>
+            </w:r>
+          </w:p>
+          <w:p>
+            <w:pPr>
+              <w:spacing w:before="120" w:after="0"/>
+            </w:pPr>
+            <w:r>
+              <w:rPr>
+                <w:rFonts w:ascii="Segoe UI" w:hAnsi="Segoe UI"/>
+                <w:color w:val="595959"/>
+                <w:sz w:val="17"/>
+              </w:rPr>
+              <w:t>💡 Panelist Strategy Note: Emphasize that hallucination is an Information Retrieval failure, not just an LLM generation defect.</w:t>
             </w:r>
           </w:p>
         </w:tc>
@@ -1431,29 +476,210 @@
     </w:tbl>
     <w:p>
       <w:pPr>
-        <w:spacing w:before="0" w:after="80"/>
+        <w:spacing w:before="40" w:after="80"/>
+      </w:pPr>
+    </w:p>
+    <w:tbl>
+      <w:tblPr>
+        <w:tblW w:type="auto" w:w="0"/>
+        <w:jc w:val="center"/>
+        <w:tblLook w:firstColumn="1" w:firstRow="1" w:lastColumn="0" w:lastRow="0" w:noHBand="0" w:noVBand="1" w:val="04A0"/>
+      </w:tblPr>
+      <w:tblGrid>
+        <w:gridCol w:w="9360"/>
+      </w:tblGrid>
+      <w:tr>
+        <w:tc>
+          <w:tcPr>
+            <w:tcW w:type="dxa" w:w="9360"/>
+            <w:shd w:fill="F9FAFB"/>
+            <w:tcMar>
+              <w:top w:w="120" w:type="dxa"/>
+              <w:bottom w:w="120" w:type="dxa"/>
+              <w:left w:w="180" w:type="dxa"/>
+              <w:right w:w="180" w:type="dxa"/>
+            </w:tcMar>
+            <w:tcBorders>
+              <w:top w:val="single" w:sz="8" w:space="0" w:color="D9D9D9"/>
+              <w:bottom w:val="single" w:sz="8" w:space="0" w:color="D9D9D9"/>
+              <w:left w:val="single" w:sz="8" w:space="0" w:color="2E75B6"/>
+              <w:right w:val="single" w:sz="8" w:space="0" w:color="D9D9D9"/>
+            </w:tcBorders>
+          </w:tcPr>
+          <w:p>
+            <w:pPr>
+              <w:spacing w:before="0" w:after="80"/>
+            </w:pPr>
+            <w:r>
+              <w:rPr>
+                <w:rFonts w:ascii="Segoe UI" w:hAnsi="Segoe UI"/>
+                <w:b/>
+                <w:color w:val="1F4E79"/>
+                <w:sz w:val="19"/>
+              </w:rPr>
+              <w:t>📊 ARCHITECTURE DIAGRAM / FLOWCHART: Visual 1: The Naive AI Failure Cycle in Dense Technical Literature</w:t>
+              <w:br/>
+            </w:r>
+            <w:r>
+              <w:rPr>
+                <w:rFonts w:ascii="Consolas" w:hAnsi="Consolas"/>
+                <w:color w:val="222222"/>
+                <w:sz w:val="17"/>
+              </w:rPr>
+              <w:t>+-----------------------------------------------------------------------------------------+</w:t>
+              <w:br/>
+              <w:t>|                             THE NAIVE AI FAILURE CYCLE                                  |</w:t>
+              <w:br/>
+              <w:t>+-----------------------------------------------------------------------------------------+</w:t>
+              <w:br/>
+              <w:t>|                                                                                         |</w:t>
+              <w:br/>
+              <w:t>|    [User Query: What is the F1 score?]                                                  |</w:t>
+              <w:br/>
+              <w:t>|                      |                                                                  |</w:t>
+              <w:br/>
+              <w:t>|                      v                                                                  |</w:t>
+              <w:br/>
+              <w:t>|      +-------------------------------+                                                  |</w:t>
+              <w:br/>
+              <w:t>|      |  5,000 Dense Academic Chunks  |                                                  |</w:t>
+              <w:br/>
+              <w:t>|      |  All using identical jargon   |                                                  |</w:t>
+              <w:br/>
+              <w:t>|      +---------------+---------------+                                                  |</w:t>
+              <w:br/>
+              <w:t>|                      |                                                                  |</w:t>
+              <w:br/>
+              <w:t>|                      v (Naive Vector Search)                                            |</w:t>
+              <w:br/>
+              <w:t>|      +-------------------------------------------------------------+                    |</w:t>
+              <w:br/>
+              <w:t>|      |  WRONG EVIDENCE DELIVERED TO LLM                            |                    |</w:t>
+              <w:br/>
+              <w:t>|      |  - Chunk 1: Mentions F1 score in different paper (Distractor)|                   |</w:t>
+              <w:br/>
+              <w:t>|      |  - Chunk 2: Discussion of unrelated baseline                |                    |</w:t>
+              <w:br/>
+              <w:t>|      +-------------------------------------------------------------+                    |</w:t>
+              <w:br/>
+              <w:t>|                      |                                                                  |</w:t>
+              <w:br/>
+              <w:t>|                      v                                                                  |</w:t>
+              <w:br/>
+              <w:t>|      +-------------------------------------------------------------+                    |</w:t>
+              <w:br/>
+              <w:t>|      |  CATASTROPHIC LLM HALLUCINATION                             |                    |</w:t>
+              <w:br/>
+              <w:t>|      |  - Generates fabricated statistics with false confidence    |                    |</w:t>
+              <w:br/>
+              <w:t>|      |  - Cites non-existent pages and invalid formulas            |                    |</w:t>
+              <w:br/>
+              <w:t>|      +-------------------------------------------------------------+                    |</w:t>
+              <w:br/>
+              <w:t>+-----------------------------------------------------------------------------------------+</w:t>
+              <w:br/>
+            </w:r>
+          </w:p>
+        </w:tc>
+      </w:tr>
+    </w:tbl>
+    <w:p>
+      <w:pPr>
+        <w:spacing w:after="80"/>
       </w:pPr>
     </w:p>
     <w:p>
       <w:pPr>
         <w:keepNext/>
-        <w:spacing w:before="280" w:after="80"/>
+        <w:spacing w:before="400" w:after="160"/>
       </w:pPr>
       <w:r>
         <w:rPr>
-          <w:rFonts w:ascii="Calibri" w:hAnsi="Calibri"/>
+          <w:rFonts w:ascii="Segoe UI" w:hAnsi="Segoe UI"/>
           <w:b/>
-          <w:color w:val="2E75B6"/>
-          <w:sz w:val="26"/>
+          <w:color w:val="1F4E79"/>
+          <w:sz w:val="32"/>
         </w:rPr>
-        <w:t>Slide 2: System Architecture (2 Minutes)</w:t>
+        <w:t>PART 2: EXISTING SOLUTIONS &amp; WHY THEY FAIL</w:t>
       </w:r>
     </w:p>
     <w:tbl>
       <w:tblPr>
         <w:tblW w:type="auto" w:w="0"/>
         <w:jc w:val="center"/>
-        <w:tblLayout w:type="fixed"/>
+        <w:tblLook w:firstColumn="1" w:firstRow="1" w:lastColumn="0" w:lastRow="0" w:noHBand="0" w:noVBand="1" w:val="04A0"/>
+      </w:tblPr>
+      <w:tblGrid>
+        <w:gridCol w:w="9360"/>
+      </w:tblGrid>
+      <w:tr>
+        <w:tc>
+          <w:tcPr>
+            <w:tcW w:type="dxa" w:w="9360"/>
+            <w:shd w:fill="EBF1F5"/>
+            <w:tcMar>
+              <w:top w:w="100" w:type="dxa"/>
+              <w:bottom w:w="100" w:type="dxa"/>
+              <w:left w:w="160" w:type="dxa"/>
+              <w:right w:w="160" w:type="dxa"/>
+            </w:tcMar>
+            <w:tcBorders>
+              <w:top w:val="single" w:sz="8" w:space="0" w:color="5B9BD5"/>
+              <w:bottom w:val="single" w:sz="8" w:space="0" w:color="5B9BD5"/>
+              <w:left w:val="single" w:sz="8" w:space="0" w:color="2E75B6"/>
+              <w:right w:val="single" w:sz="8" w:space="0" w:color="5B9BD5"/>
+            </w:tcBorders>
+          </w:tcPr>
+          <w:p>
+            <w:pPr>
+              <w:spacing w:before="0" w:after="40"/>
+            </w:pPr>
+            <w:r>
+              <w:rPr>
+                <w:rFonts w:ascii="Segoe UI" w:hAnsi="Segoe UI"/>
+                <w:b/>
+                <w:color w:val="1F4E79"/>
+                <w:sz w:val="19"/>
+              </w:rPr>
+              <w:t>📋 BSCS RUBRIC CRITERION 1: PROBLEM-SOLUTION ALIGNMENT &amp; TECHNICAL BACKGROUND (10 POINTS)</w:t>
+              <w:br/>
+            </w:r>
+            <w:r>
+              <w:rPr>
+                <w:rFonts w:ascii="Segoe UI" w:hAnsi="Segoe UI"/>
+                <w:color w:val="333333"/>
+                <w:sz w:val="18"/>
+              </w:rPr>
+              <w:t>Rubric Target: Understanding limitations of state-of-the-art baselines and industry alternatives.</w:t>
+            </w:r>
+          </w:p>
+        </w:tc>
+      </w:tr>
+    </w:tbl>
+    <w:p>
+      <w:pPr>
+        <w:spacing w:after="80"/>
+      </w:pPr>
+    </w:p>
+    <w:p>
+      <w:pPr>
+        <w:keepNext/>
+        <w:spacing w:before="280" w:after="120"/>
+      </w:pPr>
+      <w:r>
+        <w:rPr>
+          <w:rFonts w:ascii="Segoe UI" w:hAnsi="Segoe UI"/>
+          <w:b/>
+          <w:color w:val="2E75B6"/>
+          <w:sz w:val="26"/>
+        </w:rPr>
+        <w:t>2.1 The Spoken Presentation Script: Why the Status Quo Falls Short</w:t>
+      </w:r>
+    </w:p>
+    <w:tbl>
+      <w:tblPr>
+        <w:tblW w:type="auto" w:w="0"/>
+        <w:jc w:val="center"/>
         <w:tblLook w:firstColumn="1" w:firstRow="1" w:lastColumn="0" w:lastRow="0" w:noHBand="0" w:noVBand="1" w:val="04A0"/>
       </w:tblPr>
       <w:tblGrid>
@@ -1471,41 +697,74 @@
               <w:right w:w="200" w:type="dxa"/>
             </w:tcMar>
             <w:tcBorders>
-              <w:top w:val="none"/>
-              <w:left w:val="single" w:sz="24" w:color="2E75B6"/>
-              <w:bottom w:val="none"/>
-              <w:right w:val="none"/>
+              <w:top w:val="single" w:sz="12" w:space="0" w:color="2E75B6"/>
+              <w:bottom w:val="single" w:sz="12" w:space="0" w:color="2E75B6"/>
+              <w:left w:val="single" w:sz="12" w:space="0" w:color="1F4E79"/>
+              <w:right w:val="single" w:sz="12" w:space="0" w:color="2E75B6"/>
             </w:tcBorders>
           </w:tcPr>
           <w:p>
             <w:pPr>
-              <w:spacing w:after="40"/>
+              <w:spacing w:before="0" w:after="80"/>
             </w:pPr>
             <w:r>
               <w:rPr>
+                <w:rFonts w:ascii="Segoe UI" w:hAnsi="Segoe UI"/>
                 <w:b/>
-                <w:color w:val="2E75B6"/>
+                <w:color w:val="1F4E79"/>
                 <w:sz w:val="19"/>
               </w:rPr>
-              <w:t>Slide 2 Speaking Script:</w:t>
+              <w:t>🎙️ VERBATIM PRESENTATION SCRIPT (WHAT TO SAY):</w:t>
               <w:br/>
             </w:r>
             <w:r>
               <w:rPr>
+                <w:rFonts w:ascii="Segoe UI" w:hAnsi="Segoe UI"/>
+                <w:b/>
                 <w:i/>
-                <w:color w:val="1E293B"/>
-                <w:sz w:val="21"/>
+                <w:color w:val="C00000"/>
+                <w:sz w:val="19"/>
               </w:rPr>
-              <w:t>"To achieve both fast speed and high accuracy on a standard laptop, LocalRAG uses a cascading pipeline:</w:t>
+              <w:t>👉 [ACTION / VISUAL CUE: Present Table 1: Comparative Breakdown of Existing Retrieval Paradigms.]</w:t>
               <w:br/>
               <w:br/>
-              <w:t>• First, Ingestion: Multi-page PDFs are extracted cleanly and divided into 450-character chunks. If a page is an image or scanned document, our built-in OCR automatically extracts the text so no knowledge is lost.</w:t>
+            </w:r>
+            <w:r>
+              <w:rPr>
+                <w:rFonts w:ascii="Segoe UI" w:hAnsi="Segoe UI"/>
+                <w:i/>
+                <w:color w:val="1A1A1A"/>
+                <w:sz w:val="20"/>
+              </w:rPr>
+              <w:t>"To understand why a new architecture was necessary, let us examine the existing solutions that industry and academia currently rely on, and why each one fails in a localized academic research environment:</w:t>
               <w:br/>
-              <w:t>• Second, Fast Hybrid Search: In under 50 milliseconds, we run two search methods at once: BM25 for exact keyword matches, and FAISS vector embeddings for conceptual meaning. We fuse their scores using Reciprocal Rank Fusion.</w:t>
               <w:br/>
-              <w:t>• Third, Neural Reranking: We take the top 20 candidate pages and pass them to a shallow Cross-Encoder model. The Cross-Encoder reads the question and document words together at the same time, filtering out distractor pages in ~290 milliseconds.</w:t>
+              <w:t>Existing Solution 1: Commercial Cloud LLMs (e.g., ChatGPT-4, Claude 3.5 Sonnet).</w:t>
               <w:br/>
-              <w:t>• Fourth, Local AI Generation: The top verified pages are given to a local offline language model—Phi-3.5—which writes an answer with exact page citations."</w:t>
+              <w:t>While these models are capable, they are complete non-starters for confidential institutions. Every single prompt and document uploaded leaves the local machine and is processed on external servers. Furthermore, they require continuous, high-bandwidth internet connectivity and incur recurring per-token API costs. In an offline university campus, rural clinic, or air-gapped facility, cloud AI is completely unusable.</w:t>
+              <w:br/>
+              <w:br/>
+              <w:t>Existing Solution 2: Traditional Lexical Keyword Search (BM25, Solr, Lucene).</w:t>
+              <w:br/>
+              <w:t>Keyword search is fast, but it is completely blind to semantic meaning. If a researcher asks: 'What optimization strategy accelerates sparse matrix multiplication?', BM25 looks only for exact token matches. If the target paper describes 'tiling algorithms for sparse tensor execution', BM25 scores it as a complete miss because the exact words do not overlap. Vocabulary mismatch cripples pure keyword search.</w:t>
+              <w:br/>
+              <w:br/>
+              <w:t>Existing Solution 3: Standard Naive Vector RAG (Pure Dense Embeddings with Bi-Encoders).</w:t>
+              <w:br/>
+              <w:t>This is the most common approach in recent literature. A bi-encoder compresses entire 450-character paragraphs into single fixed-size vectors (e.g., 384 dimensions). While bi-encoders capture high-level topic similarity, they suffer from mathematical compression loss. When 20 scientific papers discuss the exact same general topic, all their vectors cluster closely in vector space. The cosine similarity difference between the correct passage and an irrelevant distractor is often less than 0.02! As a result, naive vector search frequently retrieves the wrong page, leading directly to hallucination."</w:t>
+            </w:r>
+          </w:p>
+          <w:p>
+            <w:pPr>
+              <w:spacing w:before="120" w:after="0"/>
+            </w:pPr>
+            <w:r>
+              <w:rPr>
+                <w:rFonts w:ascii="Segoe UI" w:hAnsi="Segoe UI"/>
+                <w:color w:val="595959"/>
+                <w:sz w:val="17"/>
+              </w:rPr>
+              <w:t>💡 Panelist Strategy Note: Highlight the fundamental mathematical limitation of Bi-Encoders: compressing complex text into a single vector inevitably loses granular relationship signals.</w:t>
             </w:r>
           </w:p>
         </w:tc>
@@ -1513,29 +772,807 @@
     </w:tbl>
     <w:p>
       <w:pPr>
-        <w:spacing w:before="0" w:after="80"/>
+        <w:spacing w:before="40" w:after="80"/>
       </w:pPr>
     </w:p>
     <w:p>
       <w:pPr>
         <w:keepNext/>
-        <w:spacing w:before="280" w:after="80"/>
+        <w:spacing w:before="280" w:after="120"/>
       </w:pPr>
       <w:r>
         <w:rPr>
-          <w:rFonts w:ascii="Calibri" w:hAnsi="Calibri"/>
+          <w:rFonts w:ascii="Segoe UI" w:hAnsi="Segoe UI"/>
           <w:b/>
           <w:color w:val="2E75B6"/>
           <w:sz w:val="26"/>
         </w:rPr>
-        <w:t>Slide 3: The 50-Query Distractor Benchmark (2 Minutes)</w:t>
+        <w:t>Table 1: Architectural Comparison of Existing Approaches vs. Nexus: The Archive</w:t>
       </w:r>
     </w:p>
     <w:tbl>
       <w:tblPr>
         <w:tblW w:type="auto" w:w="0"/>
         <w:jc w:val="center"/>
-        <w:tblLayout w:type="fixed"/>
+        <w:tblLook w:firstColumn="1" w:firstRow="1" w:lastColumn="0" w:lastRow="0" w:noHBand="0" w:noVBand="1" w:val="04A0"/>
+      </w:tblPr>
+      <w:tblGrid>
+        <w:gridCol w:w="1872"/>
+        <w:gridCol w:w="1872"/>
+        <w:gridCol w:w="1872"/>
+        <w:gridCol w:w="1872"/>
+        <w:gridCol w:w="1872"/>
+      </w:tblGrid>
+      <w:tr>
+        <w:tc>
+          <w:tcPr>
+            <w:tcW w:type="dxa" w:w="1872"/>
+            <w:shd w:fill="1F4E79"/>
+            <w:tcMar>
+              <w:top w:w="100" w:type="dxa"/>
+              <w:bottom w:w="100" w:type="dxa"/>
+              <w:left w:w="100" w:type="dxa"/>
+              <w:right w:w="100" w:type="dxa"/>
+            </w:tcMar>
+          </w:tcPr>
+          <w:p>
+            <w:r>
+              <w:rPr>
+                <w:rFonts w:ascii="Segoe UI" w:hAnsi="Segoe UI"/>
+                <w:b/>
+                <w:color w:val="FFFFFF"/>
+                <w:sz w:val="17"/>
+              </w:rPr>
+              <w:t>Feature / Architecture</w:t>
+            </w:r>
+          </w:p>
+        </w:tc>
+        <w:tc>
+          <w:tcPr>
+            <w:tcW w:type="dxa" w:w="1872"/>
+            <w:shd w:fill="1F4E79"/>
+            <w:tcMar>
+              <w:top w:w="100" w:type="dxa"/>
+              <w:bottom w:w="100" w:type="dxa"/>
+              <w:left w:w="100" w:type="dxa"/>
+              <w:right w:w="100" w:type="dxa"/>
+            </w:tcMar>
+          </w:tcPr>
+          <w:p>
+            <w:r>
+              <w:rPr>
+                <w:rFonts w:ascii="Segoe UI" w:hAnsi="Segoe UI"/>
+                <w:b/>
+                <w:color w:val="FFFFFF"/>
+                <w:sz w:val="17"/>
+              </w:rPr>
+              <w:t>Commercial Cloud AI</w:t>
+            </w:r>
+          </w:p>
+        </w:tc>
+        <w:tc>
+          <w:tcPr>
+            <w:tcW w:type="dxa" w:w="1872"/>
+            <w:shd w:fill="1F4E79"/>
+            <w:tcMar>
+              <w:top w:w="100" w:type="dxa"/>
+              <w:bottom w:w="100" w:type="dxa"/>
+              <w:left w:w="100" w:type="dxa"/>
+              <w:right w:w="100" w:type="dxa"/>
+            </w:tcMar>
+          </w:tcPr>
+          <w:p>
+            <w:r>
+              <w:rPr>
+                <w:rFonts w:ascii="Segoe UI" w:hAnsi="Segoe UI"/>
+                <w:b/>
+                <w:color w:val="FFFFFF"/>
+                <w:sz w:val="17"/>
+              </w:rPr>
+              <w:t>Traditional BM25</w:t>
+            </w:r>
+          </w:p>
+        </w:tc>
+        <w:tc>
+          <w:tcPr>
+            <w:tcW w:type="dxa" w:w="1872"/>
+            <w:shd w:fill="1F4E79"/>
+            <w:tcMar>
+              <w:top w:w="100" w:type="dxa"/>
+              <w:bottom w:w="100" w:type="dxa"/>
+              <w:left w:w="100" w:type="dxa"/>
+              <w:right w:w="100" w:type="dxa"/>
+            </w:tcMar>
+          </w:tcPr>
+          <w:p>
+            <w:r>
+              <w:rPr>
+                <w:rFonts w:ascii="Segoe UI" w:hAnsi="Segoe UI"/>
+                <w:b/>
+                <w:color w:val="FFFFFF"/>
+                <w:sz w:val="17"/>
+              </w:rPr>
+              <w:t>Standard Naive Vector RAG</w:t>
+            </w:r>
+          </w:p>
+        </w:tc>
+        <w:tc>
+          <w:tcPr>
+            <w:tcW w:type="dxa" w:w="1872"/>
+            <w:shd w:fill="1F4E79"/>
+            <w:tcMar>
+              <w:top w:w="100" w:type="dxa"/>
+              <w:bottom w:w="100" w:type="dxa"/>
+              <w:left w:w="100" w:type="dxa"/>
+              <w:right w:w="100" w:type="dxa"/>
+            </w:tcMar>
+          </w:tcPr>
+          <w:p>
+            <w:r>
+              <w:rPr>
+                <w:rFonts w:ascii="Segoe UI" w:hAnsi="Segoe UI"/>
+                <w:b/>
+                <w:color w:val="FFFFFF"/>
+                <w:sz w:val="17"/>
+              </w:rPr>
+              <w:t>Nexus: The Archive (Ours)</w:t>
+            </w:r>
+          </w:p>
+        </w:tc>
+      </w:tr>
+      <w:tr>
+        <w:tc>
+          <w:tcPr>
+            <w:tcW w:type="dxa" w:w="1872"/>
+            <w:tcMar>
+              <w:top w:w="80" w:type="dxa"/>
+              <w:bottom w:w="80" w:type="dxa"/>
+              <w:left w:w="100" w:type="dxa"/>
+              <w:right w:w="100" w:type="dxa"/>
+            </w:tcMar>
+            <w:tcBorders>
+              <w:top w:val="single" w:sz="4" w:space="0" w:color="D9D9D9"/>
+              <w:bottom w:val="single" w:sz="4" w:space="0" w:color="D9D9D9"/>
+              <w:left w:val="single" w:sz="4" w:space="0" w:color="D9D9D9"/>
+              <w:right w:val="single" w:sz="4" w:space="0" w:color="D9D9D9"/>
+            </w:tcBorders>
+          </w:tcPr>
+          <w:p>
+            <w:r>
+              <w:rPr>
+                <w:rFonts w:ascii="Segoe UI" w:hAnsi="Segoe UI"/>
+                <w:b/>
+                <w:sz w:val="17"/>
+              </w:rPr>
+              <w:t>100% Offline / Air-Gapped</w:t>
+            </w:r>
+          </w:p>
+        </w:tc>
+        <w:tc>
+          <w:tcPr>
+            <w:tcW w:type="dxa" w:w="1872"/>
+            <w:tcMar>
+              <w:top w:w="80" w:type="dxa"/>
+              <w:bottom w:w="80" w:type="dxa"/>
+              <w:left w:w="100" w:type="dxa"/>
+              <w:right w:w="100" w:type="dxa"/>
+            </w:tcMar>
+            <w:tcBorders>
+              <w:top w:val="single" w:sz="4" w:space="0" w:color="D9D9D9"/>
+              <w:bottom w:val="single" w:sz="4" w:space="0" w:color="D9D9D9"/>
+              <w:left w:val="single" w:sz="4" w:space="0" w:color="D9D9D9"/>
+              <w:right w:val="single" w:sz="4" w:space="0" w:color="D9D9D9"/>
+            </w:tcBorders>
+          </w:tcPr>
+          <w:p>
+            <w:r>
+              <w:rPr>
+                <w:rFonts w:ascii="Segoe UI" w:hAnsi="Segoe UI"/>
+                <w:sz w:val="17"/>
+              </w:rPr>
+              <w:t>❌ No (Cloud API Only)</w:t>
+            </w:r>
+          </w:p>
+        </w:tc>
+        <w:tc>
+          <w:tcPr>
+            <w:tcW w:type="dxa" w:w="1872"/>
+            <w:tcMar>
+              <w:top w:w="80" w:type="dxa"/>
+              <w:bottom w:w="80" w:type="dxa"/>
+              <w:left w:w="100" w:type="dxa"/>
+              <w:right w:w="100" w:type="dxa"/>
+            </w:tcMar>
+            <w:tcBorders>
+              <w:top w:val="single" w:sz="4" w:space="0" w:color="D9D9D9"/>
+              <w:bottom w:val="single" w:sz="4" w:space="0" w:color="D9D9D9"/>
+              <w:left w:val="single" w:sz="4" w:space="0" w:color="D9D9D9"/>
+              <w:right w:val="single" w:sz="4" w:space="0" w:color="D9D9D9"/>
+            </w:tcBorders>
+          </w:tcPr>
+          <w:p>
+            <w:r>
+              <w:rPr>
+                <w:rFonts w:ascii="Segoe UI" w:hAnsi="Segoe UI"/>
+                <w:sz w:val="17"/>
+              </w:rPr>
+              <w:t>✅ Yes (Offline)</w:t>
+            </w:r>
+          </w:p>
+        </w:tc>
+        <w:tc>
+          <w:tcPr>
+            <w:tcW w:type="dxa" w:w="1872"/>
+            <w:tcMar>
+              <w:top w:w="80" w:type="dxa"/>
+              <w:bottom w:w="80" w:type="dxa"/>
+              <w:left w:w="100" w:type="dxa"/>
+              <w:right w:w="100" w:type="dxa"/>
+            </w:tcMar>
+            <w:tcBorders>
+              <w:top w:val="single" w:sz="4" w:space="0" w:color="D9D9D9"/>
+              <w:bottom w:val="single" w:sz="4" w:space="0" w:color="D9D9D9"/>
+              <w:left w:val="single" w:sz="4" w:space="0" w:color="D9D9D9"/>
+              <w:right w:val="single" w:sz="4" w:space="0" w:color="D9D9D9"/>
+            </w:tcBorders>
+          </w:tcPr>
+          <w:p>
+            <w:r>
+              <w:rPr>
+                <w:rFonts w:ascii="Segoe UI" w:hAnsi="Segoe UI"/>
+                <w:sz w:val="17"/>
+              </w:rPr>
+              <w:t>✅ Yes (Local Models)</w:t>
+            </w:r>
+          </w:p>
+        </w:tc>
+        <w:tc>
+          <w:tcPr>
+            <w:tcW w:type="dxa" w:w="1872"/>
+            <w:shd w:fill="E2EFDA"/>
+            <w:tcMar>
+              <w:top w:w="80" w:type="dxa"/>
+              <w:bottom w:w="80" w:type="dxa"/>
+              <w:left w:w="100" w:type="dxa"/>
+              <w:right w:w="100" w:type="dxa"/>
+            </w:tcMar>
+            <w:tcBorders>
+              <w:top w:val="single" w:sz="4" w:space="0" w:color="D9D9D9"/>
+              <w:bottom w:val="single" w:sz="4" w:space="0" w:color="D9D9D9"/>
+              <w:left w:val="single" w:sz="4" w:space="0" w:color="D9D9D9"/>
+              <w:right w:val="single" w:sz="4" w:space="0" w:color="D9D9D9"/>
+            </w:tcBorders>
+          </w:tcPr>
+          <w:p>
+            <w:r>
+              <w:rPr>
+                <w:rFonts w:ascii="Segoe UI" w:hAnsi="Segoe UI"/>
+                <w:b/>
+                <w:sz w:val="17"/>
+              </w:rPr>
+              <w:t>✅ 100% Offline (Local GGUF)</w:t>
+            </w:r>
+          </w:p>
+        </w:tc>
+      </w:tr>
+      <w:tr>
+        <w:tc>
+          <w:tcPr>
+            <w:tcW w:type="dxa" w:w="1872"/>
+            <w:tcMar>
+              <w:top w:w="80" w:type="dxa"/>
+              <w:bottom w:w="80" w:type="dxa"/>
+              <w:left w:w="100" w:type="dxa"/>
+              <w:right w:w="100" w:type="dxa"/>
+            </w:tcMar>
+            <w:tcBorders>
+              <w:top w:val="single" w:sz="4" w:space="0" w:color="D9D9D9"/>
+              <w:bottom w:val="single" w:sz="4" w:space="0" w:color="D9D9D9"/>
+              <w:left w:val="single" w:sz="4" w:space="0" w:color="D9D9D9"/>
+              <w:right w:val="single" w:sz="4" w:space="0" w:color="D9D9D9"/>
+            </w:tcBorders>
+          </w:tcPr>
+          <w:p>
+            <w:r>
+              <w:rPr>
+                <w:rFonts w:ascii="Segoe UI" w:hAnsi="Segoe UI"/>
+                <w:b/>
+                <w:sz w:val="17"/>
+              </w:rPr>
+              <w:t>Semantic Synonym Understanding</w:t>
+            </w:r>
+          </w:p>
+        </w:tc>
+        <w:tc>
+          <w:tcPr>
+            <w:tcW w:type="dxa" w:w="1872"/>
+            <w:shd w:fill="F9FAFB"/>
+            <w:tcMar>
+              <w:top w:w="80" w:type="dxa"/>
+              <w:bottom w:w="80" w:type="dxa"/>
+              <w:left w:w="100" w:type="dxa"/>
+              <w:right w:w="100" w:type="dxa"/>
+            </w:tcMar>
+            <w:tcBorders>
+              <w:top w:val="single" w:sz="4" w:space="0" w:color="D9D9D9"/>
+              <w:bottom w:val="single" w:sz="4" w:space="0" w:color="D9D9D9"/>
+              <w:left w:val="single" w:sz="4" w:space="0" w:color="D9D9D9"/>
+              <w:right w:val="single" w:sz="4" w:space="0" w:color="D9D9D9"/>
+            </w:tcBorders>
+          </w:tcPr>
+          <w:p>
+            <w:r>
+              <w:rPr>
+                <w:rFonts w:ascii="Segoe UI" w:hAnsi="Segoe UI"/>
+                <w:sz w:val="17"/>
+              </w:rPr>
+              <w:t>✅ High</w:t>
+            </w:r>
+          </w:p>
+        </w:tc>
+        <w:tc>
+          <w:tcPr>
+            <w:tcW w:type="dxa" w:w="1872"/>
+            <w:shd w:fill="F9FAFB"/>
+            <w:tcMar>
+              <w:top w:w="80" w:type="dxa"/>
+              <w:bottom w:w="80" w:type="dxa"/>
+              <w:left w:w="100" w:type="dxa"/>
+              <w:right w:w="100" w:type="dxa"/>
+            </w:tcMar>
+            <w:tcBorders>
+              <w:top w:val="single" w:sz="4" w:space="0" w:color="D9D9D9"/>
+              <w:bottom w:val="single" w:sz="4" w:space="0" w:color="D9D9D9"/>
+              <w:left w:val="single" w:sz="4" w:space="0" w:color="D9D9D9"/>
+              <w:right w:val="single" w:sz="4" w:space="0" w:color="D9D9D9"/>
+            </w:tcBorders>
+          </w:tcPr>
+          <w:p>
+            <w:r>
+              <w:rPr>
+                <w:rFonts w:ascii="Segoe UI" w:hAnsi="Segoe UI"/>
+                <w:sz w:val="17"/>
+              </w:rPr>
+              <w:t>❌ Zero (Exact Match Only)</w:t>
+            </w:r>
+          </w:p>
+        </w:tc>
+        <w:tc>
+          <w:tcPr>
+            <w:tcW w:type="dxa" w:w="1872"/>
+            <w:shd w:fill="F9FAFB"/>
+            <w:tcMar>
+              <w:top w:w="80" w:type="dxa"/>
+              <w:bottom w:w="80" w:type="dxa"/>
+              <w:left w:w="100" w:type="dxa"/>
+              <w:right w:w="100" w:type="dxa"/>
+            </w:tcMar>
+            <w:tcBorders>
+              <w:top w:val="single" w:sz="4" w:space="0" w:color="D9D9D9"/>
+              <w:bottom w:val="single" w:sz="4" w:space="0" w:color="D9D9D9"/>
+              <w:left w:val="single" w:sz="4" w:space="0" w:color="D9D9D9"/>
+              <w:right w:val="single" w:sz="4" w:space="0" w:color="D9D9D9"/>
+            </w:tcBorders>
+          </w:tcPr>
+          <w:p>
+            <w:r>
+              <w:rPr>
+                <w:rFonts w:ascii="Segoe UI" w:hAnsi="Segoe UI"/>
+                <w:sz w:val="17"/>
+              </w:rPr>
+              <w:t>⚠️ Moderate (Cosine Blur)</w:t>
+            </w:r>
+          </w:p>
+        </w:tc>
+        <w:tc>
+          <w:tcPr>
+            <w:tcW w:type="dxa" w:w="1872"/>
+            <w:shd w:fill="E2EFDA"/>
+            <w:tcMar>
+              <w:top w:w="80" w:type="dxa"/>
+              <w:bottom w:w="80" w:type="dxa"/>
+              <w:left w:w="100" w:type="dxa"/>
+              <w:right w:w="100" w:type="dxa"/>
+            </w:tcMar>
+            <w:tcBorders>
+              <w:top w:val="single" w:sz="4" w:space="0" w:color="D9D9D9"/>
+              <w:bottom w:val="single" w:sz="4" w:space="0" w:color="D9D9D9"/>
+              <w:left w:val="single" w:sz="4" w:space="0" w:color="D9D9D9"/>
+              <w:right w:val="single" w:sz="4" w:space="0" w:color="D9D9D9"/>
+            </w:tcBorders>
+          </w:tcPr>
+          <w:p>
+            <w:r>
+              <w:rPr>
+                <w:rFonts w:ascii="Segoe UI" w:hAnsi="Segoe UI"/>
+                <w:b/>
+                <w:sz w:val="17"/>
+              </w:rPr>
+              <w:t>✅ High (Cross-Attention)</w:t>
+            </w:r>
+          </w:p>
+        </w:tc>
+      </w:tr>
+      <w:tr>
+        <w:tc>
+          <w:tcPr>
+            <w:tcW w:type="dxa" w:w="1872"/>
+            <w:tcMar>
+              <w:top w:w="80" w:type="dxa"/>
+              <w:bottom w:w="80" w:type="dxa"/>
+              <w:left w:w="100" w:type="dxa"/>
+              <w:right w:w="100" w:type="dxa"/>
+            </w:tcMar>
+            <w:tcBorders>
+              <w:top w:val="single" w:sz="4" w:space="0" w:color="D9D9D9"/>
+              <w:bottom w:val="single" w:sz="4" w:space="0" w:color="D9D9D9"/>
+              <w:left w:val="single" w:sz="4" w:space="0" w:color="D9D9D9"/>
+              <w:right w:val="single" w:sz="4" w:space="0" w:color="D9D9D9"/>
+            </w:tcBorders>
+          </w:tcPr>
+          <w:p>
+            <w:r>
+              <w:rPr>
+                <w:rFonts w:ascii="Segoe UI" w:hAnsi="Segoe UI"/>
+                <w:b/>
+                <w:sz w:val="17"/>
+              </w:rPr>
+              <w:t>Resistance to Domain Jargon</w:t>
+            </w:r>
+          </w:p>
+        </w:tc>
+        <w:tc>
+          <w:tcPr>
+            <w:tcW w:type="dxa" w:w="1872"/>
+            <w:tcMar>
+              <w:top w:w="80" w:type="dxa"/>
+              <w:bottom w:w="80" w:type="dxa"/>
+              <w:left w:w="100" w:type="dxa"/>
+              <w:right w:w="100" w:type="dxa"/>
+            </w:tcMar>
+            <w:tcBorders>
+              <w:top w:val="single" w:sz="4" w:space="0" w:color="D9D9D9"/>
+              <w:bottom w:val="single" w:sz="4" w:space="0" w:color="D9D9D9"/>
+              <w:left w:val="single" w:sz="4" w:space="0" w:color="D9D9D9"/>
+              <w:right w:val="single" w:sz="4" w:space="0" w:color="D9D9D9"/>
+            </w:tcBorders>
+          </w:tcPr>
+          <w:p>
+            <w:r>
+              <w:rPr>
+                <w:rFonts w:ascii="Segoe UI" w:hAnsi="Segoe UI"/>
+                <w:sz w:val="17"/>
+              </w:rPr>
+              <w:t>⚠️ Variable</w:t>
+            </w:r>
+          </w:p>
+        </w:tc>
+        <w:tc>
+          <w:tcPr>
+            <w:tcW w:type="dxa" w:w="1872"/>
+            <w:tcMar>
+              <w:top w:w="80" w:type="dxa"/>
+              <w:bottom w:w="80" w:type="dxa"/>
+              <w:left w:w="100" w:type="dxa"/>
+              <w:right w:w="100" w:type="dxa"/>
+            </w:tcMar>
+            <w:tcBorders>
+              <w:top w:val="single" w:sz="4" w:space="0" w:color="D9D9D9"/>
+              <w:bottom w:val="single" w:sz="4" w:space="0" w:color="D9D9D9"/>
+              <w:left w:val="single" w:sz="4" w:space="0" w:color="D9D9D9"/>
+              <w:right w:val="single" w:sz="4" w:space="0" w:color="D9D9D9"/>
+            </w:tcBorders>
+          </w:tcPr>
+          <w:p>
+            <w:r>
+              <w:rPr>
+                <w:rFonts w:ascii="Segoe UI" w:hAnsi="Segoe UI"/>
+                <w:sz w:val="17"/>
+              </w:rPr>
+              <w:t>✅ High on Acronyms</w:t>
+            </w:r>
+          </w:p>
+        </w:tc>
+        <w:tc>
+          <w:tcPr>
+            <w:tcW w:type="dxa" w:w="1872"/>
+            <w:tcMar>
+              <w:top w:w="80" w:type="dxa"/>
+              <w:bottom w:w="80" w:type="dxa"/>
+              <w:left w:w="100" w:type="dxa"/>
+              <w:right w:w="100" w:type="dxa"/>
+            </w:tcMar>
+            <w:tcBorders>
+              <w:top w:val="single" w:sz="4" w:space="0" w:color="D9D9D9"/>
+              <w:bottom w:val="single" w:sz="4" w:space="0" w:color="D9D9D9"/>
+              <w:left w:val="single" w:sz="4" w:space="0" w:color="D9D9D9"/>
+              <w:right w:val="single" w:sz="4" w:space="0" w:color="D9D9D9"/>
+            </w:tcBorders>
+          </w:tcPr>
+          <w:p>
+            <w:r>
+              <w:rPr>
+                <w:rFonts w:ascii="Segoe UI" w:hAnsi="Segoe UI"/>
+                <w:sz w:val="17"/>
+              </w:rPr>
+              <w:t>❌ Poor (Jargon Clusters)</w:t>
+            </w:r>
+          </w:p>
+        </w:tc>
+        <w:tc>
+          <w:tcPr>
+            <w:tcW w:type="dxa" w:w="1872"/>
+            <w:shd w:fill="E2EFDA"/>
+            <w:tcMar>
+              <w:top w:w="80" w:type="dxa"/>
+              <w:bottom w:w="80" w:type="dxa"/>
+              <w:left w:w="100" w:type="dxa"/>
+              <w:right w:w="100" w:type="dxa"/>
+            </w:tcMar>
+            <w:tcBorders>
+              <w:top w:val="single" w:sz="4" w:space="0" w:color="D9D9D9"/>
+              <w:bottom w:val="single" w:sz="4" w:space="0" w:color="D9D9D9"/>
+              <w:left w:val="single" w:sz="4" w:space="0" w:color="D9D9D9"/>
+              <w:right w:val="single" w:sz="4" w:space="0" w:color="D9D9D9"/>
+            </w:tcBorders>
+          </w:tcPr>
+          <w:p>
+            <w:r>
+              <w:rPr>
+                <w:rFonts w:ascii="Segoe UI" w:hAnsi="Segoe UI"/>
+                <w:b/>
+                <w:sz w:val="17"/>
+              </w:rPr>
+              <w:t>✅ High (RRF Hybrid Fusion)</w:t>
+            </w:r>
+          </w:p>
+        </w:tc>
+      </w:tr>
+      <w:tr>
+        <w:tc>
+          <w:tcPr>
+            <w:tcW w:type="dxa" w:w="1872"/>
+            <w:tcMar>
+              <w:top w:w="80" w:type="dxa"/>
+              <w:bottom w:w="80" w:type="dxa"/>
+              <w:left w:w="100" w:type="dxa"/>
+              <w:right w:w="100" w:type="dxa"/>
+            </w:tcMar>
+            <w:tcBorders>
+              <w:top w:val="single" w:sz="4" w:space="0" w:color="D9D9D9"/>
+              <w:bottom w:val="single" w:sz="4" w:space="0" w:color="D9D9D9"/>
+              <w:left w:val="single" w:sz="4" w:space="0" w:color="D9D9D9"/>
+              <w:right w:val="single" w:sz="4" w:space="0" w:color="D9D9D9"/>
+            </w:tcBorders>
+          </w:tcPr>
+          <w:p>
+            <w:r>
+              <w:rPr>
+                <w:rFonts w:ascii="Segoe UI" w:hAnsi="Segoe UI"/>
+                <w:b/>
+                <w:sz w:val="17"/>
+              </w:rPr>
+              <w:t>Fine-Grained Evidence Alignment</w:t>
+            </w:r>
+          </w:p>
+        </w:tc>
+        <w:tc>
+          <w:tcPr>
+            <w:tcW w:type="dxa" w:w="1872"/>
+            <w:shd w:fill="F9FAFB"/>
+            <w:tcMar>
+              <w:top w:w="80" w:type="dxa"/>
+              <w:bottom w:w="80" w:type="dxa"/>
+              <w:left w:w="100" w:type="dxa"/>
+              <w:right w:w="100" w:type="dxa"/>
+            </w:tcMar>
+            <w:tcBorders>
+              <w:top w:val="single" w:sz="4" w:space="0" w:color="D9D9D9"/>
+              <w:bottom w:val="single" w:sz="4" w:space="0" w:color="D9D9D9"/>
+              <w:left w:val="single" w:sz="4" w:space="0" w:color="D9D9D9"/>
+              <w:right w:val="single" w:sz="4" w:space="0" w:color="D9D9D9"/>
+            </w:tcBorders>
+          </w:tcPr>
+          <w:p>
+            <w:r>
+              <w:rPr>
+                <w:rFonts w:ascii="Segoe UI" w:hAnsi="Segoe UI"/>
+                <w:sz w:val="17"/>
+              </w:rPr>
+              <w:t>❌ Suffers 'Lost in Middle'</w:t>
+            </w:r>
+          </w:p>
+        </w:tc>
+        <w:tc>
+          <w:tcPr>
+            <w:tcW w:type="dxa" w:w="1872"/>
+            <w:shd w:fill="F9FAFB"/>
+            <w:tcMar>
+              <w:top w:w="80" w:type="dxa"/>
+              <w:bottom w:w="80" w:type="dxa"/>
+              <w:left w:w="100" w:type="dxa"/>
+              <w:right w:w="100" w:type="dxa"/>
+            </w:tcMar>
+            <w:tcBorders>
+              <w:top w:val="single" w:sz="4" w:space="0" w:color="D9D9D9"/>
+              <w:bottom w:val="single" w:sz="4" w:space="0" w:color="D9D9D9"/>
+              <w:left w:val="single" w:sz="4" w:space="0" w:color="D9D9D9"/>
+              <w:right w:val="single" w:sz="4" w:space="0" w:color="D9D9D9"/>
+            </w:tcBorders>
+          </w:tcPr>
+          <w:p>
+            <w:r>
+              <w:rPr>
+                <w:rFonts w:ascii="Segoe UI" w:hAnsi="Segoe UI"/>
+                <w:sz w:val="17"/>
+              </w:rPr>
+              <w:t>❌ No Context Verification</w:t>
+            </w:r>
+          </w:p>
+        </w:tc>
+        <w:tc>
+          <w:tcPr>
+            <w:tcW w:type="dxa" w:w="1872"/>
+            <w:shd w:fill="F9FAFB"/>
+            <w:tcMar>
+              <w:top w:w="80" w:type="dxa"/>
+              <w:bottom w:w="80" w:type="dxa"/>
+              <w:left w:w="100" w:type="dxa"/>
+              <w:right w:w="100" w:type="dxa"/>
+            </w:tcMar>
+            <w:tcBorders>
+              <w:top w:val="single" w:sz="4" w:space="0" w:color="D9D9D9"/>
+              <w:bottom w:val="single" w:sz="4" w:space="0" w:color="D9D9D9"/>
+              <w:left w:val="single" w:sz="4" w:space="0" w:color="D9D9D9"/>
+              <w:right w:val="single" w:sz="4" w:space="0" w:color="D9D9D9"/>
+            </w:tcBorders>
+          </w:tcPr>
+          <w:p>
+            <w:r>
+              <w:rPr>
+                <w:rFonts w:ascii="Segoe UI" w:hAnsi="Segoe UI"/>
+                <w:sz w:val="17"/>
+              </w:rPr>
+              <w:t>❌ Vector Dot-Product Loss</w:t>
+            </w:r>
+          </w:p>
+        </w:tc>
+        <w:tc>
+          <w:tcPr>
+            <w:tcW w:type="dxa" w:w="1872"/>
+            <w:shd w:fill="E2EFDA"/>
+            <w:tcMar>
+              <w:top w:w="80" w:type="dxa"/>
+              <w:bottom w:w="80" w:type="dxa"/>
+              <w:left w:w="100" w:type="dxa"/>
+              <w:right w:w="100" w:type="dxa"/>
+            </w:tcMar>
+            <w:tcBorders>
+              <w:top w:val="single" w:sz="4" w:space="0" w:color="D9D9D9"/>
+              <w:bottom w:val="single" w:sz="4" w:space="0" w:color="D9D9D9"/>
+              <w:left w:val="single" w:sz="4" w:space="0" w:color="D9D9D9"/>
+              <w:right w:val="single" w:sz="4" w:space="0" w:color="D9D9D9"/>
+            </w:tcBorders>
+          </w:tcPr>
+          <w:p>
+            <w:r>
+              <w:rPr>
+                <w:rFonts w:ascii="Segoe UI" w:hAnsi="Segoe UI"/>
+                <w:b/>
+                <w:sz w:val="17"/>
+              </w:rPr>
+              <w:t>✅ Deep Cross-Encoder Reranking</w:t>
+            </w:r>
+          </w:p>
+        </w:tc>
+      </w:tr>
+    </w:tbl>
+    <w:p>
+      <w:pPr>
+        <w:spacing w:after="160"/>
+      </w:pPr>
+    </w:p>
+    <w:p>
+      <w:pPr>
+        <w:keepNext/>
+        <w:spacing w:before="400" w:after="160"/>
+      </w:pPr>
+      <w:r>
+        <w:rPr>
+          <w:rFonts w:ascii="Segoe UI" w:hAnsi="Segoe UI"/>
+          <w:b/>
+          <w:color w:val="1F4E79"/>
+          <w:sz w:val="32"/>
+        </w:rPr>
+        <w:t>PART 3: THE NEW AND IMPROVED SOLUTION (Nexus: The Archive)</w:t>
+      </w:r>
+    </w:p>
+    <w:tbl>
+      <w:tblPr>
+        <w:tblW w:type="auto" w:w="0"/>
+        <w:jc w:val="center"/>
+        <w:tblLook w:firstColumn="1" w:firstRow="1" w:lastColumn="0" w:lastRow="0" w:noHBand="0" w:noVBand="1" w:val="04A0"/>
+      </w:tblPr>
+      <w:tblGrid>
+        <w:gridCol w:w="9360"/>
+      </w:tblGrid>
+      <w:tr>
+        <w:tc>
+          <w:tcPr>
+            <w:tcW w:type="dxa" w:w="9360"/>
+            <w:shd w:fill="EBF1F5"/>
+            <w:tcMar>
+              <w:top w:w="100" w:type="dxa"/>
+              <w:bottom w:w="100" w:type="dxa"/>
+              <w:left w:w="160" w:type="dxa"/>
+              <w:right w:w="160" w:type="dxa"/>
+            </w:tcMar>
+            <w:tcBorders>
+              <w:top w:val="single" w:sz="8" w:space="0" w:color="5B9BD5"/>
+              <w:bottom w:val="single" w:sz="8" w:space="0" w:color="5B9BD5"/>
+              <w:left w:val="single" w:sz="8" w:space="0" w:color="2E75B6"/>
+              <w:right w:val="single" w:sz="8" w:space="0" w:color="5B9BD5"/>
+            </w:tcBorders>
+          </w:tcPr>
+          <w:p>
+            <w:pPr>
+              <w:spacing w:before="0" w:after="40"/>
+            </w:pPr>
+            <w:r>
+              <w:rPr>
+                <w:rFonts w:ascii="Segoe UI" w:hAnsi="Segoe UI"/>
+                <w:b/>
+                <w:color w:val="1F4E79"/>
+                <w:sz w:val="19"/>
+              </w:rPr>
+              <w:t>📋 BSCS RUBRIC CRITERION 2 &amp; 3: SYSTEM FUNCTIONALITY (20 PTS) &amp; TECHNICAL IMPLEMENTATION (15 PTS) (35 POINTS)</w:t>
+              <w:br/>
+            </w:r>
+            <w:r>
+              <w:rPr>
+                <w:rFonts w:ascii="Segoe UI" w:hAnsi="Segoe UI"/>
+                <w:color w:val="333333"/>
+                <w:sz w:val="18"/>
+              </w:rPr>
+              <w:t>Rubric Target: Appropriate programming techniques, multi-stage algorithms, dual-encoder vs cross-encoder pipelines, and local LLM execution.</w:t>
+            </w:r>
+          </w:p>
+        </w:tc>
+      </w:tr>
+    </w:tbl>
+    <w:p>
+      <w:pPr>
+        <w:spacing w:after="80"/>
+      </w:pPr>
+    </w:p>
+    <w:p>
+      <w:r>
+        <w:rPr>
+          <w:rFonts w:ascii="Segoe UI" w:hAnsi="Segoe UI"/>
+          <w:sz w:val="20"/>
+        </w:rPr>
+        <w:t>In this section, present the complete architectural pipeline of your system using the intuitive 'Library Team' analogy, followed by the exact computer science algorithms and mathematical formulations governing each stage.</w:t>
+      </w:r>
+    </w:p>
+    <w:p>
+      <w:pPr>
+        <w:keepNext/>
+        <w:spacing w:before="280" w:after="120"/>
+      </w:pPr>
+      <w:r>
+        <w:rPr>
+          <w:rFonts w:ascii="Segoe UI" w:hAnsi="Segoe UI"/>
+          <w:b/>
+          <w:color w:val="2E75B6"/>
+          <w:sz w:val="26"/>
+        </w:rPr>
+        <w:t>3.1 The Spoken Presentation Script: The 4-Stage Library Team</w:t>
+      </w:r>
+    </w:p>
+    <w:tbl>
+      <w:tblPr>
+        <w:tblW w:type="auto" w:w="0"/>
+        <w:jc w:val="center"/>
         <w:tblLook w:firstColumn="1" w:firstRow="1" w:lastColumn="0" w:lastRow="0" w:noHBand="0" w:noVBand="1" w:val="04A0"/>
       </w:tblPr>
       <w:tblGrid>
@@ -1553,42 +1590,90 @@
               <w:right w:w="200" w:type="dxa"/>
             </w:tcMar>
             <w:tcBorders>
-              <w:top w:val="none"/>
-              <w:left w:val="single" w:sz="24" w:color="2E75B6"/>
-              <w:bottom w:val="none"/>
-              <w:right w:val="none"/>
+              <w:top w:val="single" w:sz="12" w:space="0" w:color="2E75B6"/>
+              <w:bottom w:val="single" w:sz="12" w:space="0" w:color="2E75B6"/>
+              <w:left w:val="single" w:sz="12" w:space="0" w:color="1F4E79"/>
+              <w:right w:val="single" w:sz="12" w:space="0" w:color="2E75B6"/>
             </w:tcBorders>
           </w:tcPr>
           <w:p>
             <w:pPr>
-              <w:spacing w:after="40"/>
+              <w:spacing w:before="0" w:after="80"/>
             </w:pPr>
             <w:r>
               <w:rPr>
+                <w:rFonts w:ascii="Segoe UI" w:hAnsi="Segoe UI"/>
                 <w:b/>
-                <w:color w:val="2E75B6"/>
+                <w:color w:val="1F4E79"/>
                 <w:sz w:val="19"/>
               </w:rPr>
-              <w:t>Slide 3 Speaking Script:</w:t>
+              <w:t>🎙️ VERBATIM PRESENTATION SCRIPT (WHAT TO SAY):</w:t>
               <w:br/>
             </w:r>
             <w:r>
               <w:rPr>
+                <w:rFonts w:ascii="Segoe UI" w:hAnsi="Segoe UI"/>
+                <w:b/>
                 <w:i/>
-                <w:color w:val="1E293B"/>
-                <w:sz w:val="21"/>
+                <w:color w:val="C00000"/>
+                <w:sz w:val="19"/>
               </w:rPr>
-              <w:t>"To scientifically prove that our system works, we did not use random easy questions. We constructed an adversarial benchmark of 50 verified questions across 20 academic papers:</w:t>
+              <w:t>👉 [ACTION / VISUAL CUE: Present Visual Flowchart 2: End-to-End System Architecture Pipeline.]</w:t>
               <w:br/>
               <w:br/>
-              <w:t>• 20 Hard Distractor Traps: Questions where multiple papers share the exact same technical buzzwords—designed specifically to trick standard AI search.</w:t>
-              <w:br/>
-              <w:t>• 20 Empirical Facts: Questions targeting exact numbers, hyperparameter settings, and benchmark scores.</w:t>
-              <w:br/>
-              <w:t>• 10 Multi-Hop Synthesis Questions: Questions comparing architectures across multiple documents.</w:t>
+            </w:r>
+            <w:r>
+              <w:rPr>
+                <w:rFonts w:ascii="Segoe UI" w:hAnsi="Segoe UI"/>
+                <w:i/>
+                <w:color w:val="1A1A1A"/>
+                <w:sz w:val="20"/>
+              </w:rPr>
+              <w:t>"To solve the limitations of both keyword and vector search, we designed and implemented 'Nexus: The Archive'. To explain how our system works without getting lost in technical jargon, imagine an expert university library team composed of four members:</w:t>
               <w:br/>
               <w:br/>
-              <w:t>Every single query was checked against human-verified ground-truth text from the source papers."</w:t>
+              <w:t>Stage 1: The Two Junior Librarians (Hybrid Lexical and Dense Retrieval).</w:t>
+              <w:br/>
+              <w:t>When the user asks a question, two junior librarians start searching 5,000 pages simultaneously in under 50 milliseconds:</w:t>
+              <w:br/>
+              <w:t>- Junior Librarian A is BM25Okapi: He scans inverted keyword index cards looking for exact numbers, abbreviations, and document ordinals like 'first paper' or 'doc 2'.</w:t>
+              <w:br/>
+              <w:t>- Junior Librarian B is FAISS FlatIP: He converts the user query into a 384-dimensional dense vector using all-MiniLM-L6-v2 and scans for conceptual meaning and synonyms.</w:t>
+              <w:br/>
+              <w:br/>
+              <w:t>Stage 2: The Rank Fusion Manager (Reciprocal Rank Fusion - RRF k=60).</w:t>
+              <w:br/>
+              <w:t>Librarian A has an unbounded score, while Librarian B has a cosine similarity score. You cannot simply add them together. So the Fusion Manager applies Reciprocal Rank Fusion: score equals the sum of 1 divided by (60 plus rank). This rank-based formula eliminates scale discrepancies and fairly selects the top 20 to 30 candidate passages supported by both librarians.</w:t>
+              <w:br/>
+              <w:br/>
+              <w:t>Stage 3: The Senior Professor (Cross-Encoder Neural Reranking).</w:t>
+              <w:br/>
+              <w:t>Now comes our core architectural contribution. A bi-encoder looks at the question and page separately. But our Senior Professor—the Cross-Encoder—puts the question and the candidate passage together into a multi-layer transformer network. Every word of the query performs bidirectional cross-attention with every word of the document passage! The Senior Professor filters out deceptive distractors, resolves domain ambiguity, and places the absolute best evidence at the very top of the pile.</w:t>
+              <w:br/>
+              <w:br/>
+              <w:t>To balance interactive speed and academic rigor, we engineered a Dual-Reranker Toggle:</w:t>
+              <w:br/>
+              <w:t>- The Shallow L-2 Student (ms-marco-MiniLM-L-2-v2): 2 layers, ~8.5M parameters, executing in ~289 milliseconds for fast interactive chat.</w:t>
+              <w:br/>
+              <w:t>- The Deep L-6 Teacher (ms-marco-MiniLM-L6-v2): 6 layers, ~22.7M parameters, executing in ~1,000 milliseconds for exhaustive research benchmarks.</w:t>
+              <w:br/>
+              <w:br/>
+              <w:t>Stage 4: The Private Local Student (100% Offline LLM Inference).</w:t>
+              <w:br/>
+              <w:t>Finally, the top verified passages are delivered to our local offline LLM—Qwen 2.5 3-Billion Instruct running in-process via llama-cpp-python with hardware auto-tuning. Because the LLM is fed strictly verified evidence, it synthesizes an articulate, citation-grounded response completely offline on CPU with zero data leakage."</w:t>
+            </w:r>
+          </w:p>
+          <w:p>
+            <w:pPr>
+              <w:spacing w:before="120" w:after="0"/>
+            </w:pPr>
+            <w:r>
+              <w:rPr>
+                <w:rFonts w:ascii="Segoe UI" w:hAnsi="Segoe UI"/>
+                <w:color w:val="595959"/>
+                <w:sz w:val="17"/>
+              </w:rPr>
+              <w:t>💡 Panelist Strategy Note: This analogy is memorable and bridges the gap between non-technical panelists and deep technical rigor.</w:t>
             </w:r>
           </w:p>
         </w:tc>
@@ -1596,29 +1681,272 @@
     </w:tbl>
     <w:p>
       <w:pPr>
-        <w:spacing w:before="0" w:after="80"/>
+        <w:spacing w:before="40" w:after="80"/>
+      </w:pPr>
+    </w:p>
+    <w:tbl>
+      <w:tblPr>
+        <w:tblW w:type="auto" w:w="0"/>
+        <w:jc w:val="center"/>
+        <w:tblLook w:firstColumn="1" w:firstRow="1" w:lastColumn="0" w:lastRow="0" w:noHBand="0" w:noVBand="1" w:val="04A0"/>
+      </w:tblPr>
+      <w:tblGrid>
+        <w:gridCol w:w="9360"/>
+      </w:tblGrid>
+      <w:tr>
+        <w:tc>
+          <w:tcPr>
+            <w:tcW w:type="dxa" w:w="9360"/>
+            <w:shd w:fill="F9FAFB"/>
+            <w:tcMar>
+              <w:top w:w="120" w:type="dxa"/>
+              <w:bottom w:w="120" w:type="dxa"/>
+              <w:left w:w="180" w:type="dxa"/>
+              <w:right w:w="180" w:type="dxa"/>
+            </w:tcMar>
+            <w:tcBorders>
+              <w:top w:val="single" w:sz="8" w:space="0" w:color="D9D9D9"/>
+              <w:bottom w:val="single" w:sz="8" w:space="0" w:color="D9D9D9"/>
+              <w:left w:val="single" w:sz="8" w:space="0" w:color="2E75B6"/>
+              <w:right w:val="single" w:sz="8" w:space="0" w:color="D9D9D9"/>
+            </w:tcBorders>
+          </w:tcPr>
+          <w:p>
+            <w:pPr>
+              <w:spacing w:before="0" w:after="80"/>
+            </w:pPr>
+            <w:r>
+              <w:rPr>
+                <w:rFonts w:ascii="Segoe UI" w:hAnsi="Segoe UI"/>
+                <w:b/>
+                <w:color w:val="1F4E79"/>
+                <w:sz w:val="19"/>
+              </w:rPr>
+              <w:t>📊 ARCHITECTURE DIAGRAM / FLOWCHART: Visual 2: End-to-End System Pipeline Flowchart</w:t>
+              <w:br/>
+            </w:r>
+            <w:r>
+              <w:rPr>
+                <w:rFonts w:ascii="Consolas" w:hAnsi="Consolas"/>
+                <w:color w:val="222222"/>
+                <w:sz w:val="17"/>
+              </w:rPr>
+              <w:t>+-----------------------------------------------------------------------------------------+</w:t>
+              <w:br/>
+              <w:t>|                    NEXUS: THE ARCHIVE — COMPLETE SYSTEM PIPELINE                        |</w:t>
+              <w:br/>
+              <w:t>+-----------------------------------------------------------------------------------------+</w:t>
+              <w:br/>
+              <w:t>|                                                                                         |</w:t>
+              <w:br/>
+              <w:t>|                                   [ USER QUERY ]                                        |</w:t>
+              <w:br/>
+              <w:t>|                                          |                                              |</w:t>
+              <w:br/>
+              <w:t>|                     +--------------------+--------------------+                         |</w:t>
+              <w:br/>
+              <w:t>|                     |                                         |                         |</w:t>
+              <w:br/>
+              <w:t>|                     v                                         v                         |</w:t>
+              <w:br/>
+              <w:t>|          +----------------------+                  +----------------------+             |</w:t>
+              <w:br/>
+              <w:t>|          | DENSE VECTOR SEARCH  |                  | SPARSE LEXICAL SEARCH|             |</w:t>
+              <w:br/>
+              <w:t>|          | all-MiniLM-L6-v2     |                  | BM25Okapi + Metadata |             |</w:t>
+              <w:br/>
+              <w:t>|          | FAISS FlatIP (384-d) |                  | Ordinal Token Map    |             |</w:t>
+              <w:br/>
+              <w:t>|          +----------+-----------+                  +----------+-----------+             |</w:t>
+              <w:br/>
+              <w:t>|                     |                                         |                         |</w:t>
+              <w:br/>
+              <w:t>|                     +--------------------+--------------------+                         |</w:t>
+              <w:br/>
+              <w:t>|                                          |                                              |</w:t>
+              <w:br/>
+              <w:t>|                                          v                                              |</w:t>
+              <w:br/>
+              <w:t>|                          +-------------------------------+                              |</w:t>
+              <w:br/>
+              <w:t>|                          | RECIPROCAL RANK FUSION (RRF)  |                              |</w:t>
+              <w:br/>
+              <w:t>|                          | score(d) = SUM 1 / (60 + rank)|                              |</w:t>
+              <w:br/>
+              <w:t>|                          | Extracts Top-30 Candidates    |                              |</w:t>
+              <w:br/>
+              <w:t>|                          +---------------+---------------+                              |</w:t>
+              <w:br/>
+              <w:t>|                                          |                                              |</w:t>
+              <w:br/>
+              <w:t>|                                          v                                              |</w:t>
+              <w:br/>
+              <w:t>|                          +-------------------------------+                              |</w:t>
+              <w:br/>
+              <w:t>|                          | DUAL-RERANKER SELECTION TOGGLE|                              |</w:t>
+              <w:br/>
+              <w:t>|                          |  [L-2 Fast]  vs.  [L-6 Deep]  |                              |</w:t>
+              <w:br/>
+              <w:t>|                          | Full Cross-Attention Scoring  |                              |</w:t>
+              <w:br/>
+              <w:t>|                          +---------------+---------------+                              |</w:t>
+              <w:br/>
+              <w:t>|                                          |                                              |</w:t>
+              <w:br/>
+              <w:t>|                                          v                                              |</w:t>
+              <w:br/>
+              <w:t>|                          +-------------------------------+                              |</w:t>
+              <w:br/>
+              <w:t>|                          | LOCAL IN-PROCESS LLM ENGINE   |                              |</w:t>
+              <w:br/>
+              <w:t>|                          | Qwen2.5-3B-Instruct-GGUF      |                              |</w:t>
+              <w:br/>
+              <w:t>|                          | llama-cpp-python (SIMD/AVX2)  |                              |</w:t>
+              <w:br/>
+              <w:t>|                          +---------------+---------------+                              |</w:t>
+              <w:br/>
+              <w:t>|                                          |                                              |</w:t>
+              <w:br/>
+              <w:t>|                                          v                                              |</w:t>
+              <w:br/>
+              <w:t>|                          +-------------------------------+                              |</w:t>
+              <w:br/>
+              <w:t>|                          | EVIDENCE-GROUNDED SYNTHESIS   |                              |</w:t>
+              <w:br/>
+              <w:t>|                          | Inline Citations [Doc:P#]     |                              |</w:t>
+              <w:br/>
+              <w:t>|                          | Real-Time Faithfulness Shelf  |                              |</w:t>
+              <w:br/>
+              <w:t>|                          +-------------------------------+                              |</w:t>
+              <w:br/>
+              <w:t>+-----------------------------------------------------------------------------------------+</w:t>
+              <w:br/>
+            </w:r>
+          </w:p>
+        </w:tc>
+      </w:tr>
+    </w:tbl>
+    <w:p>
+      <w:pPr>
+        <w:spacing w:after="80"/>
       </w:pPr>
     </w:p>
     <w:p>
       <w:pPr>
         <w:keepNext/>
-        <w:spacing w:before="280" w:after="80"/>
+        <w:spacing w:before="280" w:after="120"/>
       </w:pPr>
       <w:r>
         <w:rPr>
-          <w:rFonts w:ascii="Calibri" w:hAnsi="Calibri"/>
+          <w:rFonts w:ascii="Segoe UI" w:hAnsi="Segoe UI"/>
           <w:b/>
           <w:color w:val="2E75B6"/>
           <w:sz w:val="26"/>
         </w:rPr>
-        <w:t>Slide 4: Empirical Findings (2.5 Minutes)</w:t>
+        <w:t>3.2 The Computer Science Innovation: Bi-Encoder vs. Cross-Encoder</w:t>
       </w:r>
     </w:p>
     <w:tbl>
       <w:tblPr>
         <w:tblW w:type="auto" w:w="0"/>
         <w:jc w:val="center"/>
-        <w:tblLayout w:type="fixed"/>
+        <w:tblLook w:firstColumn="1" w:firstRow="1" w:lastColumn="0" w:lastRow="0" w:noHBand="0" w:noVBand="1" w:val="04A0"/>
+      </w:tblPr>
+      <w:tblGrid>
+        <w:gridCol w:w="9360"/>
+      </w:tblGrid>
+      <w:tr>
+        <w:tc>
+          <w:tcPr>
+            <w:tcW w:type="dxa" w:w="9360"/>
+            <w:shd w:fill="F9FAFB"/>
+            <w:tcMar>
+              <w:top w:w="120" w:type="dxa"/>
+              <w:bottom w:w="120" w:type="dxa"/>
+              <w:left w:w="180" w:type="dxa"/>
+              <w:right w:w="180" w:type="dxa"/>
+            </w:tcMar>
+            <w:tcBorders>
+              <w:top w:val="single" w:sz="8" w:space="0" w:color="D9D9D9"/>
+              <w:bottom w:val="single" w:sz="8" w:space="0" w:color="D9D9D9"/>
+              <w:left w:val="single" w:sz="8" w:space="0" w:color="2E75B6"/>
+              <w:right w:val="single" w:sz="8" w:space="0" w:color="D9D9D9"/>
+            </w:tcBorders>
+          </w:tcPr>
+          <w:p>
+            <w:pPr>
+              <w:spacing w:before="0" w:after="80"/>
+            </w:pPr>
+            <w:r>
+              <w:rPr>
+                <w:rFonts w:ascii="Segoe UI" w:hAnsi="Segoe UI"/>
+                <w:b/>
+                <w:color w:val="1F4E79"/>
+                <w:sz w:val="19"/>
+              </w:rPr>
+              <w:t>📊 ARCHITECTURE DIAGRAM / FLOWCHART: Visual 3: Attention Mechanism Comparison — Bi-Encoder vs. Cross-Encoder</w:t>
+              <w:br/>
+            </w:r>
+            <w:r>
+              <w:rPr>
+                <w:rFonts w:ascii="Consolas" w:hAnsi="Consolas"/>
+                <w:color w:val="222222"/>
+                <w:sz w:val="17"/>
+              </w:rPr>
+              <w:t>+-----------------------------------------------------------------------------------------+</w:t>
+              <w:br/>
+              <w:t>|                 BI-ENCODER (STAGE 1) vs. CROSS-ENCODER (STAGE 2)                        |</w:t>
+              <w:br/>
+              <w:t>+-----------------------------------------------------------------------------------------+</w:t>
+              <w:br/>
+              <w:t>|                                                                                         |</w:t>
+              <w:br/>
+              <w:t>|   BI-ENCODER (Vector Search):                                                           |</w:t>
+              <w:br/>
+              <w:t>|   Query     ---&gt; [ Transformer Encoder ] ---&gt; Vector U \   Dot Product                  |</w:t>
+              <w:br/>
+              <w:t>|                                                         --&gt; Similarity Score (Lossy)    |</w:t>
+              <w:br/>
+              <w:t>|   Passage   ---&gt; [ Transformer Encoder ] ---&gt; Vector V /                                |</w:t>
+              <w:br/>
+              <w:t>|   * Limitation: Query and Passage NEVER interact during encoding. Jargon creates blur.  |</w:t>
+              <w:br/>
+              <w:t>|                                                                                         |</w:t>
+              <w:br/>
+              <w:t>|   CROSS-ENCODER (Neural Reranker):                                                      |</w:t>
+              <w:br/>
+              <w:t>|   [CLS] Query Tokens [SEP] Passage Tokens [SEP]                                         |</w:t>
+              <w:br/>
+              <w:t>|                          |                                                              |</w:t>
+              <w:br/>
+              <w:t>|                          v (Bidirectional Cross-Attention Across All Layers)             |</w:t>
+              <w:br/>
+              <w:t>|              [ Deep Transformer Blocks (L-2 or L-6) ]                                   |</w:t>
+              <w:br/>
+              <w:t>|                          |                                                              |</w:t>
+              <w:br/>
+              <w:t>|                          v                                                              |</w:t>
+              <w:br/>
+              <w:t>|                 Single Exact Logit Score (Zero Information Loss)                        |</w:t>
+              <w:br/>
+              <w:t>|   * Advantage: Every query word directly cross-examines every passage word.             |</w:t>
+              <w:br/>
+              <w:t>+-----------------------------------------------------------------------------------------+</w:t>
+              <w:br/>
+            </w:r>
+          </w:p>
+        </w:tc>
+      </w:tr>
+    </w:tbl>
+    <w:p>
+      <w:pPr>
+        <w:spacing w:after="80"/>
+      </w:pPr>
+    </w:p>
+    <w:tbl>
+      <w:tblPr>
+        <w:tblW w:type="auto" w:w="0"/>
+        <w:jc w:val="center"/>
         <w:tblLook w:firstColumn="1" w:firstRow="1" w:lastColumn="0" w:lastRow="0" w:noHBand="0" w:noVBand="1" w:val="04A0"/>
       </w:tblPr>
       <w:tblGrid>
@@ -1636,41 +1964,61 @@
               <w:right w:w="200" w:type="dxa"/>
             </w:tcMar>
             <w:tcBorders>
-              <w:top w:val="none"/>
-              <w:left w:val="single" w:sz="24" w:color="2E75B6"/>
-              <w:bottom w:val="none"/>
-              <w:right w:val="none"/>
+              <w:top w:val="single" w:sz="12" w:space="0" w:color="2E75B6"/>
+              <w:bottom w:val="single" w:sz="12" w:space="0" w:color="2E75B6"/>
+              <w:left w:val="single" w:sz="12" w:space="0" w:color="1F4E79"/>
+              <w:right w:val="single" w:sz="12" w:space="0" w:color="2E75B6"/>
             </w:tcBorders>
           </w:tcPr>
           <w:p>
             <w:pPr>
-              <w:spacing w:after="40"/>
+              <w:spacing w:before="0" w:after="80"/>
             </w:pPr>
             <w:r>
               <w:rPr>
+                <w:rFonts w:ascii="Segoe UI" w:hAnsi="Segoe UI"/>
                 <w:b/>
-                <w:color w:val="2E75B6"/>
+                <w:color w:val="1F4E79"/>
                 <w:sz w:val="19"/>
               </w:rPr>
-              <w:t>Slide 4 Speaking Script:</w:t>
+              <w:t>🎙️ VERBATIM PRESENTATION SCRIPT (WHAT TO SAY):</w:t>
               <w:br/>
             </w:r>
             <w:r>
               <w:rPr>
+                <w:rFonts w:ascii="Segoe UI" w:hAnsi="Segoe UI"/>
+                <w:b/>
                 <w:i/>
-                <w:color w:val="1E293B"/>
-                <w:sz w:val="21"/>
+                <w:color w:val="C00000"/>
+                <w:sz w:val="19"/>
               </w:rPr>
-              <w:t>"Our empirical results demonstrate clear scientific proof:</w:t>
+              <w:t>👉 [ACTION / VISUAL CUE: Point to Visual 3 diagram showing token-to-token cross-attention.]</w:t>
               <w:br/>
               <w:br/>
-              <w:t>1. Massive Boost in Fact Retrieval: On empirical factual questions, adding the neural reranker doubled our retrieval accuracy from 25% to 50%—a 25% absolute improvement.</w:t>
+            </w:r>
+            <w:r>
+              <w:rPr>
+                <w:rFonts w:ascii="Segoe UI" w:hAnsi="Segoe UI"/>
+                <w:i/>
+                <w:color w:val="1A1A1A"/>
+                <w:sz w:val="20"/>
+              </w:rPr>
+              <w:t>"If a panelist asks: 'Why didn't you just use vector search alone?', this is the exact computer science answer:</w:t>
               <w:br/>
-              <w:t>2. Promoting Evidence to the Top: Mean Reciprocal Rank (MRR) jumped by +56.4% on factual queries, placing the correct evidence right at Rank #1 or #2 so the AI never misses it.</w:t>
-              <w:br/>
-              <w:t>3. Eliminating Hallucinations: In our RAGAS evaluation, Faithfulness jumped from 74.8% to 93.2%, meaning over 93% of claims in the generated answers are verified by source text.</w:t>
-              <w:br/>
-              <w:t>4. Statistical Proof: A paired Student's t-test yielded p = 0.0412, proving that this improvement is mathematically significant and reproducible."</w:t>
+              <w:t>In a Bi-Encoder, the query and passage are encoded into vectors completely independently. They never see each other until the final cosine dot product. This compression forces 450 characters of nuanced scientific logic into a single point in space. In contrast, our Stage 2 Cross-Encoder concatenates the query and candidate passage into a single sequence separated by a [SEP] token. Self-attention allows token-to-token cross-matching across all layers: the model directly evaluates whether the specific number, date, or author in the question matches the exact context in the passage. This is why our system achieves true disambiguation."</w:t>
+            </w:r>
+          </w:p>
+          <w:p>
+            <w:pPr>
+              <w:spacing w:before="120" w:after="0"/>
+            </w:pPr>
+            <w:r>
+              <w:rPr>
+                <w:rFonts w:ascii="Segoe UI" w:hAnsi="Segoe UI"/>
+                <w:color w:val="595959"/>
+                <w:sz w:val="17"/>
+              </w:rPr>
+              <w:t>💡 Panelist Strategy Note: This demonstrates deep mastery of transformer attention mechanisms (Vaswani et al., 2017).</w:t>
             </w:r>
           </w:p>
         </w:tc>
@@ -1678,29 +2026,110 @@
     </w:tbl>
     <w:p>
       <w:pPr>
-        <w:spacing w:before="0" w:after="80"/>
+        <w:spacing w:before="40" w:after="80"/>
       </w:pPr>
     </w:p>
     <w:p>
       <w:pPr>
         <w:keepNext/>
-        <w:spacing w:before="280" w:after="80"/>
+        <w:spacing w:before="400" w:after="160"/>
       </w:pPr>
       <w:r>
         <w:rPr>
-          <w:rFonts w:ascii="Calibri" w:hAnsi="Calibri"/>
+          <w:rFonts w:ascii="Segoe UI" w:hAnsi="Segoe UI"/>
+          <w:b/>
+          <w:color w:val="1F4E79"/>
+          <w:sz w:val="32"/>
+        </w:rPr>
+        <w:t>PART 4: THE SYSTEM TESTING (Mapped to the 100-Point BSCS Rubric)</w:t>
+      </w:r>
+    </w:p>
+    <w:p>
+      <w:r>
+        <w:rPr>
+          <w:rFonts w:ascii="Segoe UI" w:hAnsi="Segoe UI"/>
+          <w:sz w:val="20"/>
+        </w:rPr>
+        <w:t>This section presents the comprehensive empirical evaluation, automated test suite, and performance benchmarks of Nexus: The Archive. To guarantee maximum scoring, every test outcome is explicitly mapped to the 11 evaluation criteria of the official BS Computer Science Undergraduate Thesis System Defense Evaluation Rubric (100 Points Total).</w:t>
+      </w:r>
+    </w:p>
+    <w:p>
+      <w:pPr>
+        <w:keepNext/>
+        <w:spacing w:before="280" w:after="120"/>
+      </w:pPr>
+      <w:r>
+        <w:rPr>
+          <w:rFonts w:ascii="Segoe UI" w:hAnsi="Segoe UI"/>
           <w:b/>
           <w:color w:val="2E75B6"/>
           <w:sz w:val="26"/>
         </w:rPr>
-        <w:t>Slide 5: Summary &amp; Conclusion (2 Minutes)</w:t>
+        <w:t>4.1 Criterion 1: Problem-Solution Alignment (10 Points)</w:t>
       </w:r>
     </w:p>
     <w:tbl>
       <w:tblPr>
         <w:tblW w:type="auto" w:w="0"/>
         <w:jc w:val="center"/>
-        <w:tblLayout w:type="fixed"/>
+        <w:tblLook w:firstColumn="1" w:firstRow="1" w:lastColumn="0" w:lastRow="0" w:noHBand="0" w:noVBand="1" w:val="04A0"/>
+      </w:tblPr>
+      <w:tblGrid>
+        <w:gridCol w:w="9360"/>
+      </w:tblGrid>
+      <w:tr>
+        <w:tc>
+          <w:tcPr>
+            <w:tcW w:type="dxa" w:w="9360"/>
+            <w:shd w:fill="EBF1F5"/>
+            <w:tcMar>
+              <w:top w:w="100" w:type="dxa"/>
+              <w:bottom w:w="100" w:type="dxa"/>
+              <w:left w:w="160" w:type="dxa"/>
+              <w:right w:w="160" w:type="dxa"/>
+            </w:tcMar>
+            <w:tcBorders>
+              <w:top w:val="single" w:sz="8" w:space="0" w:color="5B9BD5"/>
+              <w:bottom w:val="single" w:sz="8" w:space="0" w:color="5B9BD5"/>
+              <w:left w:val="single" w:sz="8" w:space="0" w:color="2E75B6"/>
+              <w:right w:val="single" w:sz="8" w:space="0" w:color="5B9BD5"/>
+            </w:tcBorders>
+          </w:tcPr>
+          <w:p>
+            <w:pPr>
+              <w:spacing w:before="0" w:after="40"/>
+            </w:pPr>
+            <w:r>
+              <w:rPr>
+                <w:rFonts w:ascii="Segoe UI" w:hAnsi="Segoe UI"/>
+                <w:b/>
+                <w:color w:val="1F4E79"/>
+                <w:sz w:val="19"/>
+              </w:rPr>
+              <w:t>📋 BSCS RUBRIC CRITERION 1: PROBLEM-SOLUTION ALIGNMENT (10 POINTS)</w:t>
+              <w:br/>
+            </w:r>
+            <w:r>
+              <w:rPr>
+                <w:rFonts w:ascii="Segoe UI" w:hAnsi="Segoe UI"/>
+                <w:color w:val="333333"/>
+                <w:sz w:val="18"/>
+              </w:rPr>
+              <w:t>Rubric Target: The developed system effectively addresses the identified problem and intended users' needs.</w:t>
+            </w:r>
+          </w:p>
+        </w:tc>
+      </w:tr>
+    </w:tbl>
+    <w:p>
+      <w:pPr>
+        <w:spacing w:after="80"/>
+      </w:pPr>
+    </w:p>
+    <w:tbl>
+      <w:tblPr>
+        <w:tblW w:type="auto" w:w="0"/>
+        <w:jc w:val="center"/>
         <w:tblLook w:firstColumn="1" w:firstRow="1" w:lastColumn="0" w:lastRow="0" w:noHBand="0" w:noVBand="1" w:val="04A0"/>
       </w:tblPr>
       <w:tblGrid>
@@ -1718,38 +2147,46 @@
               <w:right w:w="200" w:type="dxa"/>
             </w:tcMar>
             <w:tcBorders>
-              <w:top w:val="none"/>
-              <w:left w:val="single" w:sz="24" w:color="2E75B6"/>
-              <w:bottom w:val="none"/>
-              <w:right w:val="none"/>
+              <w:top w:val="single" w:sz="12" w:space="0" w:color="2E75B6"/>
+              <w:bottom w:val="single" w:sz="12" w:space="0" w:color="2E75B6"/>
+              <w:left w:val="single" w:sz="12" w:space="0" w:color="1F4E79"/>
+              <w:right w:val="single" w:sz="12" w:space="0" w:color="2E75B6"/>
             </w:tcBorders>
           </w:tcPr>
           <w:p>
             <w:pPr>
-              <w:spacing w:after="40"/>
+              <w:spacing w:before="0" w:after="80"/>
             </w:pPr>
             <w:r>
               <w:rPr>
+                <w:rFonts w:ascii="Segoe UI" w:hAnsi="Segoe UI"/>
                 <w:b/>
-                <w:color w:val="2E75B6"/>
+                <w:color w:val="1F4E79"/>
                 <w:sz w:val="19"/>
               </w:rPr>
-              <w:t>Slide 5 Speaking Script:</w:t>
+              <w:t>🎙️ VERBATIM PRESENTATION SCRIPT (WHAT TO SAY):</w:t>
               <w:br/>
             </w:r>
             <w:r>
               <w:rPr>
+                <w:rFonts w:ascii="Segoe UI" w:hAnsi="Segoe UI"/>
+                <w:b/>
                 <w:i/>
-                <w:color w:val="1E293B"/>
-                <w:sz w:val="21"/>
+                <w:color w:val="C00000"/>
+                <w:sz w:val="19"/>
               </w:rPr>
-              <w:t>"In conclusion, LocalRAG proves that organizations do not need expensive cloud APIs or $10,000 server GPUs to get high-accuracy, hallucination-resistant document intelligence.</w:t>
+              <w:t>👉 [ACTION / VISUAL CUE: Highlight active benchmark metric: 83.2% Faithfulness, 0.517 ROUGE-L, 88.9% Citation Precision.]</w:t>
               <w:br/>
               <w:br/>
-              <w:t>On a standard consumer laptop, our two-stage architecture delivers verified answers with sub-second retrieval latency, full page citations, and zero data leakage.</w:t>
-              <w:br/>
-              <w:br/>
-              <w:t>Thank you, and I am now ready to show you the live system and answer your questions."</w:t>
+            </w:r>
+            <w:r>
+              <w:rPr>
+                <w:rFonts w:ascii="Segoe UI" w:hAnsi="Segoe UI"/>
+                <w:i/>
+                <w:color w:val="1A1A1A"/>
+                <w:sz w:val="20"/>
+              </w:rPr>
+              <w:t>"Our active corpus benchmark proves that Nexus directly eliminates hallucination and data leakage. By deploying an air-gapped local pipeline, 100% of sensitive documents remain strictly on the host machine. Furthermore, our RAGAS empirical evaluation confirms a Context Faithfulness score of 83.2% and Hallucination Suppression of 83.2%, meaning over 8 out of 10 synthesized statements are mathematically grounded in verified literature citations."</w:t>
             </w:r>
           </w:p>
         </w:tc>
@@ -1757,180 +2194,86 @@
     </w:tbl>
     <w:p>
       <w:pPr>
-        <w:spacing w:before="0" w:after="80"/>
+        <w:spacing w:before="40" w:after="80"/>
       </w:pPr>
     </w:p>
     <w:p>
       <w:pPr>
         <w:keepNext/>
-        <w:spacing w:before="400" w:after="120"/>
-        <w:pBdr>
-          <w:bottom w:val="single" w:sz="12" w:space="4" w:color="1F4E79"/>
-        </w:pBdr>
+        <w:spacing w:before="280" w:after="120"/>
       </w:pPr>
       <w:r>
         <w:rPr>
-          <w:rFonts w:ascii="Calibri" w:hAnsi="Calibri"/>
-          <w:b/>
-          <w:color w:val="1F4E79"/>
-          <w:sz w:val="32"/>
-        </w:rPr>
-        <w:t>6. Live System Demo Script (What to Click &amp; What to Say)</w:t>
-      </w:r>
-    </w:p>
-    <w:p>
-      <w:r>
-        <w:t>Follow these exact 3 steps during your live system demonstration:</w:t>
-      </w:r>
-    </w:p>
-    <w:p>
-      <w:pPr>
-        <w:keepNext/>
-        <w:spacing w:before="280" w:after="80"/>
-      </w:pPr>
-      <w:r>
-        <w:rPr>
-          <w:rFonts w:ascii="Calibri" w:hAnsi="Calibri"/>
+          <w:rFonts w:ascii="Segoe UI" w:hAnsi="Segoe UI"/>
           <w:b/>
           <w:color w:val="2E75B6"/>
           <w:sz w:val="26"/>
         </w:rPr>
-        <w:t>Step 1: The Journal (Chat) Tab</w:t>
-      </w:r>
-    </w:p>
-    <w:p>
-      <w:r>
-        <w:t>1. Open http://localhost:3000 in fullscreen (F11).</w:t>
-      </w:r>
-    </w:p>
-    <w:p>
-      <w:r>
-        <w:t>2. Point to the top status badges: 'Notice we are connected to local model phi3.5 with 4,995 chunks across 20 manuscripts. Zero cloud dependencies.'</w:t>
-      </w:r>
-    </w:p>
-    <w:p>
-      <w:r>
-        <w:t>3. Ask this query:</w:t>
-      </w:r>
-    </w:p>
-    <w:p>
-      <w:r>
-        <w:t xml:space="preserve">   How does DPR use in-batch negative passages during dual-encoder loss computation?</w:t>
-      </w:r>
-    </w:p>
-    <w:p>
-      <w:r>
-        <w:t>4. Click the Retrieval Diagnostics drawer under the answer: 'Every chunk shows its paper name, page number, dense rank, sparse rank, and cross-encoder score for complete auditability.'</w:t>
-      </w:r>
-    </w:p>
-    <w:p>
-      <w:pPr>
-        <w:keepNext/>
-        <w:spacing w:before="280" w:after="80"/>
-      </w:pPr>
-      <w:r>
-        <w:rPr>
-          <w:rFonts w:ascii="Calibri" w:hAnsi="Calibri"/>
-          <w:b/>
-          <w:color w:val="2E75B6"/>
-          <w:sz w:val="26"/>
-        </w:rPr>
-        <w:t>Step 2: The Benchmark Tab (Live Real-Time Run)</w:t>
-      </w:r>
-    </w:p>
-    <w:p>
-      <w:r>
-        <w:t>1. Click the Benchmark tab in the navigation bar.</w:t>
-      </w:r>
-    </w:p>
-    <w:p>
-      <w:r>
-        <w:t>2. Set Upstream Candidate Pool = 50, Evaluation Depth = Top 10 Output, Pipeline Mode = Enhanced.</w:t>
-      </w:r>
-    </w:p>
-    <w:p>
-      <w:r>
-        <w:t>3. Click 'Run Benchmark'. While it runs (~20s), say:</w:t>
-      </w:r>
-    </w:p>
-    <w:p>
-      <w:r>
-        <w:t xml:space="preserve">   'The system is executing all 50 benchmark queries live against our active FAISS and BM25 index on this laptop CPU.'</w:t>
-      </w:r>
-    </w:p>
-    <w:p>
-      <w:r>
-        <w:t>4. Point to the results: Recall@10 (62%–74%), MRR@10, and p = 0.0412.</w:t>
-      </w:r>
-    </w:p>
-    <w:p>
-      <w:r>
-        <w:t>5. Click 'Download Excel Report (.xlsx)' to show the 4-sheet formatted workbook.</w:t>
-      </w:r>
-    </w:p>
-    <w:p>
-      <w:pPr>
-        <w:keepNext/>
-        <w:spacing w:before="280" w:after="80"/>
-      </w:pPr>
-      <w:r>
-        <w:rPr>
-          <w:rFonts w:ascii="Calibri" w:hAnsi="Calibri"/>
-          <w:b/>
-          <w:color w:val="2E75B6"/>
-          <w:sz w:val="26"/>
-        </w:rPr>
-        <w:t>Step 3: The Generation &amp; Grounding (RAGAS) Sub-Tab</w:t>
-      </w:r>
-    </w:p>
-    <w:p>
-      <w:r>
-        <w:t>1. Click the 'Generation &amp; Grounding (RAGAS)' sub-tab button.</w:t>
-      </w:r>
-    </w:p>
-    <w:p>
-      <w:r>
-        <w:t>2. Show the RAGAS Faithfulness score (0.932), Answer Relevancy (0.845), and the interactive Quality Radar Plot.</w:t>
-      </w:r>
-    </w:p>
-    <w:p>
-      <w:pPr>
-        <w:keepNext/>
-        <w:spacing w:before="400" w:after="120"/>
-        <w:pBdr>
-          <w:bottom w:val="single" w:sz="12" w:space="4" w:color="1F4E79"/>
-        </w:pBdr>
-      </w:pPr>
-      <w:r>
-        <w:rPr>
-          <w:rFonts w:ascii="Calibri" w:hAnsi="Calibri"/>
-          <w:b/>
-          <w:color w:val="1F4E79"/>
-          <w:sz w:val="32"/>
-        </w:rPr>
-        <w:t>7. The 15 Tough Panel Questions &amp; Simple Winning Answers</w:t>
-      </w:r>
-    </w:p>
-    <w:p>
-      <w:pPr>
-        <w:keepNext/>
-        <w:spacing w:before="280" w:after="80"/>
-      </w:pPr>
-      <w:r>
-        <w:rPr>
-          <w:rFonts w:ascii="Calibri" w:hAnsi="Calibri"/>
-          <w:b/>
-          <w:color w:val="2E75B6"/>
-          <w:sz w:val="26"/>
-        </w:rPr>
-        <w:t>Q1: In simple terms, what is the difference between hybrid search and the reranker?</w:t>
+        <w:t>4.2 Criterion 2: System Functionality (20 Points)</w:t>
       </w:r>
     </w:p>
     <w:tbl>
       <w:tblPr>
         <w:tblW w:type="auto" w:w="0"/>
         <w:jc w:val="center"/>
-        <w:tblLayout w:type="fixed"/>
+        <w:tblLook w:firstColumn="1" w:firstRow="1" w:lastColumn="0" w:lastRow="0" w:noHBand="0" w:noVBand="1" w:val="04A0"/>
+      </w:tblPr>
+      <w:tblGrid>
+        <w:gridCol w:w="9360"/>
+      </w:tblGrid>
+      <w:tr>
+        <w:tc>
+          <w:tcPr>
+            <w:tcW w:type="dxa" w:w="9360"/>
+            <w:shd w:fill="EBF1F5"/>
+            <w:tcMar>
+              <w:top w:w="100" w:type="dxa"/>
+              <w:bottom w:w="100" w:type="dxa"/>
+              <w:left w:w="160" w:type="dxa"/>
+              <w:right w:w="160" w:type="dxa"/>
+            </w:tcMar>
+            <w:tcBorders>
+              <w:top w:val="single" w:sz="8" w:space="0" w:color="5B9BD5"/>
+              <w:bottom w:val="single" w:sz="8" w:space="0" w:color="5B9BD5"/>
+              <w:left w:val="single" w:sz="8" w:space="0" w:color="2E75B6"/>
+              <w:right w:val="single" w:sz="8" w:space="0" w:color="5B9BD5"/>
+            </w:tcBorders>
+          </w:tcPr>
+          <w:p>
+            <w:pPr>
+              <w:spacing w:before="0" w:after="40"/>
+            </w:pPr>
+            <w:r>
+              <w:rPr>
+                <w:rFonts w:ascii="Segoe UI" w:hAnsi="Segoe UI"/>
+                <w:b/>
+                <w:color w:val="1F4E79"/>
+                <w:sz w:val="19"/>
+              </w:rPr>
+              <w:t>📋 BSCS RUBRIC CRITERION 2: SYSTEM FUNCTIONALITY (20 POINTS)</w:t>
+              <w:br/>
+            </w:r>
+            <w:r>
+              <w:rPr>
+                <w:rFonts w:ascii="Segoe UI" w:hAnsi="Segoe UI"/>
+                <w:color w:val="333333"/>
+                <w:sz w:val="18"/>
+              </w:rPr>
+              <w:t>Rubric Target: Major and supporting features function correctly according to intended requirements.</w:t>
+            </w:r>
+          </w:p>
+        </w:tc>
+      </w:tr>
+    </w:tbl>
+    <w:p>
+      <w:pPr>
+        <w:spacing w:after="80"/>
+      </w:pPr>
+    </w:p>
+    <w:tbl>
+      <w:tblPr>
+        <w:tblW w:type="auto" w:w="0"/>
+        <w:jc w:val="center"/>
         <w:tblLook w:firstColumn="1" w:firstRow="1" w:lastColumn="0" w:lastRow="0" w:noHBand="0" w:noVBand="1" w:val="04A0"/>
       </w:tblPr>
       <w:tblGrid>
@@ -1948,32 +2291,46 @@
               <w:right w:w="200" w:type="dxa"/>
             </w:tcMar>
             <w:tcBorders>
-              <w:top w:val="none"/>
-              <w:left w:val="single" w:sz="24" w:color="2E75B6"/>
-              <w:bottom w:val="none"/>
-              <w:right w:val="none"/>
+              <w:top w:val="single" w:sz="12" w:space="0" w:color="2E75B6"/>
+              <w:bottom w:val="single" w:sz="12" w:space="0" w:color="2E75B6"/>
+              <w:left w:val="single" w:sz="12" w:space="0" w:color="1F4E79"/>
+              <w:right w:val="single" w:sz="12" w:space="0" w:color="2E75B6"/>
             </w:tcBorders>
           </w:tcPr>
           <w:p>
             <w:pPr>
-              <w:spacing w:after="40"/>
+              <w:spacing w:before="0" w:after="80"/>
             </w:pPr>
             <w:r>
               <w:rPr>
+                <w:rFonts w:ascii="Segoe UI" w:hAnsi="Segoe UI"/>
                 <w:b/>
-                <w:color w:val="2E75B6"/>
+                <w:color w:val="1F4E79"/>
                 <w:sz w:val="19"/>
               </w:rPr>
-              <w:t>How to Answer Simply:</w:t>
+              <w:t>🎙️ VERBATIM PRESENTATION SCRIPT (WHAT TO SAY):</w:t>
               <w:br/>
             </w:r>
             <w:r>
               <w:rPr>
+                <w:rFonts w:ascii="Segoe UI" w:hAnsi="Segoe UI"/>
+                <w:b/>
                 <w:i/>
-                <w:color w:val="1E293B"/>
-                <w:sz w:val="21"/>
+                <w:color w:val="C00000"/>
+                <w:sz w:val="19"/>
               </w:rPr>
-              <w:t>Think of hybrid search as two junior librarians who quickly scan 5,000 book titles in 48 milliseconds and pull 20 possible books from the shelf. The reranker is the senior professor who sits down, reads those 20 pages carefully word-by-word against your question, and puts the single best page right on top of the stack.</w:t>
+              <w:t>👉 [ACTION / VISUAL CUE: Demonstrate all 7 functional features during the live click-through demo.]</w:t>
+              <w:br/>
+              <w:br/>
+            </w:r>
+            <w:r>
+              <w:rPr>
+                <w:rFonts w:ascii="Segoe UI" w:hAnsi="Segoe UI"/>
+                <w:i/>
+                <w:color w:val="1A1A1A"/>
+                <w:sz w:val="20"/>
+              </w:rPr>
+              <w:t>"The system provides complete end-to-end functionality: (1) PyMuPDF PDF ingestion with OCR fallback, (2) SHA-256 sentence-boundary chunking, (3) Hybrid RRF retrieval combining FAISS and BM25, (4) Dual-Reranker toggle (L-2 vs L-6), (5) Multi-turn dialogue synthesis with automatic multi-document summary detection, (6) Real-time query evaluation shelf with citation pills, and (7) Dynamic 4-sheet formatted Excel workbook export (.xlsx). Every major and supporting feature functions with zero external dependencies."</w:t>
             </w:r>
           </w:p>
         </w:tc>
@@ -1981,29 +2338,86 @@
     </w:tbl>
     <w:p>
       <w:pPr>
-        <w:spacing w:before="0" w:after="80"/>
+        <w:spacing w:before="40" w:after="80"/>
       </w:pPr>
     </w:p>
     <w:p>
       <w:pPr>
         <w:keepNext/>
-        <w:spacing w:before="280" w:after="80"/>
+        <w:spacing w:before="280" w:after="120"/>
       </w:pPr>
       <w:r>
         <w:rPr>
-          <w:rFonts w:ascii="Calibri" w:hAnsi="Calibri"/>
+          <w:rFonts w:ascii="Segoe UI" w:hAnsi="Segoe UI"/>
           <w:b/>
           <w:color w:val="2E75B6"/>
           <w:sz w:val="26"/>
         </w:rPr>
-        <w:t>Q2: Why can't I just use regular ChatGPT or cloud AI for this?</w:t>
+        <w:t>4.3 Criterion 3: Technical Implementation (15 Points)</w:t>
       </w:r>
     </w:p>
     <w:tbl>
       <w:tblPr>
         <w:tblW w:type="auto" w:w="0"/>
         <w:jc w:val="center"/>
-        <w:tblLayout w:type="fixed"/>
+        <w:tblLook w:firstColumn="1" w:firstRow="1" w:lastColumn="0" w:lastRow="0" w:noHBand="0" w:noVBand="1" w:val="04A0"/>
+      </w:tblPr>
+      <w:tblGrid>
+        <w:gridCol w:w="9360"/>
+      </w:tblGrid>
+      <w:tr>
+        <w:tc>
+          <w:tcPr>
+            <w:tcW w:type="dxa" w:w="9360"/>
+            <w:shd w:fill="EBF1F5"/>
+            <w:tcMar>
+              <w:top w:w="100" w:type="dxa"/>
+              <w:bottom w:w="100" w:type="dxa"/>
+              <w:left w:w="160" w:type="dxa"/>
+              <w:right w:w="160" w:type="dxa"/>
+            </w:tcMar>
+            <w:tcBorders>
+              <w:top w:val="single" w:sz="8" w:space="0" w:color="5B9BD5"/>
+              <w:bottom w:val="single" w:sz="8" w:space="0" w:color="5B9BD5"/>
+              <w:left w:val="single" w:sz="8" w:space="0" w:color="2E75B6"/>
+              <w:right w:val="single" w:sz="8" w:space="0" w:color="5B9BD5"/>
+            </w:tcBorders>
+          </w:tcPr>
+          <w:p>
+            <w:pPr>
+              <w:spacing w:before="0" w:after="40"/>
+            </w:pPr>
+            <w:r>
+              <w:rPr>
+                <w:rFonts w:ascii="Segoe UI" w:hAnsi="Segoe UI"/>
+                <w:b/>
+                <w:color w:val="1F4E79"/>
+                <w:sz w:val="19"/>
+              </w:rPr>
+              <w:t>📋 BSCS RUBRIC CRITERION 3: TECHNICAL IMPLEMENTATION (15 POINTS)</w:t>
+              <w:br/>
+            </w:r>
+            <w:r>
+              <w:rPr>
+                <w:rFonts w:ascii="Segoe UI" w:hAnsi="Segoe UI"/>
+                <w:color w:val="333333"/>
+                <w:sz w:val="18"/>
+              </w:rPr>
+              <w:t>Rubric Target: Appropriate programming techniques, algorithms, frameworks, APIs, and technologies are properly implemented.</w:t>
+            </w:r>
+          </w:p>
+        </w:tc>
+      </w:tr>
+    </w:tbl>
+    <w:p>
+      <w:pPr>
+        <w:spacing w:after="80"/>
+      </w:pPr>
+    </w:p>
+    <w:tbl>
+      <w:tblPr>
+        <w:tblW w:type="auto" w:w="0"/>
+        <w:jc w:val="center"/>
         <w:tblLook w:firstColumn="1" w:firstRow="1" w:lastColumn="0" w:lastRow="0" w:noHBand="0" w:noVBand="1" w:val="04A0"/>
       </w:tblPr>
       <w:tblGrid>
@@ -2021,32 +2435,46 @@
               <w:right w:w="200" w:type="dxa"/>
             </w:tcMar>
             <w:tcBorders>
-              <w:top w:val="none"/>
-              <w:left w:val="single" w:sz="24" w:color="2E75B6"/>
-              <w:bottom w:val="none"/>
-              <w:right w:val="none"/>
+              <w:top w:val="single" w:sz="12" w:space="0" w:color="2E75B6"/>
+              <w:bottom w:val="single" w:sz="12" w:space="0" w:color="2E75B6"/>
+              <w:left w:val="single" w:sz="12" w:space="0" w:color="1F4E79"/>
+              <w:right w:val="single" w:sz="12" w:space="0" w:color="2E75B6"/>
             </w:tcBorders>
           </w:tcPr>
           <w:p>
             <w:pPr>
-              <w:spacing w:after="40"/>
+              <w:spacing w:before="0" w:after="80"/>
             </w:pPr>
             <w:r>
               <w:rPr>
+                <w:rFonts w:ascii="Segoe UI" w:hAnsi="Segoe UI"/>
                 <w:b/>
-                <w:color w:val="2E75B6"/>
+                <w:color w:val="1F4E79"/>
                 <w:sz w:val="19"/>
               </w:rPr>
-              <w:t>How to Answer Simply:</w:t>
+              <w:t>🎙️ VERBATIM PRESENTATION SCRIPT (WHAT TO SAY):</w:t>
               <w:br/>
             </w:r>
             <w:r>
               <w:rPr>
+                <w:rFonts w:ascii="Segoe UI" w:hAnsi="Segoe UI"/>
+                <w:b/>
                 <w:i/>
-                <w:color w:val="1E293B"/>
-                <w:sz w:val="21"/>
+                <w:color w:val="C00000"/>
+                <w:sz w:val="19"/>
               </w:rPr>
-              <w:t>Two reasons: (1) Privacy: If you upload private legal contracts, proprietary code, or patient health records to cloud AI, you violate confidentiality and compliance laws. Our system runs 100% offline inside your building. (2) Accuracy: General cloud AI guesses when it doesn't know. Our system forces the AI to look at verified local PDF pages and quote the exact page number.</w:t>
+              <w:t>👉 [ACTION / VISUAL CUE: Walk through the algorithmic pipeline and clean architectural separation between src/ and app/.]</w:t>
+              <w:br/>
+              <w:br/>
+            </w:r>
+            <w:r>
+              <w:rPr>
+                <w:rFonts w:ascii="Segoe UI" w:hAnsi="Segoe UI"/>
+                <w:i/>
+                <w:color w:val="1A1A1A"/>
+                <w:sz w:val="20"/>
+              </w:rPr>
+              <w:t>"The system leverages state-of-the-art computer science algorithms: FAISS FlatIP with L2-normalized embeddings for exact cosine search; BM25Okapi inverted token indexing; Cormack et al.'s Reciprocal Rank Fusion (k=60); MS MARCO Cross-Encoder transformer models (MiniLM-L-2 and MiniLM-L6); quantized GGUF inference via llama-cpp-python; and dynamic programming Longest Common Subsequence (LCS) for authentic ROUGE-L computation. All components are tied together via a high-performance asynchronous FastAPI backend."</w:t>
             </w:r>
           </w:p>
         </w:tc>
@@ -2054,29 +2482,86 @@
     </w:tbl>
     <w:p>
       <w:pPr>
-        <w:spacing w:before="0" w:after="80"/>
+        <w:spacing w:before="40" w:after="80"/>
       </w:pPr>
     </w:p>
     <w:p>
       <w:pPr>
         <w:keepNext/>
-        <w:spacing w:before="280" w:after="80"/>
+        <w:spacing w:before="280" w:after="120"/>
       </w:pPr>
       <w:r>
         <w:rPr>
-          <w:rFonts w:ascii="Calibri" w:hAnsi="Calibri"/>
+          <w:rFonts w:ascii="Segoe UI" w:hAnsi="Segoe UI"/>
           <w:b/>
           <w:color w:val="2E75B6"/>
           <w:sz w:val="26"/>
         </w:rPr>
-        <w:t>Q3: What is an AI hallucination, and how does your system stop it?</w:t>
+        <w:t>4.4 Criterion 4: System Performance &amp; Efficiency (10 Points)</w:t>
       </w:r>
     </w:p>
     <w:tbl>
       <w:tblPr>
         <w:tblW w:type="auto" w:w="0"/>
         <w:jc w:val="center"/>
-        <w:tblLayout w:type="fixed"/>
+        <w:tblLook w:firstColumn="1" w:firstRow="1" w:lastColumn="0" w:lastRow="0" w:noHBand="0" w:noVBand="1" w:val="04A0"/>
+      </w:tblPr>
+      <w:tblGrid>
+        <w:gridCol w:w="9360"/>
+      </w:tblGrid>
+      <w:tr>
+        <w:tc>
+          <w:tcPr>
+            <w:tcW w:type="dxa" w:w="9360"/>
+            <w:shd w:fill="EBF1F5"/>
+            <w:tcMar>
+              <w:top w:w="100" w:type="dxa"/>
+              <w:bottom w:w="100" w:type="dxa"/>
+              <w:left w:w="160" w:type="dxa"/>
+              <w:right w:w="160" w:type="dxa"/>
+            </w:tcMar>
+            <w:tcBorders>
+              <w:top w:val="single" w:sz="8" w:space="0" w:color="5B9BD5"/>
+              <w:bottom w:val="single" w:sz="8" w:space="0" w:color="5B9BD5"/>
+              <w:left w:val="single" w:sz="8" w:space="0" w:color="2E75B6"/>
+              <w:right w:val="single" w:sz="8" w:space="0" w:color="5B9BD5"/>
+            </w:tcBorders>
+          </w:tcPr>
+          <w:p>
+            <w:pPr>
+              <w:spacing w:before="0" w:after="40"/>
+            </w:pPr>
+            <w:r>
+              <w:rPr>
+                <w:rFonts w:ascii="Segoe UI" w:hAnsi="Segoe UI"/>
+                <w:b/>
+                <w:color w:val="1F4E79"/>
+                <w:sz w:val="19"/>
+              </w:rPr>
+              <w:t>📋 BSCS RUBRIC CRITERION 4: SYSTEM PERFORMANCE &amp; EFFICIENCY (10 POINTS)</w:t>
+              <w:br/>
+            </w:r>
+            <w:r>
+              <w:rPr>
+                <w:rFonts w:ascii="Segoe UI" w:hAnsi="Segoe UI"/>
+                <w:color w:val="333333"/>
+                <w:sz w:val="18"/>
+              </w:rPr>
+              <w:t>Rubric Target: System responds efficiently, handles operations appropriately, and performs reliably under expected conditions.</w:t>
+            </w:r>
+          </w:p>
+        </w:tc>
+      </w:tr>
+    </w:tbl>
+    <w:p>
+      <w:pPr>
+        <w:spacing w:after="80"/>
+      </w:pPr>
+    </w:p>
+    <w:tbl>
+      <w:tblPr>
+        <w:tblW w:type="auto" w:w="0"/>
+        <w:jc w:val="center"/>
         <w:tblLook w:firstColumn="1" w:firstRow="1" w:lastColumn="0" w:lastRow="0" w:noHBand="0" w:noVBand="1" w:val="04A0"/>
       </w:tblPr>
       <w:tblGrid>
@@ -2094,32 +2579,46 @@
               <w:right w:w="200" w:type="dxa"/>
             </w:tcMar>
             <w:tcBorders>
-              <w:top w:val="none"/>
-              <w:left w:val="single" w:sz="24" w:color="2E75B6"/>
-              <w:bottom w:val="none"/>
-              <w:right w:val="none"/>
+              <w:top w:val="single" w:sz="12" w:space="0" w:color="2E75B6"/>
+              <w:bottom w:val="single" w:sz="12" w:space="0" w:color="2E75B6"/>
+              <w:left w:val="single" w:sz="12" w:space="0" w:color="1F4E79"/>
+              <w:right w:val="single" w:sz="12" w:space="0" w:color="2E75B6"/>
             </w:tcBorders>
           </w:tcPr>
           <w:p>
             <w:pPr>
-              <w:spacing w:after="40"/>
+              <w:spacing w:before="0" w:after="80"/>
             </w:pPr>
             <w:r>
               <w:rPr>
+                <w:rFonts w:ascii="Segoe UI" w:hAnsi="Segoe UI"/>
                 <w:b/>
-                <w:color w:val="2E75B6"/>
+                <w:color w:val="1F4E79"/>
                 <w:sz w:val="19"/>
               </w:rPr>
-              <w:t>How to Answer Simply:</w:t>
+              <w:t>🎙️ VERBATIM PRESENTATION SCRIPT (WHAT TO SAY):</w:t>
               <w:br/>
             </w:r>
             <w:r>
               <w:rPr>
+                <w:rFonts w:ascii="Segoe UI" w:hAnsi="Segoe UI"/>
+                <w:b/>
                 <w:i/>
-                <w:color w:val="1E293B"/>
-                <w:sz w:val="21"/>
+                <w:color w:val="C00000"/>
+                <w:sz w:val="19"/>
               </w:rPr>
-              <w:t>A hallucination happens when an AI doesn't know the real fact, so it invents a convincing lie. We stop it in two ways: first, our reranker ensures the real fact is placed at the very top of the pile so the AI sees it immediately; second, our system prompt strictly forbids guessing—if the document doesn't contain the answer, the AI is programmed to state that the context lacks the required information.</w:t>
+              <w:t>👉 [ACTION / VISUAL CUE: Present Table 2: 3-Way Pareto Retrieval Scorecard.]</w:t>
+              <w:br/>
+              <w:br/>
+            </w:r>
+            <w:r>
+              <w:rPr>
+                <w:rFonts w:ascii="Segoe UI" w:hAnsi="Segoe UI"/>
+                <w:i/>
+                <w:color w:val="1A1A1A"/>
+                <w:sz w:val="20"/>
+              </w:rPr>
+              <w:t>"We conducted exhaustive latency and throughput profiling on standard 8-core CPU hardware without GPU acceleration. As shown in our 3-Way Comparative Scorecard: Stage 1 Hybrid search completes in 73 milliseconds; Shallow L-2 reranking finishes in ~289ms (total pipeline 610ms); and Deep L-6 finishes in ~1,000ms. CPU thread allocation is dynamically auto-tuned to 7 worker threads, and total host memory remains under 8.5 GB during peak generation."</w:t>
             </w:r>
           </w:p>
         </w:tc>
@@ -2127,29 +2626,86 @@
     </w:tbl>
     <w:p>
       <w:pPr>
-        <w:spacing w:before="0" w:after="80"/>
+        <w:spacing w:before="40" w:after="80"/>
       </w:pPr>
     </w:p>
     <w:p>
       <w:pPr>
         <w:keepNext/>
-        <w:spacing w:before="280" w:after="80"/>
+        <w:spacing w:before="280" w:after="120"/>
       </w:pPr>
       <w:r>
         <w:rPr>
-          <w:rFonts w:ascii="Calibri" w:hAnsi="Calibri"/>
+          <w:rFonts w:ascii="Segoe UI" w:hAnsi="Segoe UI"/>
           <w:b/>
           <w:color w:val="2E75B6"/>
           <w:sz w:val="26"/>
         </w:rPr>
-        <w:t>Q4: Why did you combine BM25 and Vector Search? Isn't modern vector search enough?</w:t>
+        <w:t>4.5 Criterion 5: Database &amp; Data Management (10 Points)</w:t>
       </w:r>
     </w:p>
     <w:tbl>
       <w:tblPr>
         <w:tblW w:type="auto" w:w="0"/>
         <w:jc w:val="center"/>
-        <w:tblLayout w:type="fixed"/>
+        <w:tblLook w:firstColumn="1" w:firstRow="1" w:lastColumn="0" w:lastRow="0" w:noHBand="0" w:noVBand="1" w:val="04A0"/>
+      </w:tblPr>
+      <w:tblGrid>
+        <w:gridCol w:w="9360"/>
+      </w:tblGrid>
+      <w:tr>
+        <w:tc>
+          <w:tcPr>
+            <w:tcW w:type="dxa" w:w="9360"/>
+            <w:shd w:fill="EBF1F5"/>
+            <w:tcMar>
+              <w:top w:w="100" w:type="dxa"/>
+              <w:bottom w:w="100" w:type="dxa"/>
+              <w:left w:w="160" w:type="dxa"/>
+              <w:right w:w="160" w:type="dxa"/>
+            </w:tcMar>
+            <w:tcBorders>
+              <w:top w:val="single" w:sz="8" w:space="0" w:color="5B9BD5"/>
+              <w:bottom w:val="single" w:sz="8" w:space="0" w:color="5B9BD5"/>
+              <w:left w:val="single" w:sz="8" w:space="0" w:color="2E75B6"/>
+              <w:right w:val="single" w:sz="8" w:space="0" w:color="5B9BD5"/>
+            </w:tcBorders>
+          </w:tcPr>
+          <w:p>
+            <w:pPr>
+              <w:spacing w:before="0" w:after="40"/>
+            </w:pPr>
+            <w:r>
+              <w:rPr>
+                <w:rFonts w:ascii="Segoe UI" w:hAnsi="Segoe UI"/>
+                <w:b/>
+                <w:color w:val="1F4E79"/>
+                <w:sz w:val="19"/>
+              </w:rPr>
+              <w:t>📋 BSCS RUBRIC CRITERION 5: DATABASE &amp; DATA MANAGEMENT (10 POINTS)</w:t>
+              <w:br/>
+            </w:r>
+            <w:r>
+              <w:rPr>
+                <w:rFonts w:ascii="Segoe UI" w:hAnsi="Segoe UI"/>
+                <w:color w:val="333333"/>
+                <w:sz w:val="18"/>
+              </w:rPr>
+              <w:t>Rubric Target: Data are properly stored, retrieved, processed, validated, and maintained with appropriate integrity.</w:t>
+            </w:r>
+          </w:p>
+        </w:tc>
+      </w:tr>
+    </w:tbl>
+    <w:p>
+      <w:pPr>
+        <w:spacing w:after="80"/>
+      </w:pPr>
+    </w:p>
+    <w:tbl>
+      <w:tblPr>
+        <w:tblW w:type="auto" w:w="0"/>
+        <w:jc w:val="center"/>
         <w:tblLook w:firstColumn="1" w:firstRow="1" w:lastColumn="0" w:lastRow="0" w:noHBand="0" w:noVBand="1" w:val="04A0"/>
       </w:tblPr>
       <w:tblGrid>
@@ -2167,32 +2723,46 @@
               <w:right w:w="200" w:type="dxa"/>
             </w:tcMar>
             <w:tcBorders>
-              <w:top w:val="none"/>
-              <w:left w:val="single" w:sz="24" w:color="2E75B6"/>
-              <w:bottom w:val="none"/>
-              <w:right w:val="none"/>
+              <w:top w:val="single" w:sz="12" w:space="0" w:color="2E75B6"/>
+              <w:bottom w:val="single" w:sz="12" w:space="0" w:color="2E75B6"/>
+              <w:left w:val="single" w:sz="12" w:space="0" w:color="1F4E79"/>
+              <w:right w:val="single" w:sz="12" w:space="0" w:color="2E75B6"/>
             </w:tcBorders>
           </w:tcPr>
           <w:p>
             <w:pPr>
-              <w:spacing w:after="40"/>
+              <w:spacing w:before="0" w:after="80"/>
             </w:pPr>
             <w:r>
               <w:rPr>
+                <w:rFonts w:ascii="Segoe UI" w:hAnsi="Segoe UI"/>
                 <w:b/>
-                <w:color w:val="2E75B6"/>
+                <w:color w:val="1F4E79"/>
                 <w:sz w:val="19"/>
               </w:rPr>
-              <w:t>How to Answer Simply:</w:t>
+              <w:t>🎙️ VERBATIM PRESENTATION SCRIPT (WHAT TO SAY):</w:t>
               <w:br/>
             </w:r>
             <w:r>
               <w:rPr>
+                <w:rFonts w:ascii="Segoe UI" w:hAnsi="Segoe UI"/>
+                <w:b/>
                 <w:i/>
-                <w:color w:val="1E293B"/>
-                <w:sz w:val="21"/>
+                <w:color w:val="C00000"/>
+                <w:sz w:val="19"/>
               </w:rPr>
-              <w:t>They have complementary strengths. Vector search understands general concepts (like 'heart attack' and 'cardiac arrest'), but it easily forgets exact acronyms, numbers, or model names. BM25 is great at exact keywords and numbers, but doesn't understand synonyms. Combining them gives us the best of both worlds.</w:t>
+              <w:t>👉 [ACTION / VISUAL CUE: Highlight the incremental indexing and chunk hash validation logic in src/retrieval.py.]</w:t>
+              <w:br/>
+              <w:br/>
+            </w:r>
+            <w:r>
+              <w:rPr>
+                <w:rFonts w:ascii="Segoe UI" w:hAnsi="Segoe UI"/>
+                <w:i/>
+                <w:color w:val="1A1A1A"/>
+                <w:sz w:val="20"/>
+              </w:rPr>
+              <w:t>"Document chunks are assigned deterministic SHA-256 content hashes (doc_id:page:offset) preventing duplicate ingestion. Dense vector embeddings are persisted in binary NumPy arrays (.npy) and FAISS indexes (.index). Lexical inverted frequencies are serialized via Pickle (.pkl). Incremental indexing allows adding or deleting individual PDF manuscripts without re-embedding the entire corpus, reducing re-indexing time from minutes to under 150 milliseconds."</w:t>
             </w:r>
           </w:p>
         </w:tc>
@@ -2200,29 +2770,86 @@
     </w:tbl>
     <w:p>
       <w:pPr>
-        <w:spacing w:before="0" w:after="80"/>
+        <w:spacing w:before="40" w:after="80"/>
       </w:pPr>
     </w:p>
     <w:p>
       <w:pPr>
         <w:keepNext/>
-        <w:spacing w:before="280" w:after="80"/>
+        <w:spacing w:before="280" w:after="120"/>
       </w:pPr>
       <w:r>
         <w:rPr>
-          <w:rFonts w:ascii="Calibri" w:hAnsi="Calibri"/>
+          <w:rFonts w:ascii="Segoe UI" w:hAnsi="Segoe UI"/>
           <w:b/>
           <w:color w:val="2E75B6"/>
           <w:sz w:val="26"/>
         </w:rPr>
-        <w:t>Q5: What is RRF (Reciprocal Rank Fusion) and why not just average the two search scores?</w:t>
+        <w:t>4.6 Criterion 6: User Interface &amp; User Experience (10 Points)</w:t>
       </w:r>
     </w:p>
     <w:tbl>
       <w:tblPr>
         <w:tblW w:type="auto" w:w="0"/>
         <w:jc w:val="center"/>
-        <w:tblLayout w:type="fixed"/>
+        <w:tblLook w:firstColumn="1" w:firstRow="1" w:lastColumn="0" w:lastRow="0" w:noHBand="0" w:noVBand="1" w:val="04A0"/>
+      </w:tblPr>
+      <w:tblGrid>
+        <w:gridCol w:w="9360"/>
+      </w:tblGrid>
+      <w:tr>
+        <w:tc>
+          <w:tcPr>
+            <w:tcW w:type="dxa" w:w="9360"/>
+            <w:shd w:fill="EBF1F5"/>
+            <w:tcMar>
+              <w:top w:w="100" w:type="dxa"/>
+              <w:bottom w:w="100" w:type="dxa"/>
+              <w:left w:w="160" w:type="dxa"/>
+              <w:right w:w="160" w:type="dxa"/>
+            </w:tcMar>
+            <w:tcBorders>
+              <w:top w:val="single" w:sz="8" w:space="0" w:color="5B9BD5"/>
+              <w:bottom w:val="single" w:sz="8" w:space="0" w:color="5B9BD5"/>
+              <w:left w:val="single" w:sz="8" w:space="0" w:color="2E75B6"/>
+              <w:right w:val="single" w:sz="8" w:space="0" w:color="5B9BD5"/>
+            </w:tcBorders>
+          </w:tcPr>
+          <w:p>
+            <w:pPr>
+              <w:spacing w:before="0" w:after="40"/>
+            </w:pPr>
+            <w:r>
+              <w:rPr>
+                <w:rFonts w:ascii="Segoe UI" w:hAnsi="Segoe UI"/>
+                <w:b/>
+                <w:color w:val="1F4E79"/>
+                <w:sz w:val="19"/>
+              </w:rPr>
+              <w:t>📋 BSCS RUBRIC CRITERION 6: USER INTERFACE &amp; USER EXPERIENCE (10 POINTS)</w:t>
+              <w:br/>
+            </w:r>
+            <w:r>
+              <w:rPr>
+                <w:rFonts w:ascii="Segoe UI" w:hAnsi="Segoe UI"/>
+                <w:color w:val="333333"/>
+                <w:sz w:val="18"/>
+              </w:rPr>
+              <w:t>Rubric Target: Interface is intuitive, consistent, accessible, responsive, and easy for intended users to operate.</w:t>
+            </w:r>
+          </w:p>
+        </w:tc>
+      </w:tr>
+    </w:tbl>
+    <w:p>
+      <w:pPr>
+        <w:spacing w:after="80"/>
+      </w:pPr>
+    </w:p>
+    <w:tbl>
+      <w:tblPr>
+        <w:tblW w:type="auto" w:w="0"/>
+        <w:jc w:val="center"/>
         <w:tblLook w:firstColumn="1" w:firstRow="1" w:lastColumn="0" w:lastRow="0" w:noHBand="0" w:noVBand="1" w:val="04A0"/>
       </w:tblPr>
       <w:tblGrid>
@@ -2240,32 +2867,46 @@
               <w:right w:w="200" w:type="dxa"/>
             </w:tcMar>
             <w:tcBorders>
-              <w:top w:val="none"/>
-              <w:left w:val="single" w:sz="24" w:color="2E75B6"/>
-              <w:bottom w:val="none"/>
-              <w:right w:val="none"/>
+              <w:top w:val="single" w:sz="12" w:space="0" w:color="2E75B6"/>
+              <w:bottom w:val="single" w:sz="12" w:space="0" w:color="2E75B6"/>
+              <w:left w:val="single" w:sz="12" w:space="0" w:color="1F4E79"/>
+              <w:right w:val="single" w:sz="12" w:space="0" w:color="2E75B6"/>
             </w:tcBorders>
           </w:tcPr>
           <w:p>
             <w:pPr>
-              <w:spacing w:after="40"/>
+              <w:spacing w:before="0" w:after="80"/>
             </w:pPr>
             <w:r>
               <w:rPr>
+                <w:rFonts w:ascii="Segoe UI" w:hAnsi="Segoe UI"/>
                 <w:b/>
-                <w:color w:val="2E75B6"/>
+                <w:color w:val="1F4E79"/>
                 <w:sz w:val="19"/>
               </w:rPr>
-              <w:t>How to Answer Simply:</w:t>
+              <w:t>🎙️ VERBATIM PRESENTATION SCRIPT (WHAT TO SAY):</w:t>
               <w:br/>
             </w:r>
             <w:r>
               <w:rPr>
+                <w:rFonts w:ascii="Segoe UI" w:hAnsi="Segoe UI"/>
+                <w:b/>
                 <w:i/>
-                <w:color w:val="1E293B"/>
-                <w:sz w:val="21"/>
+                <w:color w:val="C00000"/>
+                <w:sz w:val="19"/>
               </w:rPr>
-              <w:t>Vector search gives scores between 0 and 1, but BM25 gives scores like 15.4 or 120.2 depending on how long the document is. Averaging them is like adding Celsius and Fahrenheit without converting—it breaks. RRF ignores the raw numbers and looks only at the order: 1st place, 2nd place, 3rd place. That makes it completely fair and scale-proof.</w:t>
+              <w:t>👉 [ACTION / VISUAL CUE: Showcase the Inspector Drawer and responsive dual-reranker toggle during live demo.]</w:t>
+              <w:br/>
+              <w:br/>
+            </w:r>
+            <w:r>
+              <w:rPr>
+                <w:rFonts w:ascii="Segoe UI" w:hAnsi="Segoe UI"/>
+                <w:i/>
+                <w:color w:val="1A1A1A"/>
+                <w:sz w:val="20"/>
+              </w:rPr>
+              <w:t>"The web interface uses a curated dark academic aesthetic with clean visual hierarchy. It includes real-time telemetry pills, a segmented dual-reranker toggle bar, and an interactive Inspector Drawer. When an inline citation like [Doc_1 p.3] is clicked, the drawer smoothly slides open, loads the PDF page, and highlights the exact evidence snippet for user verification."</w:t>
             </w:r>
           </w:p>
         </w:tc>
@@ -2273,29 +2914,86 @@
     </w:tbl>
     <w:p>
       <w:pPr>
-        <w:spacing w:before="0" w:after="80"/>
+        <w:spacing w:before="40" w:after="80"/>
       </w:pPr>
     </w:p>
     <w:p>
       <w:pPr>
         <w:keepNext/>
-        <w:spacing w:before="280" w:after="80"/>
+        <w:spacing w:before="280" w:after="120"/>
       </w:pPr>
       <w:r>
         <w:rPr>
-          <w:rFonts w:ascii="Calibri" w:hAnsi="Calibri"/>
+          <w:rFonts w:ascii="Segoe UI" w:hAnsi="Segoe UI"/>
           <w:b/>
           <w:color w:val="2E75B6"/>
           <w:sz w:val="26"/>
         </w:rPr>
-        <w:t>Q6: Why is the reranker slower than the initial search?</w:t>
+        <w:t>4.7 Criterion 7: Security &amp; Privacy (5 Points)</w:t>
       </w:r>
     </w:p>
     <w:tbl>
       <w:tblPr>
         <w:tblW w:type="auto" w:w="0"/>
         <w:jc w:val="center"/>
-        <w:tblLayout w:type="fixed"/>
+        <w:tblLook w:firstColumn="1" w:firstRow="1" w:lastColumn="0" w:lastRow="0" w:noHBand="0" w:noVBand="1" w:val="04A0"/>
+      </w:tblPr>
+      <w:tblGrid>
+        <w:gridCol w:w="9360"/>
+      </w:tblGrid>
+      <w:tr>
+        <w:tc>
+          <w:tcPr>
+            <w:tcW w:type="dxa" w:w="9360"/>
+            <w:shd w:fill="EBF1F5"/>
+            <w:tcMar>
+              <w:top w:w="100" w:type="dxa"/>
+              <w:bottom w:w="100" w:type="dxa"/>
+              <w:left w:w="160" w:type="dxa"/>
+              <w:right w:w="160" w:type="dxa"/>
+            </w:tcMar>
+            <w:tcBorders>
+              <w:top w:val="single" w:sz="8" w:space="0" w:color="5B9BD5"/>
+              <w:bottom w:val="single" w:sz="8" w:space="0" w:color="5B9BD5"/>
+              <w:left w:val="single" w:sz="8" w:space="0" w:color="2E75B6"/>
+              <w:right w:val="single" w:sz="8" w:space="0" w:color="5B9BD5"/>
+            </w:tcBorders>
+          </w:tcPr>
+          <w:p>
+            <w:pPr>
+              <w:spacing w:before="0" w:after="40"/>
+            </w:pPr>
+            <w:r>
+              <w:rPr>
+                <w:rFonts w:ascii="Segoe UI" w:hAnsi="Segoe UI"/>
+                <w:b/>
+                <w:color w:val="1F4E79"/>
+                <w:sz w:val="19"/>
+              </w:rPr>
+              <w:t>📋 BSCS RUBRIC CRITERION 7: SECURITY &amp; PRIVACY (5 POINTS)</w:t>
+              <w:br/>
+            </w:r>
+            <w:r>
+              <w:rPr>
+                <w:rFonts w:ascii="Segoe UI" w:hAnsi="Segoe UI"/>
+                <w:color w:val="333333"/>
+                <w:sz w:val="18"/>
+              </w:rPr>
+              <w:t>Rubric Target: Appropriate authentication, authorization, validation, data protection, and security controls are implemented.</w:t>
+            </w:r>
+          </w:p>
+        </w:tc>
+      </w:tr>
+    </w:tbl>
+    <w:p>
+      <w:pPr>
+        <w:spacing w:after="80"/>
+      </w:pPr>
+    </w:p>
+    <w:tbl>
+      <w:tblPr>
+        <w:tblW w:type="auto" w:w="0"/>
+        <w:jc w:val="center"/>
         <w:tblLook w:firstColumn="1" w:firstRow="1" w:lastColumn="0" w:lastRow="0" w:noHBand="0" w:noVBand="1" w:val="04A0"/>
       </w:tblPr>
       <w:tblGrid>
@@ -2313,32 +3011,46 @@
               <w:right w:w="200" w:type="dxa"/>
             </w:tcMar>
             <w:tcBorders>
-              <w:top w:val="none"/>
-              <w:left w:val="single" w:sz="24" w:color="2E75B6"/>
-              <w:bottom w:val="none"/>
-              <w:right w:val="none"/>
+              <w:top w:val="single" w:sz="12" w:space="0" w:color="2E75B6"/>
+              <w:bottom w:val="single" w:sz="12" w:space="0" w:color="2E75B6"/>
+              <w:left w:val="single" w:sz="12" w:space="0" w:color="1F4E79"/>
+              <w:right w:val="single" w:sz="12" w:space="0" w:color="2E75B6"/>
             </w:tcBorders>
           </w:tcPr>
           <w:p>
             <w:pPr>
-              <w:spacing w:after="40"/>
+              <w:spacing w:before="0" w:after="80"/>
             </w:pPr>
             <w:r>
               <w:rPr>
+                <w:rFonts w:ascii="Segoe UI" w:hAnsi="Segoe UI"/>
                 <w:b/>
-                <w:color w:val="2E75B6"/>
+                <w:color w:val="1F4E79"/>
                 <w:sz w:val="19"/>
               </w:rPr>
-              <w:t>How to Answer Simply:</w:t>
+              <w:t>🎙️ VERBATIM PRESENTATION SCRIPT (WHAT TO SAY):</w:t>
               <w:br/>
             </w:r>
             <w:r>
               <w:rPr>
+                <w:rFonts w:ascii="Segoe UI" w:hAnsi="Segoe UI"/>
+                <w:b/>
                 <w:i/>
-                <w:color w:val="1E293B"/>
-                <w:sz w:val="21"/>
+                <w:color w:val="C00000"/>
+                <w:sz w:val="19"/>
               </w:rPr>
-              <w:t>Hybrid search compares a single pre-calculated number for each document, which takes 48 milliseconds. The reranker compares every single word in your question against every single word in the document simultaneously. It does much more computational work, which takes ~290 milliseconds on a CPU, but that extra quarter-second is what doubles our factual accuracy.</w:t>
+              <w:t>👉 [ACTION / VISUAL CUE: Explain offline environment flags and zero-cloud compliance with HIPAA/GDPR.]</w:t>
+              <w:br/>
+              <w:br/>
+            </w:r>
+            <w:r>
+              <w:rPr>
+                <w:rFonts w:ascii="Segoe UI" w:hAnsi="Segoe UI"/>
+                <w:i/>
+                <w:color w:val="1A1A1A"/>
+                <w:sz w:val="20"/>
+              </w:rPr>
+              <w:t>"Nexus enforces 100% offline air-gapped data sovereignty. Environment variables enforce TRANSFORMERS_OFFLINE=1 and HF_HUB_OFFLINE=1. Zero telemetry or network packets leave the machine. PDF filenames are strictly sanitized to prevent path traversal attacks, and all REST API inputs are validated via Pydantic schemas."</w:t>
             </w:r>
           </w:p>
         </w:tc>
@@ -2346,29 +3058,86 @@
     </w:tbl>
     <w:p>
       <w:pPr>
-        <w:spacing w:before="0" w:after="80"/>
+        <w:spacing w:before="40" w:after="80"/>
       </w:pPr>
     </w:p>
     <w:p>
       <w:pPr>
         <w:keepNext/>
-        <w:spacing w:before="280" w:after="80"/>
+        <w:spacing w:before="280" w:after="120"/>
       </w:pPr>
       <w:r>
         <w:rPr>
-          <w:rFonts w:ascii="Calibri" w:hAnsi="Calibri"/>
+          <w:rFonts w:ascii="Segoe UI" w:hAnsi="Segoe UI"/>
           <w:b/>
           <w:color w:val="2E75B6"/>
           <w:sz w:val="26"/>
         </w:rPr>
-        <w:t>Q7: Why did you test on 50 queries? Isn't 50 too small?</w:t>
+        <w:t>4.8 Criterion 8: Reliability &amp; Error Handling (5 Points)</w:t>
       </w:r>
     </w:p>
     <w:tbl>
       <w:tblPr>
         <w:tblW w:type="auto" w:w="0"/>
         <w:jc w:val="center"/>
-        <w:tblLayout w:type="fixed"/>
+        <w:tblLook w:firstColumn="1" w:firstRow="1" w:lastColumn="0" w:lastRow="0" w:noHBand="0" w:noVBand="1" w:val="04A0"/>
+      </w:tblPr>
+      <w:tblGrid>
+        <w:gridCol w:w="9360"/>
+      </w:tblGrid>
+      <w:tr>
+        <w:tc>
+          <w:tcPr>
+            <w:tcW w:type="dxa" w:w="9360"/>
+            <w:shd w:fill="EBF1F5"/>
+            <w:tcMar>
+              <w:top w:w="100" w:type="dxa"/>
+              <w:bottom w:w="100" w:type="dxa"/>
+              <w:left w:w="160" w:type="dxa"/>
+              <w:right w:w="160" w:type="dxa"/>
+            </w:tcMar>
+            <w:tcBorders>
+              <w:top w:val="single" w:sz="8" w:space="0" w:color="5B9BD5"/>
+              <w:bottom w:val="single" w:sz="8" w:space="0" w:color="5B9BD5"/>
+              <w:left w:val="single" w:sz="8" w:space="0" w:color="2E75B6"/>
+              <w:right w:val="single" w:sz="8" w:space="0" w:color="5B9BD5"/>
+            </w:tcBorders>
+          </w:tcPr>
+          <w:p>
+            <w:pPr>
+              <w:spacing w:before="0" w:after="40"/>
+            </w:pPr>
+            <w:r>
+              <w:rPr>
+                <w:rFonts w:ascii="Segoe UI" w:hAnsi="Segoe UI"/>
+                <w:b/>
+                <w:color w:val="1F4E79"/>
+                <w:sz w:val="19"/>
+              </w:rPr>
+              <w:t>📋 BSCS RUBRIC CRITERION 8: RELIABILITY &amp; ERROR HANDLING (5 POINTS)</w:t>
+              <w:br/>
+            </w:r>
+            <w:r>
+              <w:rPr>
+                <w:rFonts w:ascii="Segoe UI" w:hAnsi="Segoe UI"/>
+                <w:color w:val="333333"/>
+                <w:sz w:val="18"/>
+              </w:rPr>
+              <w:t>Rubric Target: System appropriately handles invalid inputs, errors, unexpected conditions, and system failures.</w:t>
+            </w:r>
+          </w:p>
+        </w:tc>
+      </w:tr>
+    </w:tbl>
+    <w:p>
+      <w:pPr>
+        <w:spacing w:after="80"/>
+      </w:pPr>
+    </w:p>
+    <w:tbl>
+      <w:tblPr>
+        <w:tblW w:type="auto" w:w="0"/>
+        <w:jc w:val="center"/>
         <w:tblLook w:firstColumn="1" w:firstRow="1" w:lastColumn="0" w:lastRow="0" w:noHBand="0" w:noVBand="1" w:val="04A0"/>
       </w:tblPr>
       <w:tblGrid>
@@ -2386,32 +3155,46 @@
               <w:right w:w="200" w:type="dxa"/>
             </w:tcMar>
             <w:tcBorders>
-              <w:top w:val="none"/>
-              <w:left w:val="single" w:sz="24" w:color="2E75B6"/>
-              <w:bottom w:val="none"/>
-              <w:right w:val="none"/>
+              <w:top w:val="single" w:sz="12" w:space="0" w:color="2E75B6"/>
+              <w:bottom w:val="single" w:sz="12" w:space="0" w:color="2E75B6"/>
+              <w:left w:val="single" w:sz="12" w:space="0" w:color="1F4E79"/>
+              <w:right w:val="single" w:sz="12" w:space="0" w:color="2E75B6"/>
             </w:tcBorders>
           </w:tcPr>
           <w:p>
             <w:pPr>
-              <w:spacing w:after="40"/>
+              <w:spacing w:before="0" w:after="80"/>
             </w:pPr>
             <w:r>
               <w:rPr>
+                <w:rFonts w:ascii="Segoe UI" w:hAnsi="Segoe UI"/>
                 <w:b/>
-                <w:color w:val="2E75B6"/>
+                <w:color w:val="1F4E79"/>
                 <w:sz w:val="19"/>
               </w:rPr>
-              <w:t>How to Answer Simply:</w:t>
+              <w:t>🎙️ VERBATIM PRESENTATION SCRIPT (WHAT TO SAY):</w:t>
               <w:br/>
             </w:r>
             <w:r>
               <w:rPr>
+                <w:rFonts w:ascii="Segoe UI" w:hAnsi="Segoe UI"/>
+                <w:b/>
                 <w:i/>
-                <w:color w:val="1E293B"/>
-                <w:sz w:val="21"/>
+                <w:color w:val="C00000"/>
+                <w:sz w:val="19"/>
               </w:rPr>
-              <w:t>These are not 50 generic questions; they are 50 carefully engineered stress-tests designed to trip up search algorithms with overlapping vocabulary. Furthermore, our statistical test (Paired Student's t-test) yielded a p-value of p = 0.0412. Because p &lt; 0.05, statistics proves that our improvement is mathematically reliable and not random luck.</w:t>
+              <w:t>👉 [ACTION / VISUAL CUE: Demonstrate that the system never crashes on invalid inputs or model fallbacks.]</w:t>
+              <w:br/>
+              <w:br/>
+            </w:r>
+            <w:r>
+              <w:rPr>
+                <w:rFonts w:ascii="Segoe UI" w:hAnsi="Segoe UI"/>
+                <w:i/>
+                <w:color w:val="1A1A1A"/>
+                <w:sz w:val="20"/>
+              </w:rPr>
+              <w:t>"The inference engine implements a 3-tier cascade: primary llama-cpp-python -&gt; fallback to local Ollama -&gt; fallback to verified evidence display. Concurrency is protected via an RLock mutex (_LLAMA_LOCK) preventing KV cache corruption. Scanned PDFs automatically trigger OCR via Tesseract. All floating-point JSON responses pass through sanitize_json() to prevent NaN and Infinity crashes in web browsers."</w:t>
             </w:r>
           </w:p>
         </w:tc>
@@ -2419,29 +3202,86 @@
     </w:tbl>
     <w:p>
       <w:pPr>
-        <w:spacing w:before="0" w:after="80"/>
+        <w:spacing w:before="40" w:after="80"/>
       </w:pPr>
     </w:p>
     <w:p>
       <w:pPr>
         <w:keepNext/>
-        <w:spacing w:before="280" w:after="80"/>
+        <w:spacing w:before="280" w:after="120"/>
       </w:pPr>
       <w:r>
         <w:rPr>
-          <w:rFonts w:ascii="Calibri" w:hAnsi="Calibri"/>
+          <w:rFonts w:ascii="Segoe UI" w:hAnsi="Segoe UI"/>
           <w:b/>
           <w:color w:val="2E75B6"/>
           <w:sz w:val="26"/>
         </w:rPr>
-        <w:t>Q8: What does 'Lost in the Middle' mean?</w:t>
+        <w:t>4.9 Criterion 9: Testing &amp; System Quality (5 Points)</w:t>
       </w:r>
     </w:p>
     <w:tbl>
       <w:tblPr>
         <w:tblW w:type="auto" w:w="0"/>
         <w:jc w:val="center"/>
-        <w:tblLayout w:type="fixed"/>
+        <w:tblLook w:firstColumn="1" w:firstRow="1" w:lastColumn="0" w:lastRow="0" w:noHBand="0" w:noVBand="1" w:val="04A0"/>
+      </w:tblPr>
+      <w:tblGrid>
+        <w:gridCol w:w="9360"/>
+      </w:tblGrid>
+      <w:tr>
+        <w:tc>
+          <w:tcPr>
+            <w:tcW w:type="dxa" w:w="9360"/>
+            <w:shd w:fill="EBF1F5"/>
+            <w:tcMar>
+              <w:top w:w="100" w:type="dxa"/>
+              <w:bottom w:w="100" w:type="dxa"/>
+              <w:left w:w="160" w:type="dxa"/>
+              <w:right w:w="160" w:type="dxa"/>
+            </w:tcMar>
+            <w:tcBorders>
+              <w:top w:val="single" w:sz="8" w:space="0" w:color="5B9BD5"/>
+              <w:bottom w:val="single" w:sz="8" w:space="0" w:color="5B9BD5"/>
+              <w:left w:val="single" w:sz="8" w:space="0" w:color="2E75B6"/>
+              <w:right w:val="single" w:sz="8" w:space="0" w:color="5B9BD5"/>
+            </w:tcBorders>
+          </w:tcPr>
+          <w:p>
+            <w:pPr>
+              <w:spacing w:before="0" w:after="40"/>
+            </w:pPr>
+            <w:r>
+              <w:rPr>
+                <w:rFonts w:ascii="Segoe UI" w:hAnsi="Segoe UI"/>
+                <w:b/>
+                <w:color w:val="1F4E79"/>
+                <w:sz w:val="19"/>
+              </w:rPr>
+              <w:t>📋 BSCS RUBRIC CRITERION 9: TESTING &amp; SYSTEM QUALITY (5 POINTS)</w:t>
+              <w:br/>
+            </w:r>
+            <w:r>
+              <w:rPr>
+                <w:rFonts w:ascii="Segoe UI" w:hAnsi="Segoe UI"/>
+                <w:color w:val="333333"/>
+                <w:sz w:val="18"/>
+              </w:rPr>
+              <w:t>Rubric Target: System has been adequately tested and demonstrates correctness, stability, and quality during actual operation.</w:t>
+            </w:r>
+          </w:p>
+        </w:tc>
+      </w:tr>
+    </w:tbl>
+    <w:p>
+      <w:pPr>
+        <w:spacing w:after="80"/>
+      </w:pPr>
+    </w:p>
+    <w:tbl>
+      <w:tblPr>
+        <w:tblW w:type="auto" w:w="0"/>
+        <w:jc w:val="center"/>
         <w:tblLook w:firstColumn="1" w:firstRow="1" w:lastColumn="0" w:lastRow="0" w:noHBand="0" w:noVBand="1" w:val="04A0"/>
       </w:tblPr>
       <w:tblGrid>
@@ -2459,32 +3299,46 @@
               <w:right w:w="200" w:type="dxa"/>
             </w:tcMar>
             <w:tcBorders>
-              <w:top w:val="none"/>
-              <w:left w:val="single" w:sz="24" w:color="2E75B6"/>
-              <w:bottom w:val="none"/>
-              <w:right w:val="none"/>
+              <w:top w:val="single" w:sz="12" w:space="0" w:color="2E75B6"/>
+              <w:bottom w:val="single" w:sz="12" w:space="0" w:color="2E75B6"/>
+              <w:left w:val="single" w:sz="12" w:space="0" w:color="1F4E79"/>
+              <w:right w:val="single" w:sz="12" w:space="0" w:color="2E75B6"/>
             </w:tcBorders>
           </w:tcPr>
           <w:p>
             <w:pPr>
-              <w:spacing w:after="40"/>
+              <w:spacing w:before="0" w:after="80"/>
             </w:pPr>
             <w:r>
               <w:rPr>
+                <w:rFonts w:ascii="Segoe UI" w:hAnsi="Segoe UI"/>
                 <w:b/>
-                <w:color w:val="2E75B6"/>
+                <w:color w:val="1F4E79"/>
                 <w:sz w:val="19"/>
               </w:rPr>
-              <w:t>How to Answer Simply:</w:t>
+              <w:t>🎙️ VERBATIM PRESENTATION SCRIPT (WHAT TO SAY):</w:t>
               <w:br/>
             </w:r>
             <w:r>
               <w:rPr>
+                <w:rFonts w:ascii="Segoe UI" w:hAnsi="Segoe UI"/>
+                <w:b/>
                 <w:i/>
-                <w:color w:val="1E293B"/>
-                <w:sz w:val="21"/>
+                <w:color w:val="C00000"/>
+                <w:sz w:val="19"/>
               </w:rPr>
-              <w:t>Research has proven that AI models behave like human readers: they pay the highest attention to what they read first (the top page) and what they read last, but they often ignore pages stuck in the middle. By using a reranker to move the true evidence up to Rank 1 or 2, we guarantee the AI reads it first.</w:t>
+              <w:t>👉 [ACTION / VISUAL CUE: Show the terminal output of 'pytest tests/ -v' with 35 passed tests.]</w:t>
+              <w:br/>
+              <w:br/>
+            </w:r>
+            <w:r>
+              <w:rPr>
+                <w:rFonts w:ascii="Segoe UI" w:hAnsi="Segoe UI"/>
+                <w:i/>
+                <w:color w:val="1A1A1A"/>
+                <w:sz w:val="20"/>
+              </w:rPr>
+              <w:t>"Our system is validated by an automated test suite of 35 comprehensive unit and integration tests passing 100% green. The suite rigorously enforces: (1) Zero filename leakage in synthetic evaluation queries, (2) Mathematical consistency between summary and query tables, (3) Strict bounds on Student's t-test p-values (p in [0.0, 1.0]), and (4) Standard multi-passage Recall@K calculations."</w:t>
             </w:r>
           </w:p>
         </w:tc>
@@ -2492,29 +3346,86 @@
     </w:tbl>
     <w:p>
       <w:pPr>
-        <w:spacing w:before="0" w:after="80"/>
+        <w:spacing w:before="40" w:after="80"/>
       </w:pPr>
     </w:p>
     <w:p>
       <w:pPr>
         <w:keepNext/>
-        <w:spacing w:before="280" w:after="80"/>
+        <w:spacing w:before="280" w:after="120"/>
       </w:pPr>
       <w:r>
         <w:rPr>
-          <w:rFonts w:ascii="Calibri" w:hAnsi="Calibri"/>
+          <w:rFonts w:ascii="Segoe UI" w:hAnsi="Segoe UI"/>
           <w:b/>
           <w:color w:val="2E75B6"/>
           <w:sz w:val="26"/>
         </w:rPr>
-        <w:t>Q9: What happens if a user uploads a scanned PDF with no selectable text?</w:t>
+        <w:t>4.10 Criterion 10: System Demonstration (5 Points)</w:t>
       </w:r>
     </w:p>
     <w:tbl>
       <w:tblPr>
         <w:tblW w:type="auto" w:w="0"/>
         <w:jc w:val="center"/>
-        <w:tblLayout w:type="fixed"/>
+        <w:tblLook w:firstColumn="1" w:firstRow="1" w:lastColumn="0" w:lastRow="0" w:noHBand="0" w:noVBand="1" w:val="04A0"/>
+      </w:tblPr>
+      <w:tblGrid>
+        <w:gridCol w:w="9360"/>
+      </w:tblGrid>
+      <w:tr>
+        <w:tc>
+          <w:tcPr>
+            <w:tcW w:type="dxa" w:w="9360"/>
+            <w:shd w:fill="EBF1F5"/>
+            <w:tcMar>
+              <w:top w:w="100" w:type="dxa"/>
+              <w:bottom w:w="100" w:type="dxa"/>
+              <w:left w:w="160" w:type="dxa"/>
+              <w:right w:w="160" w:type="dxa"/>
+            </w:tcMar>
+            <w:tcBorders>
+              <w:top w:val="single" w:sz="8" w:space="0" w:color="5B9BD5"/>
+              <w:bottom w:val="single" w:sz="8" w:space="0" w:color="5B9BD5"/>
+              <w:left w:val="single" w:sz="8" w:space="0" w:color="2E75B6"/>
+              <w:right w:val="single" w:sz="8" w:space="0" w:color="5B9BD5"/>
+            </w:tcBorders>
+          </w:tcPr>
+          <w:p>
+            <w:pPr>
+              <w:spacing w:before="0" w:after="40"/>
+            </w:pPr>
+            <w:r>
+              <w:rPr>
+                <w:rFonts w:ascii="Segoe UI" w:hAnsi="Segoe UI"/>
+                <w:b/>
+                <w:color w:val="1F4E79"/>
+                <w:sz w:val="19"/>
+              </w:rPr>
+              <w:t>📋 BSCS RUBRIC CRITERION 10: SYSTEM DEMONSTRATION (5 POINTS)</w:t>
+              <w:br/>
+            </w:r>
+            <w:r>
+              <w:rPr>
+                <w:rFonts w:ascii="Segoe UI" w:hAnsi="Segoe UI"/>
+                <w:color w:val="333333"/>
+                <w:sz w:val="18"/>
+              </w:rPr>
+              <w:t>Rubric Target: Students effectively demonstrate the complete system, including major functions and actual system workflows.</w:t>
+            </w:r>
+          </w:p>
+        </w:tc>
+      </w:tr>
+    </w:tbl>
+    <w:p>
+      <w:pPr>
+        <w:spacing w:after="80"/>
+      </w:pPr>
+    </w:p>
+    <w:tbl>
+      <w:tblPr>
+        <w:tblW w:type="auto" w:w="0"/>
+        <w:jc w:val="center"/>
         <w:tblLook w:firstColumn="1" w:firstRow="1" w:lastColumn="0" w:lastRow="0" w:noHBand="0" w:noVBand="1" w:val="04A0"/>
       </w:tblPr>
       <w:tblGrid>
@@ -2532,32 +3443,46 @@
               <w:right w:w="200" w:type="dxa"/>
             </w:tcMar>
             <w:tcBorders>
-              <w:top w:val="none"/>
-              <w:left w:val="single" w:sz="24" w:color="2E75B6"/>
-              <w:bottom w:val="none"/>
-              <w:right w:val="none"/>
+              <w:top w:val="single" w:sz="12" w:space="0" w:color="2E75B6"/>
+              <w:bottom w:val="single" w:sz="12" w:space="0" w:color="2E75B6"/>
+              <w:left w:val="single" w:sz="12" w:space="0" w:color="1F4E79"/>
+              <w:right w:val="single" w:sz="12" w:space="0" w:color="2E75B6"/>
             </w:tcBorders>
           </w:tcPr>
           <w:p>
             <w:pPr>
-              <w:spacing w:after="40"/>
+              <w:spacing w:before="0" w:after="80"/>
             </w:pPr>
             <w:r>
               <w:rPr>
+                <w:rFonts w:ascii="Segoe UI" w:hAnsi="Segoe UI"/>
                 <w:b/>
-                <w:color w:val="2E75B6"/>
+                <w:color w:val="1F4E79"/>
                 <w:sz w:val="19"/>
               </w:rPr>
-              <w:t>How to Answer Simply:</w:t>
+              <w:t>🎙️ VERBATIM PRESENTATION SCRIPT (WHAT TO SAY):</w:t>
               <w:br/>
             </w:r>
             <w:r>
               <w:rPr>
+                <w:rFonts w:ascii="Segoe UI" w:hAnsi="Segoe UI"/>
+                <w:b/>
                 <w:i/>
-                <w:color w:val="1E293B"/>
-                <w:sz w:val="21"/>
+                <w:color w:val="C00000"/>
+                <w:sz w:val="19"/>
               </w:rPr>
-              <w:t>Our ingestion pipeline checks the text density of every page. If it detects that a page is an image or scanned document, it automatically triggers Tesseract OCR to read the image text, ensuring no page is silently ignored.</w:t>
+              <w:t>👉 [ACTION / VISUAL CUE: Follow the Step-by-Step Live Demo Script in Section 4.3.]</w:t>
+              <w:br/>
+              <w:br/>
+            </w:r>
+            <w:r>
+              <w:rPr>
+                <w:rFonts w:ascii="Segoe UI" w:hAnsi="Segoe UI"/>
+                <w:i/>
+                <w:color w:val="1A1A1A"/>
+                <w:sz w:val="20"/>
+              </w:rPr>
+              <w:t>"During the live demo, we execute three distinct verification workflows: (1) An ad-hoc conversational query showing instant greeting fast-path, (2) A granular technical query comparing Shallow L-2 vs. Deep L-6 reranking with live faithfulness scoring, and (3) An active corpus benchmark run exporting a formatted 4-sheet Excel audit report (.xlsx)."</w:t>
             </w:r>
           </w:p>
         </w:tc>
@@ -2565,29 +3490,86 @@
     </w:tbl>
     <w:p>
       <w:pPr>
-        <w:spacing w:before="0" w:after="80"/>
+        <w:spacing w:before="40" w:after="80"/>
       </w:pPr>
     </w:p>
     <w:p>
       <w:pPr>
         <w:keepNext/>
-        <w:spacing w:before="280" w:after="80"/>
+        <w:spacing w:before="280" w:after="120"/>
       </w:pPr>
       <w:r>
         <w:rPr>
-          <w:rFonts w:ascii="Calibri" w:hAnsi="Calibri"/>
+          <w:rFonts w:ascii="Segoe UI" w:hAnsi="Segoe UI"/>
           <w:b/>
           <w:color w:val="2E75B6"/>
           <w:sz w:val="26"/>
         </w:rPr>
-        <w:t>Q10: Why did you choose a 2-layer Cross-Encoder instead of a larger 6-layer or 12-layer model?</w:t>
+        <w:t>4.11 Criterion 11: Technical Defense (5 Points)</w:t>
       </w:r>
     </w:p>
     <w:tbl>
       <w:tblPr>
         <w:tblW w:type="auto" w:w="0"/>
         <w:jc w:val="center"/>
-        <w:tblLayout w:type="fixed"/>
+        <w:tblLook w:firstColumn="1" w:firstRow="1" w:lastColumn="0" w:lastRow="0" w:noHBand="0" w:noVBand="1" w:val="04A0"/>
+      </w:tblPr>
+      <w:tblGrid>
+        <w:gridCol w:w="9360"/>
+      </w:tblGrid>
+      <w:tr>
+        <w:tc>
+          <w:tcPr>
+            <w:tcW w:type="dxa" w:w="9360"/>
+            <w:shd w:fill="EBF1F5"/>
+            <w:tcMar>
+              <w:top w:w="100" w:type="dxa"/>
+              <w:bottom w:w="100" w:type="dxa"/>
+              <w:left w:w="160" w:type="dxa"/>
+              <w:right w:w="160" w:type="dxa"/>
+            </w:tcMar>
+            <w:tcBorders>
+              <w:top w:val="single" w:sz="8" w:space="0" w:color="5B9BD5"/>
+              <w:bottom w:val="single" w:sz="8" w:space="0" w:color="5B9BD5"/>
+              <w:left w:val="single" w:sz="8" w:space="0" w:color="2E75B6"/>
+              <w:right w:val="single" w:sz="8" w:space="0" w:color="5B9BD5"/>
+            </w:tcBorders>
+          </w:tcPr>
+          <w:p>
+            <w:pPr>
+              <w:spacing w:before="0" w:after="40"/>
+            </w:pPr>
+            <w:r>
+              <w:rPr>
+                <w:rFonts w:ascii="Segoe UI" w:hAnsi="Segoe UI"/>
+                <w:b/>
+                <w:color w:val="1F4E79"/>
+                <w:sz w:val="19"/>
+              </w:rPr>
+              <w:t>📋 BSCS RUBRIC CRITERION 11: TECHNICAL DEFENSE (5 POINTS)</w:t>
+              <w:br/>
+            </w:r>
+            <w:r>
+              <w:rPr>
+                <w:rFonts w:ascii="Segoe UI" w:hAnsi="Segoe UI"/>
+                <w:color w:val="333333"/>
+                <w:sz w:val="18"/>
+              </w:rPr>
+              <w:t>Rubric Target: Students demonstrate sufficient knowledge of the system architecture, code, algorithms, database, technologies, and implementation decisions.</w:t>
+            </w:r>
+          </w:p>
+        </w:tc>
+      </w:tr>
+    </w:tbl>
+    <w:p>
+      <w:pPr>
+        <w:spacing w:after="80"/>
+      </w:pPr>
+    </w:p>
+    <w:tbl>
+      <w:tblPr>
+        <w:tblW w:type="auto" w:w="0"/>
+        <w:jc w:val="center"/>
         <w:tblLook w:firstColumn="1" w:firstRow="1" w:lastColumn="0" w:lastRow="0" w:noHBand="0" w:noVBand="1" w:val="04A0"/>
       </w:tblPr>
       <w:tblGrid>
@@ -2605,32 +3587,46 @@
               <w:right w:w="200" w:type="dxa"/>
             </w:tcMar>
             <w:tcBorders>
-              <w:top w:val="none"/>
-              <w:left w:val="single" w:sz="24" w:color="2E75B6"/>
-              <w:bottom w:val="none"/>
-              <w:right w:val="none"/>
+              <w:top w:val="single" w:sz="12" w:space="0" w:color="2E75B6"/>
+              <w:bottom w:val="single" w:sz="12" w:space="0" w:color="2E75B6"/>
+              <w:left w:val="single" w:sz="12" w:space="0" w:color="1F4E79"/>
+              <w:right w:val="single" w:sz="12" w:space="0" w:color="2E75B6"/>
             </w:tcBorders>
           </w:tcPr>
           <w:p>
             <w:pPr>
-              <w:spacing w:after="40"/>
+              <w:spacing w:before="0" w:after="80"/>
             </w:pPr>
             <w:r>
               <w:rPr>
+                <w:rFonts w:ascii="Segoe UI" w:hAnsi="Segoe UI"/>
                 <w:b/>
-                <w:color w:val="2E75B6"/>
+                <w:color w:val="1F4E79"/>
                 <w:sz w:val="19"/>
               </w:rPr>
-              <w:t>How to Answer Simply:</w:t>
+              <w:t>🎙️ VERBATIM PRESENTATION SCRIPT (WHAT TO SAY):</w:t>
               <w:br/>
             </w:r>
             <w:r>
               <w:rPr>
+                <w:rFonts w:ascii="Segoe UI" w:hAnsi="Segoe UI"/>
+                <w:b/>
                 <w:i/>
-                <w:color w:val="1E293B"/>
-                <w:sz w:val="21"/>
+                <w:color w:val="C00000"/>
+                <w:sz w:val="19"/>
               </w:rPr>
-              <w:t>It represents the optimal sweet spot between speed and accuracy on a consumer computer. The 2-layer model takes only ~290ms on CPU and achieves over 94% of the accuracy of the heavy 6-layer model, which takes 2.5 seconds. For a laptop defense, 290ms provides instant interactivity.</w:t>
+              <w:t>👉 [ACTION / VISUAL CUE: Utilize the 10 Winning Defense Q&amp;A Responses in Section 4.4.]</w:t>
+              <w:br/>
+              <w:br/>
+            </w:r>
+            <w:r>
+              <w:rPr>
+                <w:rFonts w:ascii="Segoe UI" w:hAnsi="Segoe UI"/>
+                <w:i/>
+                <w:color w:val="1A1A1A"/>
+                <w:sz w:val="20"/>
+              </w:rPr>
+              <w:t>"We are prepared to defend all architectural trade-offs: why RRF was chosen over convex linear weighting, why 2-layer MiniLM-L-2 provides the optimal Pareto frontier on CPUs, how Paired Student's t-test validates statistical significance, and how sentence snapping prevents mid-thought truncation."</w:t>
             </w:r>
           </w:p>
         </w:tc>
@@ -2638,29 +3634,1562 @@
     </w:tbl>
     <w:p>
       <w:pPr>
-        <w:spacing w:before="0" w:after="80"/>
+        <w:spacing w:before="40" w:after="80"/>
       </w:pPr>
     </w:p>
     <w:p>
       <w:pPr>
         <w:keepNext/>
-        <w:spacing w:before="280" w:after="80"/>
+        <w:spacing w:before="280" w:after="120"/>
       </w:pPr>
       <w:r>
         <w:rPr>
-          <w:rFonts w:ascii="Calibri" w:hAnsi="Calibri"/>
+          <w:rFonts w:ascii="Segoe UI" w:hAnsi="Segoe UI"/>
           <w:b/>
           <w:color w:val="2E75B6"/>
           <w:sz w:val="26"/>
         </w:rPr>
-        <w:t>Q11: What is RAGAS Faithfulness and why is a score of 0.932 good?</w:t>
+        <w:t>Table 2: 3-Way Pareto Retrieval Scorecard (Active Corpus Benchmark — 50 Queries)</w:t>
       </w:r>
     </w:p>
     <w:tbl>
       <w:tblPr>
         <w:tblW w:type="auto" w:w="0"/>
         <w:jc w:val="center"/>
-        <w:tblLayout w:type="fixed"/>
+        <w:tblLook w:firstColumn="1" w:firstRow="1" w:lastColumn="0" w:lastRow="0" w:noHBand="0" w:noVBand="1" w:val="04A0"/>
+      </w:tblPr>
+      <w:tblGrid>
+        <w:gridCol w:w="1170"/>
+        <w:gridCol w:w="1170"/>
+        <w:gridCol w:w="1170"/>
+        <w:gridCol w:w="1170"/>
+        <w:gridCol w:w="1170"/>
+        <w:gridCol w:w="1170"/>
+        <w:gridCol w:w="1170"/>
+        <w:gridCol w:w="1170"/>
+      </w:tblGrid>
+      <w:tr>
+        <w:tc>
+          <w:tcPr>
+            <w:tcW w:type="dxa" w:w="1170"/>
+            <w:shd w:fill="1F4E79"/>
+            <w:tcMar>
+              <w:top w:w="80" w:type="dxa"/>
+              <w:bottom w:w="80" w:type="dxa"/>
+              <w:left w:w="80" w:type="dxa"/>
+              <w:right w:w="80" w:type="dxa"/>
+            </w:tcMar>
+          </w:tcPr>
+          <w:p>
+            <w:r>
+              <w:rPr>
+                <w:rFonts w:ascii="Segoe UI" w:hAnsi="Segoe UI"/>
+                <w:b/>
+                <w:color w:val="FFFFFF"/>
+                <w:sz w:val="16"/>
+              </w:rPr>
+              <w:t>Architecture Tier</w:t>
+            </w:r>
+          </w:p>
+        </w:tc>
+        <w:tc>
+          <w:tcPr>
+            <w:tcW w:type="dxa" w:w="1170"/>
+            <w:shd w:fill="1F4E79"/>
+            <w:tcMar>
+              <w:top w:w="80" w:type="dxa"/>
+              <w:bottom w:w="80" w:type="dxa"/>
+              <w:left w:w="80" w:type="dxa"/>
+              <w:right w:w="80" w:type="dxa"/>
+            </w:tcMar>
+          </w:tcPr>
+          <w:p>
+            <w:r>
+              <w:rPr>
+                <w:rFonts w:ascii="Segoe UI" w:hAnsi="Segoe UI"/>
+                <w:b/>
+                <w:color w:val="FFFFFF"/>
+                <w:sz w:val="16"/>
+              </w:rPr>
+              <w:t>Cross-Encoder Depth</w:t>
+            </w:r>
+          </w:p>
+        </w:tc>
+        <w:tc>
+          <w:tcPr>
+            <w:tcW w:type="dxa" w:w="1170"/>
+            <w:shd w:fill="1F4E79"/>
+            <w:tcMar>
+              <w:top w:w="80" w:type="dxa"/>
+              <w:bottom w:w="80" w:type="dxa"/>
+              <w:left w:w="80" w:type="dxa"/>
+              <w:right w:w="80" w:type="dxa"/>
+            </w:tcMar>
+          </w:tcPr>
+          <w:p>
+            <w:r>
+              <w:rPr>
+                <w:rFonts w:ascii="Segoe UI" w:hAnsi="Segoe UI"/>
+                <w:b/>
+                <w:color w:val="FFFFFF"/>
+                <w:sz w:val="16"/>
+              </w:rPr>
+              <w:t>Recall@5</w:t>
+            </w:r>
+          </w:p>
+        </w:tc>
+        <w:tc>
+          <w:tcPr>
+            <w:tcW w:type="dxa" w:w="1170"/>
+            <w:shd w:fill="1F4E79"/>
+            <w:tcMar>
+              <w:top w:w="80" w:type="dxa"/>
+              <w:bottom w:w="80" w:type="dxa"/>
+              <w:left w:w="80" w:type="dxa"/>
+              <w:right w:w="80" w:type="dxa"/>
+            </w:tcMar>
+          </w:tcPr>
+          <w:p>
+            <w:r>
+              <w:rPr>
+                <w:rFonts w:ascii="Segoe UI" w:hAnsi="Segoe UI"/>
+                <w:b/>
+                <w:color w:val="FFFFFF"/>
+                <w:sz w:val="16"/>
+              </w:rPr>
+              <w:t>Recall Gain</w:t>
+            </w:r>
+          </w:p>
+        </w:tc>
+        <w:tc>
+          <w:tcPr>
+            <w:tcW w:type="dxa" w:w="1170"/>
+            <w:shd w:fill="1F4E79"/>
+            <w:tcMar>
+              <w:top w:w="80" w:type="dxa"/>
+              <w:bottom w:w="80" w:type="dxa"/>
+              <w:left w:w="80" w:type="dxa"/>
+              <w:right w:w="80" w:type="dxa"/>
+            </w:tcMar>
+          </w:tcPr>
+          <w:p>
+            <w:r>
+              <w:rPr>
+                <w:rFonts w:ascii="Segoe UI" w:hAnsi="Segoe UI"/>
+                <w:b/>
+                <w:color w:val="FFFFFF"/>
+                <w:sz w:val="16"/>
+              </w:rPr>
+              <w:t>MRR@5</w:t>
+            </w:r>
+          </w:p>
+        </w:tc>
+        <w:tc>
+          <w:tcPr>
+            <w:tcW w:type="dxa" w:w="1170"/>
+            <w:shd w:fill="1F4E79"/>
+            <w:tcMar>
+              <w:top w:w="80" w:type="dxa"/>
+              <w:bottom w:w="80" w:type="dxa"/>
+              <w:left w:w="80" w:type="dxa"/>
+              <w:right w:w="80" w:type="dxa"/>
+            </w:tcMar>
+          </w:tcPr>
+          <w:p>
+            <w:r>
+              <w:rPr>
+                <w:rFonts w:ascii="Segoe UI" w:hAnsi="Segoe UI"/>
+                <w:b/>
+                <w:color w:val="FFFFFF"/>
+                <w:sz w:val="16"/>
+              </w:rPr>
+              <w:t>MRR Gain</w:t>
+            </w:r>
+          </w:p>
+        </w:tc>
+        <w:tc>
+          <w:tcPr>
+            <w:tcW w:type="dxa" w:w="1170"/>
+            <w:shd w:fill="1F4E79"/>
+            <w:tcMar>
+              <w:top w:w="80" w:type="dxa"/>
+              <w:bottom w:w="80" w:type="dxa"/>
+              <w:left w:w="80" w:type="dxa"/>
+              <w:right w:w="80" w:type="dxa"/>
+            </w:tcMar>
+          </w:tcPr>
+          <w:p>
+            <w:r>
+              <w:rPr>
+                <w:rFonts w:ascii="Segoe UI" w:hAnsi="Segoe UI"/>
+                <w:b/>
+                <w:color w:val="FFFFFF"/>
+                <w:sz w:val="16"/>
+              </w:rPr>
+              <w:t>CPU Latency</w:t>
+            </w:r>
+          </w:p>
+        </w:tc>
+        <w:tc>
+          <w:tcPr>
+            <w:tcW w:type="dxa" w:w="1170"/>
+            <w:shd w:fill="1F4E79"/>
+            <w:tcMar>
+              <w:top w:w="80" w:type="dxa"/>
+              <w:bottom w:w="80" w:type="dxa"/>
+              <w:left w:w="80" w:type="dxa"/>
+              <w:right w:w="80" w:type="dxa"/>
+            </w:tcMar>
+          </w:tcPr>
+          <w:p>
+            <w:r>
+              <w:rPr>
+                <w:rFonts w:ascii="Segoe UI" w:hAnsi="Segoe UI"/>
+                <w:b/>
+                <w:color w:val="FFFFFF"/>
+                <w:sz w:val="16"/>
+              </w:rPr>
+              <w:t>Significance (p &lt; 0.05)</w:t>
+            </w:r>
+          </w:p>
+        </w:tc>
+      </w:tr>
+      <w:tr>
+        <w:tc>
+          <w:tcPr>
+            <w:tcW w:type="dxa" w:w="1170"/>
+            <w:tcMar>
+              <w:top w:w="70" w:type="dxa"/>
+              <w:bottom w:w="70" w:type="dxa"/>
+              <w:left w:w="80" w:type="dxa"/>
+              <w:right w:w="80" w:type="dxa"/>
+            </w:tcMar>
+            <w:tcBorders>
+              <w:top w:val="single" w:sz="4" w:space="0" w:color="D9D9D9"/>
+              <w:bottom w:val="single" w:sz="4" w:space="0" w:color="D9D9D9"/>
+              <w:left w:val="single" w:sz="4" w:space="0" w:color="D9D9D9"/>
+              <w:right w:val="single" w:sz="4" w:space="0" w:color="D9D9D9"/>
+            </w:tcBorders>
+          </w:tcPr>
+          <w:p>
+            <w:r>
+              <w:rPr>
+                <w:rFonts w:ascii="Segoe UI" w:hAnsi="Segoe UI"/>
+                <w:b/>
+                <w:sz w:val="16"/>
+              </w:rPr>
+              <w:t>Baseline (Hybrid BM25+FAISS)</w:t>
+            </w:r>
+          </w:p>
+        </w:tc>
+        <w:tc>
+          <w:tcPr>
+            <w:tcW w:type="dxa" w:w="1170"/>
+            <w:tcMar>
+              <w:top w:w="70" w:type="dxa"/>
+              <w:bottom w:w="70" w:type="dxa"/>
+              <w:left w:w="80" w:type="dxa"/>
+              <w:right w:w="80" w:type="dxa"/>
+            </w:tcMar>
+            <w:tcBorders>
+              <w:top w:val="single" w:sz="4" w:space="0" w:color="D9D9D9"/>
+              <w:bottom w:val="single" w:sz="4" w:space="0" w:color="D9D9D9"/>
+              <w:left w:val="single" w:sz="4" w:space="0" w:color="D9D9D9"/>
+              <w:right w:val="single" w:sz="4" w:space="0" w:color="D9D9D9"/>
+            </w:tcBorders>
+          </w:tcPr>
+          <w:p>
+            <w:r>
+              <w:rPr>
+                <w:rFonts w:ascii="Segoe UI" w:hAnsi="Segoe UI"/>
+                <w:sz w:val="16"/>
+              </w:rPr>
+              <w:t>0-Layer (Dual Search)</w:t>
+            </w:r>
+          </w:p>
+        </w:tc>
+        <w:tc>
+          <w:tcPr>
+            <w:tcW w:type="dxa" w:w="1170"/>
+            <w:tcMar>
+              <w:top w:w="70" w:type="dxa"/>
+              <w:bottom w:w="70" w:type="dxa"/>
+              <w:left w:w="80" w:type="dxa"/>
+              <w:right w:w="80" w:type="dxa"/>
+            </w:tcMar>
+            <w:tcBorders>
+              <w:top w:val="single" w:sz="4" w:space="0" w:color="D9D9D9"/>
+              <w:bottom w:val="single" w:sz="4" w:space="0" w:color="D9D9D9"/>
+              <w:left w:val="single" w:sz="4" w:space="0" w:color="D9D9D9"/>
+              <w:right w:val="single" w:sz="4" w:space="0" w:color="D9D9D9"/>
+            </w:tcBorders>
+          </w:tcPr>
+          <w:p>
+            <w:r>
+              <w:rPr>
+                <w:rFonts w:ascii="Segoe UI" w:hAnsi="Segoe UI"/>
+                <w:b/>
+                <w:sz w:val="16"/>
+              </w:rPr>
+              <w:t>86.0%</w:t>
+            </w:r>
+          </w:p>
+        </w:tc>
+        <w:tc>
+          <w:tcPr>
+            <w:tcW w:type="dxa" w:w="1170"/>
+            <w:tcMar>
+              <w:top w:w="70" w:type="dxa"/>
+              <w:bottom w:w="70" w:type="dxa"/>
+              <w:left w:w="80" w:type="dxa"/>
+              <w:right w:w="80" w:type="dxa"/>
+            </w:tcMar>
+            <w:tcBorders>
+              <w:top w:val="single" w:sz="4" w:space="0" w:color="D9D9D9"/>
+              <w:bottom w:val="single" w:sz="4" w:space="0" w:color="D9D9D9"/>
+              <w:left w:val="single" w:sz="4" w:space="0" w:color="D9D9D9"/>
+              <w:right w:val="single" w:sz="4" w:space="0" w:color="D9D9D9"/>
+            </w:tcBorders>
+          </w:tcPr>
+          <w:p>
+            <w:r>
+              <w:rPr>
+                <w:rFonts w:ascii="Segoe UI" w:hAnsi="Segoe UI"/>
+                <w:sz w:val="16"/>
+              </w:rPr>
+              <w:t>Baseline</w:t>
+            </w:r>
+          </w:p>
+        </w:tc>
+        <w:tc>
+          <w:tcPr>
+            <w:tcW w:type="dxa" w:w="1170"/>
+            <w:tcMar>
+              <w:top w:w="70" w:type="dxa"/>
+              <w:bottom w:w="70" w:type="dxa"/>
+              <w:left w:w="80" w:type="dxa"/>
+              <w:right w:w="80" w:type="dxa"/>
+            </w:tcMar>
+            <w:tcBorders>
+              <w:top w:val="single" w:sz="4" w:space="0" w:color="D9D9D9"/>
+              <w:bottom w:val="single" w:sz="4" w:space="0" w:color="D9D9D9"/>
+              <w:left w:val="single" w:sz="4" w:space="0" w:color="D9D9D9"/>
+              <w:right w:val="single" w:sz="4" w:space="0" w:color="D9D9D9"/>
+            </w:tcBorders>
+          </w:tcPr>
+          <w:p>
+            <w:r>
+              <w:rPr>
+                <w:rFonts w:ascii="Segoe UI" w:hAnsi="Segoe UI"/>
+                <w:b/>
+                <w:sz w:val="16"/>
+              </w:rPr>
+              <w:t>0.827</w:t>
+            </w:r>
+          </w:p>
+        </w:tc>
+        <w:tc>
+          <w:tcPr>
+            <w:tcW w:type="dxa" w:w="1170"/>
+            <w:tcMar>
+              <w:top w:w="70" w:type="dxa"/>
+              <w:bottom w:w="70" w:type="dxa"/>
+              <w:left w:w="80" w:type="dxa"/>
+              <w:right w:w="80" w:type="dxa"/>
+            </w:tcMar>
+            <w:tcBorders>
+              <w:top w:val="single" w:sz="4" w:space="0" w:color="D9D9D9"/>
+              <w:bottom w:val="single" w:sz="4" w:space="0" w:color="D9D9D9"/>
+              <w:left w:val="single" w:sz="4" w:space="0" w:color="D9D9D9"/>
+              <w:right w:val="single" w:sz="4" w:space="0" w:color="D9D9D9"/>
+            </w:tcBorders>
+          </w:tcPr>
+          <w:p>
+            <w:r>
+              <w:rPr>
+                <w:rFonts w:ascii="Segoe UI" w:hAnsi="Segoe UI"/>
+                <w:sz w:val="16"/>
+              </w:rPr>
+              <w:t>Baseline</w:t>
+            </w:r>
+          </w:p>
+        </w:tc>
+        <w:tc>
+          <w:tcPr>
+            <w:tcW w:type="dxa" w:w="1170"/>
+            <w:tcMar>
+              <w:top w:w="70" w:type="dxa"/>
+              <w:bottom w:w="70" w:type="dxa"/>
+              <w:left w:w="80" w:type="dxa"/>
+              <w:right w:w="80" w:type="dxa"/>
+            </w:tcMar>
+            <w:tcBorders>
+              <w:top w:val="single" w:sz="4" w:space="0" w:color="D9D9D9"/>
+              <w:bottom w:val="single" w:sz="4" w:space="0" w:color="D9D9D9"/>
+              <w:left w:val="single" w:sz="4" w:space="0" w:color="D9D9D9"/>
+              <w:right w:val="single" w:sz="4" w:space="0" w:color="D9D9D9"/>
+            </w:tcBorders>
+          </w:tcPr>
+          <w:p>
+            <w:r>
+              <w:rPr>
+                <w:rFonts w:ascii="Segoe UI" w:hAnsi="Segoe UI"/>
+                <w:sz w:val="16"/>
+              </w:rPr>
+              <w:t>73 ms</w:t>
+            </w:r>
+          </w:p>
+        </w:tc>
+        <w:tc>
+          <w:tcPr>
+            <w:tcW w:type="dxa" w:w="1170"/>
+            <w:tcMar>
+              <w:top w:w="70" w:type="dxa"/>
+              <w:bottom w:w="70" w:type="dxa"/>
+              <w:left w:w="80" w:type="dxa"/>
+              <w:right w:w="80" w:type="dxa"/>
+            </w:tcMar>
+            <w:tcBorders>
+              <w:top w:val="single" w:sz="4" w:space="0" w:color="D9D9D9"/>
+              <w:bottom w:val="single" w:sz="4" w:space="0" w:color="D9D9D9"/>
+              <w:left w:val="single" w:sz="4" w:space="0" w:color="D9D9D9"/>
+              <w:right w:val="single" w:sz="4" w:space="0" w:color="D9D9D9"/>
+            </w:tcBorders>
+          </w:tcPr>
+          <w:p>
+            <w:r>
+              <w:rPr>
+                <w:rFonts w:ascii="Segoe UI" w:hAnsi="Segoe UI"/>
+                <w:sz w:val="16"/>
+              </w:rPr>
+              <w:t>Baseline Reference</w:t>
+            </w:r>
+          </w:p>
+        </w:tc>
+      </w:tr>
+      <w:tr>
+        <w:tc>
+          <w:tcPr>
+            <w:tcW w:type="dxa" w:w="1170"/>
+            <w:shd w:fill="D9E1F2"/>
+            <w:tcMar>
+              <w:top w:w="70" w:type="dxa"/>
+              <w:bottom w:w="70" w:type="dxa"/>
+              <w:left w:w="80" w:type="dxa"/>
+              <w:right w:w="80" w:type="dxa"/>
+            </w:tcMar>
+            <w:tcBorders>
+              <w:top w:val="single" w:sz="4" w:space="0" w:color="D9D9D9"/>
+              <w:bottom w:val="single" w:sz="4" w:space="0" w:color="D9D9D9"/>
+              <w:left w:val="single" w:sz="4" w:space="0" w:color="D9D9D9"/>
+              <w:right w:val="single" w:sz="4" w:space="0" w:color="D9D9D9"/>
+            </w:tcBorders>
+          </w:tcPr>
+          <w:p>
+            <w:r>
+              <w:rPr>
+                <w:rFonts w:ascii="Segoe UI" w:hAnsi="Segoe UI"/>
+                <w:b/>
+                <w:sz w:val="16"/>
+              </w:rPr>
+              <w:t>Shallow L-2 Cross-Encoder</w:t>
+            </w:r>
+          </w:p>
+        </w:tc>
+        <w:tc>
+          <w:tcPr>
+            <w:tcW w:type="dxa" w:w="1170"/>
+            <w:shd w:fill="D9E1F2"/>
+            <w:tcMar>
+              <w:top w:w="70" w:type="dxa"/>
+              <w:bottom w:w="70" w:type="dxa"/>
+              <w:left w:w="80" w:type="dxa"/>
+              <w:right w:w="80" w:type="dxa"/>
+            </w:tcMar>
+            <w:tcBorders>
+              <w:top w:val="single" w:sz="4" w:space="0" w:color="D9D9D9"/>
+              <w:bottom w:val="single" w:sz="4" w:space="0" w:color="D9D9D9"/>
+              <w:left w:val="single" w:sz="4" w:space="0" w:color="D9D9D9"/>
+              <w:right w:val="single" w:sz="4" w:space="0" w:color="D9D9D9"/>
+            </w:tcBorders>
+          </w:tcPr>
+          <w:p>
+            <w:r>
+              <w:rPr>
+                <w:rFonts w:ascii="Segoe UI" w:hAnsi="Segoe UI"/>
+                <w:sz w:val="16"/>
+              </w:rPr>
+              <w:t>2-Layer MiniLM-L-2-v2</w:t>
+            </w:r>
+          </w:p>
+        </w:tc>
+        <w:tc>
+          <w:tcPr>
+            <w:tcW w:type="dxa" w:w="1170"/>
+            <w:shd w:fill="D9E1F2"/>
+            <w:tcMar>
+              <w:top w:w="70" w:type="dxa"/>
+              <w:bottom w:w="70" w:type="dxa"/>
+              <w:left w:w="80" w:type="dxa"/>
+              <w:right w:w="80" w:type="dxa"/>
+            </w:tcMar>
+            <w:tcBorders>
+              <w:top w:val="single" w:sz="4" w:space="0" w:color="D9D9D9"/>
+              <w:bottom w:val="single" w:sz="4" w:space="0" w:color="D9D9D9"/>
+              <w:left w:val="single" w:sz="4" w:space="0" w:color="D9D9D9"/>
+              <w:right w:val="single" w:sz="4" w:space="0" w:color="D9D9D9"/>
+            </w:tcBorders>
+          </w:tcPr>
+          <w:p>
+            <w:r>
+              <w:rPr>
+                <w:rFonts w:ascii="Segoe UI" w:hAnsi="Segoe UI"/>
+                <w:b/>
+                <w:sz w:val="16"/>
+              </w:rPr>
+              <w:t>90.0%</w:t>
+            </w:r>
+          </w:p>
+        </w:tc>
+        <w:tc>
+          <w:tcPr>
+            <w:tcW w:type="dxa" w:w="1170"/>
+            <w:shd w:fill="D9E1F2"/>
+            <w:tcMar>
+              <w:top w:w="70" w:type="dxa"/>
+              <w:bottom w:w="70" w:type="dxa"/>
+              <w:left w:w="80" w:type="dxa"/>
+              <w:right w:w="80" w:type="dxa"/>
+            </w:tcMar>
+            <w:tcBorders>
+              <w:top w:val="single" w:sz="4" w:space="0" w:color="D9D9D9"/>
+              <w:bottom w:val="single" w:sz="4" w:space="0" w:color="D9D9D9"/>
+              <w:left w:val="single" w:sz="4" w:space="0" w:color="D9D9D9"/>
+              <w:right w:val="single" w:sz="4" w:space="0" w:color="D9D9D9"/>
+            </w:tcBorders>
+          </w:tcPr>
+          <w:p>
+            <w:r>
+              <w:rPr>
+                <w:rFonts w:ascii="Segoe UI" w:hAnsi="Segoe UI"/>
+                <w:sz w:val="16"/>
+              </w:rPr>
+              <w:t>+4.7%</w:t>
+            </w:r>
+          </w:p>
+        </w:tc>
+        <w:tc>
+          <w:tcPr>
+            <w:tcW w:type="dxa" w:w="1170"/>
+            <w:shd w:fill="D9E1F2"/>
+            <w:tcMar>
+              <w:top w:w="70" w:type="dxa"/>
+              <w:bottom w:w="70" w:type="dxa"/>
+              <w:left w:w="80" w:type="dxa"/>
+              <w:right w:w="80" w:type="dxa"/>
+            </w:tcMar>
+            <w:tcBorders>
+              <w:top w:val="single" w:sz="4" w:space="0" w:color="D9D9D9"/>
+              <w:bottom w:val="single" w:sz="4" w:space="0" w:color="D9D9D9"/>
+              <w:left w:val="single" w:sz="4" w:space="0" w:color="D9D9D9"/>
+              <w:right w:val="single" w:sz="4" w:space="0" w:color="D9D9D9"/>
+            </w:tcBorders>
+          </w:tcPr>
+          <w:p>
+            <w:r>
+              <w:rPr>
+                <w:rFonts w:ascii="Segoe UI" w:hAnsi="Segoe UI"/>
+                <w:b/>
+                <w:sz w:val="16"/>
+              </w:rPr>
+              <w:t>0.862</w:t>
+            </w:r>
+          </w:p>
+        </w:tc>
+        <w:tc>
+          <w:tcPr>
+            <w:tcW w:type="dxa" w:w="1170"/>
+            <w:shd w:fill="D9E1F2"/>
+            <w:tcMar>
+              <w:top w:w="70" w:type="dxa"/>
+              <w:bottom w:w="70" w:type="dxa"/>
+              <w:left w:w="80" w:type="dxa"/>
+              <w:right w:w="80" w:type="dxa"/>
+            </w:tcMar>
+            <w:tcBorders>
+              <w:top w:val="single" w:sz="4" w:space="0" w:color="D9D9D9"/>
+              <w:bottom w:val="single" w:sz="4" w:space="0" w:color="D9D9D9"/>
+              <w:left w:val="single" w:sz="4" w:space="0" w:color="D9D9D9"/>
+              <w:right w:val="single" w:sz="4" w:space="0" w:color="D9D9D9"/>
+            </w:tcBorders>
+          </w:tcPr>
+          <w:p>
+            <w:r>
+              <w:rPr>
+                <w:rFonts w:ascii="Segoe UI" w:hAnsi="Segoe UI"/>
+                <w:sz w:val="16"/>
+              </w:rPr>
+              <w:t>+4.2%</w:t>
+            </w:r>
+          </w:p>
+        </w:tc>
+        <w:tc>
+          <w:tcPr>
+            <w:tcW w:type="dxa" w:w="1170"/>
+            <w:shd w:fill="D9E1F2"/>
+            <w:tcMar>
+              <w:top w:w="70" w:type="dxa"/>
+              <w:bottom w:w="70" w:type="dxa"/>
+              <w:left w:w="80" w:type="dxa"/>
+              <w:right w:w="80" w:type="dxa"/>
+            </w:tcMar>
+            <w:tcBorders>
+              <w:top w:val="single" w:sz="4" w:space="0" w:color="D9D9D9"/>
+              <w:bottom w:val="single" w:sz="4" w:space="0" w:color="D9D9D9"/>
+              <w:left w:val="single" w:sz="4" w:space="0" w:color="D9D9D9"/>
+              <w:right w:val="single" w:sz="4" w:space="0" w:color="D9D9D9"/>
+            </w:tcBorders>
+          </w:tcPr>
+          <w:p>
+            <w:r>
+              <w:rPr>
+                <w:rFonts w:ascii="Segoe UI" w:hAnsi="Segoe UI"/>
+                <w:sz w:val="16"/>
+              </w:rPr>
+              <w:t>610 ms</w:t>
+            </w:r>
+          </w:p>
+        </w:tc>
+        <w:tc>
+          <w:tcPr>
+            <w:tcW w:type="dxa" w:w="1170"/>
+            <w:shd w:fill="D9E1F2"/>
+            <w:tcMar>
+              <w:top w:w="70" w:type="dxa"/>
+              <w:bottom w:w="70" w:type="dxa"/>
+              <w:left w:w="80" w:type="dxa"/>
+              <w:right w:w="80" w:type="dxa"/>
+            </w:tcMar>
+            <w:tcBorders>
+              <w:top w:val="single" w:sz="4" w:space="0" w:color="D9D9D9"/>
+              <w:bottom w:val="single" w:sz="4" w:space="0" w:color="D9D9D9"/>
+              <w:left w:val="single" w:sz="4" w:space="0" w:color="D9D9D9"/>
+              <w:right w:val="single" w:sz="4" w:space="0" w:color="D9D9D9"/>
+            </w:tcBorders>
+          </w:tcPr>
+          <w:p>
+            <w:r>
+              <w:rPr>
+                <w:rFonts w:ascii="Segoe UI" w:hAnsi="Segoe UI"/>
+                <w:sz w:val="16"/>
+              </w:rPr>
+              <w:t>p = 0.3754 (Tied Ceiling)</w:t>
+            </w:r>
+          </w:p>
+        </w:tc>
+      </w:tr>
+      <w:tr>
+        <w:tc>
+          <w:tcPr>
+            <w:tcW w:type="dxa" w:w="1170"/>
+            <w:shd w:fill="E2EFDA"/>
+            <w:tcMar>
+              <w:top w:w="70" w:type="dxa"/>
+              <w:bottom w:w="70" w:type="dxa"/>
+              <w:left w:w="80" w:type="dxa"/>
+              <w:right w:w="80" w:type="dxa"/>
+            </w:tcMar>
+            <w:tcBorders>
+              <w:top w:val="single" w:sz="4" w:space="0" w:color="D9D9D9"/>
+              <w:bottom w:val="single" w:sz="4" w:space="0" w:color="D9D9D9"/>
+              <w:left w:val="single" w:sz="4" w:space="0" w:color="D9D9D9"/>
+              <w:right w:val="single" w:sz="4" w:space="0" w:color="D9D9D9"/>
+            </w:tcBorders>
+          </w:tcPr>
+          <w:p>
+            <w:r>
+              <w:rPr>
+                <w:rFonts w:ascii="Segoe UI" w:hAnsi="Segoe UI"/>
+                <w:b/>
+                <w:sz w:val="16"/>
+              </w:rPr>
+              <w:t>Deep L-6 Cross-Encoder</w:t>
+            </w:r>
+          </w:p>
+        </w:tc>
+        <w:tc>
+          <w:tcPr>
+            <w:tcW w:type="dxa" w:w="1170"/>
+            <w:shd w:fill="E2EFDA"/>
+            <w:tcMar>
+              <w:top w:w="70" w:type="dxa"/>
+              <w:bottom w:w="70" w:type="dxa"/>
+              <w:left w:w="80" w:type="dxa"/>
+              <w:right w:w="80" w:type="dxa"/>
+            </w:tcMar>
+            <w:tcBorders>
+              <w:top w:val="single" w:sz="4" w:space="0" w:color="D9D9D9"/>
+              <w:bottom w:val="single" w:sz="4" w:space="0" w:color="D9D9D9"/>
+              <w:left w:val="single" w:sz="4" w:space="0" w:color="D9D9D9"/>
+              <w:right w:val="single" w:sz="4" w:space="0" w:color="D9D9D9"/>
+            </w:tcBorders>
+          </w:tcPr>
+          <w:p>
+            <w:r>
+              <w:rPr>
+                <w:rFonts w:ascii="Segoe UI" w:hAnsi="Segoe UI"/>
+                <w:sz w:val="16"/>
+              </w:rPr>
+              <w:t>6-Layer MiniLM-L6-v2</w:t>
+            </w:r>
+          </w:p>
+        </w:tc>
+        <w:tc>
+          <w:tcPr>
+            <w:tcW w:type="dxa" w:w="1170"/>
+            <w:shd w:fill="E2EFDA"/>
+            <w:tcMar>
+              <w:top w:w="70" w:type="dxa"/>
+              <w:bottom w:w="70" w:type="dxa"/>
+              <w:left w:w="80" w:type="dxa"/>
+              <w:right w:w="80" w:type="dxa"/>
+            </w:tcMar>
+            <w:tcBorders>
+              <w:top w:val="single" w:sz="4" w:space="0" w:color="D9D9D9"/>
+              <w:bottom w:val="single" w:sz="4" w:space="0" w:color="D9D9D9"/>
+              <w:left w:val="single" w:sz="4" w:space="0" w:color="D9D9D9"/>
+              <w:right w:val="single" w:sz="4" w:space="0" w:color="D9D9D9"/>
+            </w:tcBorders>
+          </w:tcPr>
+          <w:p>
+            <w:r>
+              <w:rPr>
+                <w:rFonts w:ascii="Segoe UI" w:hAnsi="Segoe UI"/>
+                <w:b/>
+                <w:sz w:val="16"/>
+              </w:rPr>
+              <w:t>90.0%</w:t>
+            </w:r>
+          </w:p>
+        </w:tc>
+        <w:tc>
+          <w:tcPr>
+            <w:tcW w:type="dxa" w:w="1170"/>
+            <w:shd w:fill="E2EFDA"/>
+            <w:tcMar>
+              <w:top w:w="70" w:type="dxa"/>
+              <w:bottom w:w="70" w:type="dxa"/>
+              <w:left w:w="80" w:type="dxa"/>
+              <w:right w:w="80" w:type="dxa"/>
+            </w:tcMar>
+            <w:tcBorders>
+              <w:top w:val="single" w:sz="4" w:space="0" w:color="D9D9D9"/>
+              <w:bottom w:val="single" w:sz="4" w:space="0" w:color="D9D9D9"/>
+              <w:left w:val="single" w:sz="4" w:space="0" w:color="D9D9D9"/>
+              <w:right w:val="single" w:sz="4" w:space="0" w:color="D9D9D9"/>
+            </w:tcBorders>
+          </w:tcPr>
+          <w:p>
+            <w:r>
+              <w:rPr>
+                <w:rFonts w:ascii="Segoe UI" w:hAnsi="Segoe UI"/>
+                <w:sz w:val="16"/>
+              </w:rPr>
+              <w:t>+4.7%</w:t>
+            </w:r>
+          </w:p>
+        </w:tc>
+        <w:tc>
+          <w:tcPr>
+            <w:tcW w:type="dxa" w:w="1170"/>
+            <w:shd w:fill="E2EFDA"/>
+            <w:tcMar>
+              <w:top w:w="70" w:type="dxa"/>
+              <w:bottom w:w="70" w:type="dxa"/>
+              <w:left w:w="80" w:type="dxa"/>
+              <w:right w:w="80" w:type="dxa"/>
+            </w:tcMar>
+            <w:tcBorders>
+              <w:top w:val="single" w:sz="4" w:space="0" w:color="D9D9D9"/>
+              <w:bottom w:val="single" w:sz="4" w:space="0" w:color="D9D9D9"/>
+              <w:left w:val="single" w:sz="4" w:space="0" w:color="D9D9D9"/>
+              <w:right w:val="single" w:sz="4" w:space="0" w:color="D9D9D9"/>
+            </w:tcBorders>
+          </w:tcPr>
+          <w:p>
+            <w:r>
+              <w:rPr>
+                <w:rFonts w:ascii="Segoe UI" w:hAnsi="Segoe UI"/>
+                <w:b/>
+                <w:sz w:val="16"/>
+              </w:rPr>
+              <w:t>0.867</w:t>
+            </w:r>
+          </w:p>
+        </w:tc>
+        <w:tc>
+          <w:tcPr>
+            <w:tcW w:type="dxa" w:w="1170"/>
+            <w:shd w:fill="E2EFDA"/>
+            <w:tcMar>
+              <w:top w:w="70" w:type="dxa"/>
+              <w:bottom w:w="70" w:type="dxa"/>
+              <w:left w:w="80" w:type="dxa"/>
+              <w:right w:w="80" w:type="dxa"/>
+            </w:tcMar>
+            <w:tcBorders>
+              <w:top w:val="single" w:sz="4" w:space="0" w:color="D9D9D9"/>
+              <w:bottom w:val="single" w:sz="4" w:space="0" w:color="D9D9D9"/>
+              <w:left w:val="single" w:sz="4" w:space="0" w:color="D9D9D9"/>
+              <w:right w:val="single" w:sz="4" w:space="0" w:color="D9D9D9"/>
+            </w:tcBorders>
+          </w:tcPr>
+          <w:p>
+            <w:r>
+              <w:rPr>
+                <w:rFonts w:ascii="Segoe UI" w:hAnsi="Segoe UI"/>
+                <w:sz w:val="16"/>
+              </w:rPr>
+              <w:t>+4.8%</w:t>
+            </w:r>
+          </w:p>
+        </w:tc>
+        <w:tc>
+          <w:tcPr>
+            <w:tcW w:type="dxa" w:w="1170"/>
+            <w:shd w:fill="E2EFDA"/>
+            <w:tcMar>
+              <w:top w:w="70" w:type="dxa"/>
+              <w:bottom w:w="70" w:type="dxa"/>
+              <w:left w:w="80" w:type="dxa"/>
+              <w:right w:w="80" w:type="dxa"/>
+            </w:tcMar>
+            <w:tcBorders>
+              <w:top w:val="single" w:sz="4" w:space="0" w:color="D9D9D9"/>
+              <w:bottom w:val="single" w:sz="4" w:space="0" w:color="D9D9D9"/>
+              <w:left w:val="single" w:sz="4" w:space="0" w:color="D9D9D9"/>
+              <w:right w:val="single" w:sz="4" w:space="0" w:color="D9D9D9"/>
+            </w:tcBorders>
+          </w:tcPr>
+          <w:p>
+            <w:r>
+              <w:rPr>
+                <w:rFonts w:ascii="Segoe UI" w:hAnsi="Segoe UI"/>
+                <w:sz w:val="16"/>
+              </w:rPr>
+              <w:t>1,648 ms</w:t>
+            </w:r>
+          </w:p>
+        </w:tc>
+        <w:tc>
+          <w:tcPr>
+            <w:tcW w:type="dxa" w:w="1170"/>
+            <w:shd w:fill="E2EFDA"/>
+            <w:tcMar>
+              <w:top w:w="70" w:type="dxa"/>
+              <w:bottom w:w="70" w:type="dxa"/>
+              <w:left w:w="80" w:type="dxa"/>
+              <w:right w:w="80" w:type="dxa"/>
+            </w:tcMar>
+            <w:tcBorders>
+              <w:top w:val="single" w:sz="4" w:space="0" w:color="D9D9D9"/>
+              <w:bottom w:val="single" w:sz="4" w:space="0" w:color="D9D9D9"/>
+              <w:left w:val="single" w:sz="4" w:space="0" w:color="D9D9D9"/>
+              <w:right w:val="single" w:sz="4" w:space="0" w:color="D9D9D9"/>
+            </w:tcBorders>
+          </w:tcPr>
+          <w:p>
+            <w:r>
+              <w:rPr>
+                <w:rFonts w:ascii="Segoe UI" w:hAnsi="Segoe UI"/>
+                <w:sz w:val="16"/>
+              </w:rPr>
+              <w:t>p = 0.3222 (Tied Ceiling)</w:t>
+            </w:r>
+          </w:p>
+        </w:tc>
+      </w:tr>
+    </w:tbl>
+    <w:p>
+      <w:pPr>
+        <w:spacing w:after="160"/>
+      </w:pPr>
+    </w:p>
+    <w:p>
+      <w:pPr>
+        <w:keepNext/>
+        <w:spacing w:before="280" w:after="120"/>
+      </w:pPr>
+      <w:r>
+        <w:rPr>
+          <w:rFonts w:ascii="Segoe UI" w:hAnsi="Segoe UI"/>
+          <w:b/>
+          <w:color w:val="2E75B6"/>
+          <w:sz w:val="26"/>
+        </w:rPr>
+        <w:t>Table 3: Empirical Challenge Tier Breakdown (Where Reranking Wins)</w:t>
+      </w:r>
+    </w:p>
+    <w:tbl>
+      <w:tblPr>
+        <w:tblW w:type="auto" w:w="0"/>
+        <w:jc w:val="center"/>
+        <w:tblLook w:firstColumn="1" w:firstRow="1" w:lastColumn="0" w:lastRow="0" w:noHBand="0" w:noVBand="1" w:val="04A0"/>
+      </w:tblPr>
+      <w:tblGrid>
+        <w:gridCol w:w="1560"/>
+        <w:gridCol w:w="1560"/>
+        <w:gridCol w:w="1560"/>
+        <w:gridCol w:w="1560"/>
+        <w:gridCol w:w="1560"/>
+        <w:gridCol w:w="1560"/>
+      </w:tblGrid>
+      <w:tr>
+        <w:tc>
+          <w:tcPr>
+            <w:tcW w:type="dxa" w:w="1560"/>
+            <w:shd w:fill="1F4E79"/>
+            <w:tcMar>
+              <w:top w:w="80" w:type="dxa"/>
+              <w:bottom w:w="80" w:type="dxa"/>
+              <w:left w:w="80" w:type="dxa"/>
+              <w:right w:w="80" w:type="dxa"/>
+            </w:tcMar>
+          </w:tcPr>
+          <w:p>
+            <w:r>
+              <w:rPr>
+                <w:rFonts w:ascii="Segoe UI" w:hAnsi="Segoe UI"/>
+                <w:b/>
+                <w:color w:val="FFFFFF"/>
+                <w:sz w:val="16"/>
+              </w:rPr>
+              <w:t>Challenge Tier</w:t>
+            </w:r>
+          </w:p>
+        </w:tc>
+        <w:tc>
+          <w:tcPr>
+            <w:tcW w:type="dxa" w:w="1560"/>
+            <w:shd w:fill="1F4E79"/>
+            <w:tcMar>
+              <w:top w:w="80" w:type="dxa"/>
+              <w:bottom w:w="80" w:type="dxa"/>
+              <w:left w:w="80" w:type="dxa"/>
+              <w:right w:w="80" w:type="dxa"/>
+            </w:tcMar>
+          </w:tcPr>
+          <w:p>
+            <w:r>
+              <w:rPr>
+                <w:rFonts w:ascii="Segoe UI" w:hAnsi="Segoe UI"/>
+                <w:b/>
+                <w:color w:val="FFFFFF"/>
+                <w:sz w:val="16"/>
+              </w:rPr>
+              <w:t>Query Count</w:t>
+            </w:r>
+          </w:p>
+        </w:tc>
+        <w:tc>
+          <w:tcPr>
+            <w:tcW w:type="dxa" w:w="1560"/>
+            <w:shd w:fill="1F4E79"/>
+            <w:tcMar>
+              <w:top w:w="80" w:type="dxa"/>
+              <w:bottom w:w="80" w:type="dxa"/>
+              <w:left w:w="80" w:type="dxa"/>
+              <w:right w:w="80" w:type="dxa"/>
+            </w:tcMar>
+          </w:tcPr>
+          <w:p>
+            <w:r>
+              <w:rPr>
+                <w:rFonts w:ascii="Segoe UI" w:hAnsi="Segoe UI"/>
+                <w:b/>
+                <w:color w:val="FFFFFF"/>
+                <w:sz w:val="16"/>
+              </w:rPr>
+              <w:t>Hybrid Recall@5</w:t>
+            </w:r>
+          </w:p>
+        </w:tc>
+        <w:tc>
+          <w:tcPr>
+            <w:tcW w:type="dxa" w:w="1560"/>
+            <w:shd w:fill="1F4E79"/>
+            <w:tcMar>
+              <w:top w:w="80" w:type="dxa"/>
+              <w:bottom w:w="80" w:type="dxa"/>
+              <w:left w:w="80" w:type="dxa"/>
+              <w:right w:w="80" w:type="dxa"/>
+            </w:tcMar>
+          </w:tcPr>
+          <w:p>
+            <w:r>
+              <w:rPr>
+                <w:rFonts w:ascii="Segoe UI" w:hAnsi="Segoe UI"/>
+                <w:b/>
+                <w:color w:val="FFFFFF"/>
+                <w:sz w:val="16"/>
+              </w:rPr>
+              <w:t>Cross-Encoder Recall@5</w:t>
+            </w:r>
+          </w:p>
+        </w:tc>
+        <w:tc>
+          <w:tcPr>
+            <w:tcW w:type="dxa" w:w="1560"/>
+            <w:shd w:fill="1F4E79"/>
+            <w:tcMar>
+              <w:top w:w="80" w:type="dxa"/>
+              <w:bottom w:w="80" w:type="dxa"/>
+              <w:left w:w="80" w:type="dxa"/>
+              <w:right w:w="80" w:type="dxa"/>
+            </w:tcMar>
+          </w:tcPr>
+          <w:p>
+            <w:r>
+              <w:rPr>
+                <w:rFonts w:ascii="Segoe UI" w:hAnsi="Segoe UI"/>
+                <w:b/>
+                <w:color w:val="FFFFFF"/>
+                <w:sz w:val="16"/>
+              </w:rPr>
+              <w:t>Delta Gain</w:t>
+            </w:r>
+          </w:p>
+        </w:tc>
+        <w:tc>
+          <w:tcPr>
+            <w:tcW w:type="dxa" w:w="1560"/>
+            <w:shd w:fill="1F4E79"/>
+            <w:tcMar>
+              <w:top w:w="80" w:type="dxa"/>
+              <w:bottom w:w="80" w:type="dxa"/>
+              <w:left w:w="80" w:type="dxa"/>
+              <w:right w:w="80" w:type="dxa"/>
+            </w:tcMar>
+          </w:tcPr>
+          <w:p>
+            <w:r>
+              <w:rPr>
+                <w:rFonts w:ascii="Segoe UI" w:hAnsi="Segoe UI"/>
+                <w:b/>
+                <w:color w:val="FFFFFF"/>
+                <w:sz w:val="16"/>
+              </w:rPr>
+              <w:t>Defense Insight</w:t>
+            </w:r>
+          </w:p>
+        </w:tc>
+      </w:tr>
+      <w:tr>
+        <w:tc>
+          <w:tcPr>
+            <w:tcW w:type="dxa" w:w="1560"/>
+            <w:tcMar>
+              <w:top w:w="70" w:type="dxa"/>
+              <w:bottom w:w="70" w:type="dxa"/>
+              <w:left w:w="80" w:type="dxa"/>
+              <w:right w:w="80" w:type="dxa"/>
+            </w:tcMar>
+            <w:tcBorders>
+              <w:top w:val="single" w:sz="4" w:space="0" w:color="D9D9D9"/>
+              <w:bottom w:val="single" w:sz="4" w:space="0" w:color="D9D9D9"/>
+              <w:left w:val="single" w:sz="4" w:space="0" w:color="D9D9D9"/>
+              <w:right w:val="single" w:sz="4" w:space="0" w:color="D9D9D9"/>
+            </w:tcBorders>
+          </w:tcPr>
+          <w:p>
+            <w:r>
+              <w:rPr>
+                <w:rFonts w:ascii="Segoe UI" w:hAnsi="Segoe UI"/>
+                <w:b/>
+                <w:sz w:val="16"/>
+              </w:rPr>
+              <w:t>Empirical Fact (Numbers &amp; Tables)</w:t>
+            </w:r>
+          </w:p>
+        </w:tc>
+        <w:tc>
+          <w:tcPr>
+            <w:tcW w:type="dxa" w:w="1560"/>
+            <w:tcMar>
+              <w:top w:w="70" w:type="dxa"/>
+              <w:bottom w:w="70" w:type="dxa"/>
+              <w:left w:w="80" w:type="dxa"/>
+              <w:right w:w="80" w:type="dxa"/>
+            </w:tcMar>
+            <w:tcBorders>
+              <w:top w:val="single" w:sz="4" w:space="0" w:color="D9D9D9"/>
+              <w:bottom w:val="single" w:sz="4" w:space="0" w:color="D9D9D9"/>
+              <w:left w:val="single" w:sz="4" w:space="0" w:color="D9D9D9"/>
+              <w:right w:val="single" w:sz="4" w:space="0" w:color="D9D9D9"/>
+            </w:tcBorders>
+          </w:tcPr>
+          <w:p>
+            <w:r>
+              <w:rPr>
+                <w:rFonts w:ascii="Segoe UI" w:hAnsi="Segoe UI"/>
+                <w:sz w:val="16"/>
+              </w:rPr>
+              <w:t>13</w:t>
+            </w:r>
+          </w:p>
+        </w:tc>
+        <w:tc>
+          <w:tcPr>
+            <w:tcW w:type="dxa" w:w="1560"/>
+            <w:tcMar>
+              <w:top w:w="70" w:type="dxa"/>
+              <w:bottom w:w="70" w:type="dxa"/>
+              <w:left w:w="80" w:type="dxa"/>
+              <w:right w:w="80" w:type="dxa"/>
+            </w:tcMar>
+            <w:tcBorders>
+              <w:top w:val="single" w:sz="4" w:space="0" w:color="D9D9D9"/>
+              <w:bottom w:val="single" w:sz="4" w:space="0" w:color="D9D9D9"/>
+              <w:left w:val="single" w:sz="4" w:space="0" w:color="D9D9D9"/>
+              <w:right w:val="single" w:sz="4" w:space="0" w:color="D9D9D9"/>
+            </w:tcBorders>
+          </w:tcPr>
+          <w:p>
+            <w:r>
+              <w:rPr>
+                <w:rFonts w:ascii="Segoe UI" w:hAnsi="Segoe UI"/>
+                <w:sz w:val="16"/>
+              </w:rPr>
+              <w:t>77.0%</w:t>
+            </w:r>
+          </w:p>
+        </w:tc>
+        <w:tc>
+          <w:tcPr>
+            <w:tcW w:type="dxa" w:w="1560"/>
+            <w:tcMar>
+              <w:top w:w="70" w:type="dxa"/>
+              <w:bottom w:w="70" w:type="dxa"/>
+              <w:left w:w="80" w:type="dxa"/>
+              <w:right w:w="80" w:type="dxa"/>
+            </w:tcMar>
+            <w:tcBorders>
+              <w:top w:val="single" w:sz="4" w:space="0" w:color="D9D9D9"/>
+              <w:bottom w:val="single" w:sz="4" w:space="0" w:color="D9D9D9"/>
+              <w:left w:val="single" w:sz="4" w:space="0" w:color="D9D9D9"/>
+              <w:right w:val="single" w:sz="4" w:space="0" w:color="D9D9D9"/>
+            </w:tcBorders>
+          </w:tcPr>
+          <w:p>
+            <w:r>
+              <w:rPr>
+                <w:rFonts w:ascii="Segoe UI" w:hAnsi="Segoe UI"/>
+                <w:sz w:val="16"/>
+              </w:rPr>
+              <w:t>100.0%</w:t>
+            </w:r>
+          </w:p>
+        </w:tc>
+        <w:tc>
+          <w:tcPr>
+            <w:tcW w:type="dxa" w:w="1560"/>
+            <w:shd w:fill="E2EFDA"/>
+            <w:tcMar>
+              <w:top w:w="70" w:type="dxa"/>
+              <w:bottom w:w="70" w:type="dxa"/>
+              <w:left w:w="80" w:type="dxa"/>
+              <w:right w:w="80" w:type="dxa"/>
+            </w:tcMar>
+            <w:tcBorders>
+              <w:top w:val="single" w:sz="4" w:space="0" w:color="D9D9D9"/>
+              <w:bottom w:val="single" w:sz="4" w:space="0" w:color="D9D9D9"/>
+              <w:left w:val="single" w:sz="4" w:space="0" w:color="D9D9D9"/>
+              <w:right w:val="single" w:sz="4" w:space="0" w:color="D9D9D9"/>
+            </w:tcBorders>
+          </w:tcPr>
+          <w:p>
+            <w:r>
+              <w:rPr>
+                <w:rFonts w:ascii="Segoe UI" w:hAnsi="Segoe UI"/>
+                <w:b/>
+                <w:sz w:val="16"/>
+              </w:rPr>
+              <w:t>+23.0%</w:t>
+            </w:r>
+          </w:p>
+        </w:tc>
+        <w:tc>
+          <w:tcPr>
+            <w:tcW w:type="dxa" w:w="1560"/>
+            <w:tcMar>
+              <w:top w:w="70" w:type="dxa"/>
+              <w:bottom w:w="70" w:type="dxa"/>
+              <w:left w:w="80" w:type="dxa"/>
+              <w:right w:w="80" w:type="dxa"/>
+            </w:tcMar>
+            <w:tcBorders>
+              <w:top w:val="single" w:sz="4" w:space="0" w:color="D9D9D9"/>
+              <w:bottom w:val="single" w:sz="4" w:space="0" w:color="D9D9D9"/>
+              <w:left w:val="single" w:sz="4" w:space="0" w:color="D9D9D9"/>
+              <w:right w:val="single" w:sz="4" w:space="0" w:color="D9D9D9"/>
+            </w:tcBorders>
+          </w:tcPr>
+          <w:p>
+            <w:r>
+              <w:rPr>
+                <w:rFonts w:ascii="Segoe UI" w:hAnsi="Segoe UI"/>
+                <w:sz w:val="16"/>
+              </w:rPr>
+              <w:t>Cross-Encoder eliminates jargon confusion on exact metrics.</w:t>
+            </w:r>
+          </w:p>
+        </w:tc>
+      </w:tr>
+      <w:tr>
+        <w:tc>
+          <w:tcPr>
+            <w:tcW w:type="dxa" w:w="1560"/>
+            <w:tcMar>
+              <w:top w:w="70" w:type="dxa"/>
+              <w:bottom w:w="70" w:type="dxa"/>
+              <w:left w:w="80" w:type="dxa"/>
+              <w:right w:w="80" w:type="dxa"/>
+            </w:tcMar>
+            <w:tcBorders>
+              <w:top w:val="single" w:sz="4" w:space="0" w:color="D9D9D9"/>
+              <w:bottom w:val="single" w:sz="4" w:space="0" w:color="D9D9D9"/>
+              <w:left w:val="single" w:sz="4" w:space="0" w:color="D9D9D9"/>
+              <w:right w:val="single" w:sz="4" w:space="0" w:color="D9D9D9"/>
+            </w:tcBorders>
+          </w:tcPr>
+          <w:p>
+            <w:r>
+              <w:rPr>
+                <w:rFonts w:ascii="Segoe UI" w:hAnsi="Segoe UI"/>
+                <w:b/>
+                <w:sz w:val="16"/>
+              </w:rPr>
+              <w:t>Methodological Synthesis (Broad)</w:t>
+            </w:r>
+          </w:p>
+        </w:tc>
+        <w:tc>
+          <w:tcPr>
+            <w:tcW w:type="dxa" w:w="1560"/>
+            <w:tcMar>
+              <w:top w:w="70" w:type="dxa"/>
+              <w:bottom w:w="70" w:type="dxa"/>
+              <w:left w:w="80" w:type="dxa"/>
+              <w:right w:w="80" w:type="dxa"/>
+            </w:tcMar>
+            <w:tcBorders>
+              <w:top w:val="single" w:sz="4" w:space="0" w:color="D9D9D9"/>
+              <w:bottom w:val="single" w:sz="4" w:space="0" w:color="D9D9D9"/>
+              <w:left w:val="single" w:sz="4" w:space="0" w:color="D9D9D9"/>
+              <w:right w:val="single" w:sz="4" w:space="0" w:color="D9D9D9"/>
+            </w:tcBorders>
+          </w:tcPr>
+          <w:p>
+            <w:r>
+              <w:rPr>
+                <w:rFonts w:ascii="Segoe UI" w:hAnsi="Segoe UI"/>
+                <w:sz w:val="16"/>
+              </w:rPr>
+              <w:t>22</w:t>
+            </w:r>
+          </w:p>
+        </w:tc>
+        <w:tc>
+          <w:tcPr>
+            <w:tcW w:type="dxa" w:w="1560"/>
+            <w:tcMar>
+              <w:top w:w="70" w:type="dxa"/>
+              <w:bottom w:w="70" w:type="dxa"/>
+              <w:left w:w="80" w:type="dxa"/>
+              <w:right w:w="80" w:type="dxa"/>
+            </w:tcMar>
+            <w:tcBorders>
+              <w:top w:val="single" w:sz="4" w:space="0" w:color="D9D9D9"/>
+              <w:bottom w:val="single" w:sz="4" w:space="0" w:color="D9D9D9"/>
+              <w:left w:val="single" w:sz="4" w:space="0" w:color="D9D9D9"/>
+              <w:right w:val="single" w:sz="4" w:space="0" w:color="D9D9D9"/>
+            </w:tcBorders>
+          </w:tcPr>
+          <w:p>
+            <w:r>
+              <w:rPr>
+                <w:rFonts w:ascii="Segoe UI" w:hAnsi="Segoe UI"/>
+                <w:sz w:val="16"/>
+              </w:rPr>
+              <w:t>91.0%</w:t>
+            </w:r>
+          </w:p>
+        </w:tc>
+        <w:tc>
+          <w:tcPr>
+            <w:tcW w:type="dxa" w:w="1560"/>
+            <w:tcMar>
+              <w:top w:w="70" w:type="dxa"/>
+              <w:bottom w:w="70" w:type="dxa"/>
+              <w:left w:w="80" w:type="dxa"/>
+              <w:right w:w="80" w:type="dxa"/>
+            </w:tcMar>
+            <w:tcBorders>
+              <w:top w:val="single" w:sz="4" w:space="0" w:color="D9D9D9"/>
+              <w:bottom w:val="single" w:sz="4" w:space="0" w:color="D9D9D9"/>
+              <w:left w:val="single" w:sz="4" w:space="0" w:color="D9D9D9"/>
+              <w:right w:val="single" w:sz="4" w:space="0" w:color="D9D9D9"/>
+            </w:tcBorders>
+          </w:tcPr>
+          <w:p>
+            <w:r>
+              <w:rPr>
+                <w:rFonts w:ascii="Segoe UI" w:hAnsi="Segoe UI"/>
+                <w:sz w:val="16"/>
+              </w:rPr>
+              <w:t>86.0%</w:t>
+            </w:r>
+          </w:p>
+        </w:tc>
+        <w:tc>
+          <w:tcPr>
+            <w:tcW w:type="dxa" w:w="1560"/>
+            <w:tcMar>
+              <w:top w:w="70" w:type="dxa"/>
+              <w:bottom w:w="70" w:type="dxa"/>
+              <w:left w:w="80" w:type="dxa"/>
+              <w:right w:w="80" w:type="dxa"/>
+            </w:tcMar>
+            <w:tcBorders>
+              <w:top w:val="single" w:sz="4" w:space="0" w:color="D9D9D9"/>
+              <w:bottom w:val="single" w:sz="4" w:space="0" w:color="D9D9D9"/>
+              <w:left w:val="single" w:sz="4" w:space="0" w:color="D9D9D9"/>
+              <w:right w:val="single" w:sz="4" w:space="0" w:color="D9D9D9"/>
+            </w:tcBorders>
+          </w:tcPr>
+          <w:p>
+            <w:r>
+              <w:rPr>
+                <w:rFonts w:ascii="Segoe UI" w:hAnsi="Segoe UI"/>
+                <w:b/>
+                <w:sz w:val="16"/>
+              </w:rPr>
+              <w:t>-5.0%</w:t>
+            </w:r>
+          </w:p>
+        </w:tc>
+        <w:tc>
+          <w:tcPr>
+            <w:tcW w:type="dxa" w:w="1560"/>
+            <w:tcMar>
+              <w:top w:w="70" w:type="dxa"/>
+              <w:bottom w:w="70" w:type="dxa"/>
+              <w:left w:w="80" w:type="dxa"/>
+              <w:right w:w="80" w:type="dxa"/>
+            </w:tcMar>
+            <w:tcBorders>
+              <w:top w:val="single" w:sz="4" w:space="0" w:color="D9D9D9"/>
+              <w:bottom w:val="single" w:sz="4" w:space="0" w:color="D9D9D9"/>
+              <w:left w:val="single" w:sz="4" w:space="0" w:color="D9D9D9"/>
+              <w:right w:val="single" w:sz="4" w:space="0" w:color="D9D9D9"/>
+            </w:tcBorders>
+          </w:tcPr>
+          <w:p>
+            <w:r>
+              <w:rPr>
+                <w:rFonts w:ascii="Segoe UI" w:hAnsi="Segoe UI"/>
+                <w:sz w:val="16"/>
+              </w:rPr>
+              <w:t>High BM25 keyword overlap already captures broad concepts.</w:t>
+            </w:r>
+          </w:p>
+        </w:tc>
+      </w:tr>
+      <w:tr>
+        <w:tc>
+          <w:tcPr>
+            <w:tcW w:type="dxa" w:w="1560"/>
+            <w:tcMar>
+              <w:top w:w="70" w:type="dxa"/>
+              <w:bottom w:w="70" w:type="dxa"/>
+              <w:left w:w="80" w:type="dxa"/>
+              <w:right w:w="80" w:type="dxa"/>
+            </w:tcMar>
+            <w:tcBorders>
+              <w:top w:val="single" w:sz="4" w:space="0" w:color="D9D9D9"/>
+              <w:bottom w:val="single" w:sz="4" w:space="0" w:color="D9D9D9"/>
+              <w:left w:val="single" w:sz="4" w:space="0" w:color="D9D9D9"/>
+              <w:right w:val="single" w:sz="4" w:space="0" w:color="D9D9D9"/>
+            </w:tcBorders>
+          </w:tcPr>
+          <w:p>
+            <w:r>
+              <w:rPr>
+                <w:rFonts w:ascii="Segoe UI" w:hAnsi="Segoe UI"/>
+                <w:b/>
+                <w:sz w:val="16"/>
+              </w:rPr>
+              <w:t>Cross-Document Disambiguation</w:t>
+            </w:r>
+          </w:p>
+        </w:tc>
+        <w:tc>
+          <w:tcPr>
+            <w:tcW w:type="dxa" w:w="1560"/>
+            <w:tcMar>
+              <w:top w:w="70" w:type="dxa"/>
+              <w:bottom w:w="70" w:type="dxa"/>
+              <w:left w:w="80" w:type="dxa"/>
+              <w:right w:w="80" w:type="dxa"/>
+            </w:tcMar>
+            <w:tcBorders>
+              <w:top w:val="single" w:sz="4" w:space="0" w:color="D9D9D9"/>
+              <w:bottom w:val="single" w:sz="4" w:space="0" w:color="D9D9D9"/>
+              <w:left w:val="single" w:sz="4" w:space="0" w:color="D9D9D9"/>
+              <w:right w:val="single" w:sz="4" w:space="0" w:color="D9D9D9"/>
+            </w:tcBorders>
+          </w:tcPr>
+          <w:p>
+            <w:r>
+              <w:rPr>
+                <w:rFonts w:ascii="Segoe UI" w:hAnsi="Segoe UI"/>
+                <w:sz w:val="16"/>
+              </w:rPr>
+              <w:t>15</w:t>
+            </w:r>
+          </w:p>
+        </w:tc>
+        <w:tc>
+          <w:tcPr>
+            <w:tcW w:type="dxa" w:w="1560"/>
+            <w:tcMar>
+              <w:top w:w="70" w:type="dxa"/>
+              <w:bottom w:w="70" w:type="dxa"/>
+              <w:left w:w="80" w:type="dxa"/>
+              <w:right w:w="80" w:type="dxa"/>
+            </w:tcMar>
+            <w:tcBorders>
+              <w:top w:val="single" w:sz="4" w:space="0" w:color="D9D9D9"/>
+              <w:bottom w:val="single" w:sz="4" w:space="0" w:color="D9D9D9"/>
+              <w:left w:val="single" w:sz="4" w:space="0" w:color="D9D9D9"/>
+              <w:right w:val="single" w:sz="4" w:space="0" w:color="D9D9D9"/>
+            </w:tcBorders>
+          </w:tcPr>
+          <w:p>
+            <w:r>
+              <w:rPr>
+                <w:rFonts w:ascii="Segoe UI" w:hAnsi="Segoe UI"/>
+                <w:sz w:val="16"/>
+              </w:rPr>
+              <w:t>87.0%</w:t>
+            </w:r>
+          </w:p>
+        </w:tc>
+        <w:tc>
+          <w:tcPr>
+            <w:tcW w:type="dxa" w:w="1560"/>
+            <w:tcMar>
+              <w:top w:w="70" w:type="dxa"/>
+              <w:bottom w:w="70" w:type="dxa"/>
+              <w:left w:w="80" w:type="dxa"/>
+              <w:right w:w="80" w:type="dxa"/>
+            </w:tcMar>
+            <w:tcBorders>
+              <w:top w:val="single" w:sz="4" w:space="0" w:color="D9D9D9"/>
+              <w:bottom w:val="single" w:sz="4" w:space="0" w:color="D9D9D9"/>
+              <w:left w:val="single" w:sz="4" w:space="0" w:color="D9D9D9"/>
+              <w:right w:val="single" w:sz="4" w:space="0" w:color="D9D9D9"/>
+            </w:tcBorders>
+          </w:tcPr>
+          <w:p>
+            <w:r>
+              <w:rPr>
+                <w:rFonts w:ascii="Segoe UI" w:hAnsi="Segoe UI"/>
+                <w:sz w:val="16"/>
+              </w:rPr>
+              <w:t>87.0%</w:t>
+            </w:r>
+          </w:p>
+        </w:tc>
+        <w:tc>
+          <w:tcPr>
+            <w:tcW w:type="dxa" w:w="1560"/>
+            <w:tcMar>
+              <w:top w:w="70" w:type="dxa"/>
+              <w:bottom w:w="70" w:type="dxa"/>
+              <w:left w:w="80" w:type="dxa"/>
+              <w:right w:w="80" w:type="dxa"/>
+            </w:tcMar>
+            <w:tcBorders>
+              <w:top w:val="single" w:sz="4" w:space="0" w:color="D9D9D9"/>
+              <w:bottom w:val="single" w:sz="4" w:space="0" w:color="D9D9D9"/>
+              <w:left w:val="single" w:sz="4" w:space="0" w:color="D9D9D9"/>
+              <w:right w:val="single" w:sz="4" w:space="0" w:color="D9D9D9"/>
+            </w:tcBorders>
+          </w:tcPr>
+          <w:p>
+            <w:r>
+              <w:rPr>
+                <w:rFonts w:ascii="Segoe UI" w:hAnsi="Segoe UI"/>
+                <w:b/>
+                <w:sz w:val="16"/>
+              </w:rPr>
+              <w:t>+0.0%</w:t>
+            </w:r>
+          </w:p>
+        </w:tc>
+        <w:tc>
+          <w:tcPr>
+            <w:tcW w:type="dxa" w:w="1560"/>
+            <w:tcMar>
+              <w:top w:w="70" w:type="dxa"/>
+              <w:bottom w:w="70" w:type="dxa"/>
+              <w:left w:w="80" w:type="dxa"/>
+              <w:right w:w="80" w:type="dxa"/>
+            </w:tcMar>
+            <w:tcBorders>
+              <w:top w:val="single" w:sz="4" w:space="0" w:color="D9D9D9"/>
+              <w:bottom w:val="single" w:sz="4" w:space="0" w:color="D9D9D9"/>
+              <w:left w:val="single" w:sz="4" w:space="0" w:color="D9D9D9"/>
+              <w:right w:val="single" w:sz="4" w:space="0" w:color="D9D9D9"/>
+            </w:tcBorders>
+          </w:tcPr>
+          <w:p>
+            <w:r>
+              <w:rPr>
+                <w:rFonts w:ascii="Segoe UI" w:hAnsi="Segoe UI"/>
+                <w:sz w:val="16"/>
+              </w:rPr>
+              <w:t>Maintains high parity across multi-paper overlapping terms.</w:t>
+            </w:r>
+          </w:p>
+        </w:tc>
+      </w:tr>
+    </w:tbl>
+    <w:p>
+      <w:pPr>
+        <w:spacing w:after="160"/>
+      </w:pPr>
+    </w:p>
+    <w:p>
+      <w:pPr>
+        <w:keepNext/>
+        <w:spacing w:before="280" w:after="120"/>
+      </w:pPr>
+      <w:r>
+        <w:rPr>
+          <w:rFonts w:ascii="Segoe UI" w:hAnsi="Segoe UI"/>
+          <w:b/>
+          <w:color w:val="2E75B6"/>
+          <w:sz w:val="26"/>
+        </w:rPr>
+        <w:t>4.12 Live System Demonstration: Step-by-Step Click &amp; Speak Script</w:t>
+      </w:r>
+    </w:p>
+    <w:tbl>
+      <w:tblPr>
+        <w:tblW w:type="auto" w:w="0"/>
+        <w:jc w:val="center"/>
         <w:tblLook w:firstColumn="1" w:firstRow="1" w:lastColumn="0" w:lastRow="0" w:noHBand="0" w:noVBand="1" w:val="04A0"/>
       </w:tblPr>
       <w:tblGrid>
@@ -2678,32 +5207,81 @@
               <w:right w:w="200" w:type="dxa"/>
             </w:tcMar>
             <w:tcBorders>
-              <w:top w:val="none"/>
-              <w:left w:val="single" w:sz="24" w:color="2E75B6"/>
-              <w:bottom w:val="none"/>
-              <w:right w:val="none"/>
+              <w:top w:val="single" w:sz="12" w:space="0" w:color="2E75B6"/>
+              <w:bottom w:val="single" w:sz="12" w:space="0" w:color="2E75B6"/>
+              <w:left w:val="single" w:sz="12" w:space="0" w:color="1F4E79"/>
+              <w:right w:val="single" w:sz="12" w:space="0" w:color="2E75B6"/>
             </w:tcBorders>
           </w:tcPr>
           <w:p>
             <w:pPr>
-              <w:spacing w:after="40"/>
+              <w:spacing w:before="0" w:after="80"/>
             </w:pPr>
             <w:r>
               <w:rPr>
+                <w:rFonts w:ascii="Segoe UI" w:hAnsi="Segoe UI"/>
                 <w:b/>
-                <w:color w:val="2E75B6"/>
+                <w:color w:val="1F4E79"/>
                 <w:sz w:val="19"/>
               </w:rPr>
-              <w:t>How to Answer Simply:</w:t>
+              <w:t>🎙️ VERBATIM PRESENTATION SCRIPT (WHAT TO SAY):</w:t>
               <w:br/>
             </w:r>
             <w:r>
               <w:rPr>
+                <w:rFonts w:ascii="Segoe UI" w:hAnsi="Segoe UI"/>
+                <w:b/>
                 <w:i/>
-                <w:color w:val="1E293B"/>
-                <w:sz w:val="21"/>
+                <w:color w:val="C00000"/>
+                <w:sz w:val="19"/>
               </w:rPr>
-              <w:t>RAGAS Faithfulness measures whether the AI's generated statements can be directly traced back to the retrieved text. A score of 0.932 means that 93.2% of the claims made by the AI are mathematically grounded in the document context, leaving less than 7% room for error.</w:t>
+              <w:t>👉 [ACTION / VISUAL CUE: Execute the 5 live UI actions on your screen while speaking.]</w:t>
+              <w:br/>
+              <w:br/>
+            </w:r>
+            <w:r>
+              <w:rPr>
+                <w:rFonts w:ascii="Segoe UI" w:hAnsi="Segoe UI"/>
+                <w:i/>
+                <w:color w:val="1A1A1A"/>
+                <w:sz w:val="20"/>
+              </w:rPr>
+              <w:t>"Step 1: Open browser to http://127.0.0.1:3000. Point out the dark academic UI, active manuscript count (5 Papers, 5,376 Chunks), and the active Qwen 2.5-3B model badge.</w:t>
+              <w:br/>
+              <w:t>SPOKEN: 'Notice that Nexus is running 100% locally on localhost without an active internet connection. All five manuscripts are fully indexed.'</w:t>
+              <w:br/>
+              <w:br/>
+              <w:t>Step 2: Ask a general greeting or meta-question: 'What is this archive and what can you do?'</w:t>
+              <w:br/>
+              <w:t>SPOKEN: 'The system instantly routes conversational queries to our fast-path handler in under 10 milliseconds, conserving compute for real research questions.'</w:t>
+              <w:br/>
+              <w:br/>
+              <w:t>Step 3: Ask a complex technical query with L-2 Active: 'What optimization parameters accelerate sparse matrix multiplication in Technical RAG?'</w:t>
+              <w:br/>
+              <w:t>SPOKEN: 'Here, the system executes Stage 1 Hybrid retrieval in 73ms, followed by Stage 2 Shallow L-2 reranking in 289ms. Notice the response synthesizes the exact findings with bracketed citations [1]. Below the answer, our Real-Time Query Evaluation shelf displays 85% Faithfulness and a Moderate confidence margin.'</w:t>
+              <w:br/>
+              <w:br/>
+              <w:t>Step 4: Click on an inline citation pill like '[1] 2605.28222v1.pdf p.4'.</w:t>
+              <w:br/>
+              <w:t>SPOKEN: 'Clicking any citation opens the Inspector Drawer, automatically jumping to Page 4 of the manuscript and highlighting the exact source passage so researchers can verify facts instantly.'</w:t>
+              <w:br/>
+              <w:br/>
+              <w:t>Step 5: Navigate to the Benchmark view (/evaluate) and click 'Export Excel Report (.xlsx)'.</w:t>
+              <w:br/>
+              <w:t>SPOKEN: 'Finally, our system provides full academic defensibility by exporting a multi-sheet formatted Excel workbook containing the Executive Scorecard, query-by-query rankings, Challenge Tier breakdown, and document manifest.'"</w:t>
+            </w:r>
+          </w:p>
+          <w:p>
+            <w:pPr>
+              <w:spacing w:before="120" w:after="0"/>
+            </w:pPr>
+            <w:r>
+              <w:rPr>
+                <w:rFonts w:ascii="Segoe UI" w:hAnsi="Segoe UI"/>
+                <w:color w:val="595959"/>
+                <w:sz w:val="17"/>
+              </w:rPr>
+              <w:t>💡 Panelist Strategy Note: Keep your mouse movements deliberate and smooth. Do not rush.</w:t>
             </w:r>
           </w:p>
         </w:tc>
@@ -2711,416 +5289,298 @@
     </w:tbl>
     <w:p>
       <w:pPr>
-        <w:spacing w:before="0" w:after="80"/>
+        <w:spacing w:before="40" w:after="80"/>
       </w:pPr>
     </w:p>
     <w:p>
       <w:pPr>
         <w:keepNext/>
-        <w:spacing w:before="280" w:after="80"/>
+        <w:spacing w:before="280" w:after="120"/>
       </w:pPr>
       <w:r>
         <w:rPr>
-          <w:rFonts w:ascii="Calibri" w:hAnsi="Calibri"/>
+          <w:rFonts w:ascii="Segoe UI" w:hAnsi="Segoe UI"/>
           <w:b/>
           <w:color w:val="2E75B6"/>
           <w:sz w:val="26"/>
         </w:rPr>
-        <w:t>Q12: If you have 500,000 documents instead of 5,000 chunks, will this system crash?</w:t>
+        <w:t>4.13 Top 10 Tough Defense Panel Questions &amp; Winning Layman-to-Technical Answers</w:t>
       </w:r>
     </w:p>
-    <w:tbl>
-      <w:tblPr>
-        <w:tblW w:type="auto" w:w="0"/>
-        <w:jc w:val="center"/>
-        <w:tblLayout w:type="fixed"/>
-        <w:tblLook w:firstColumn="1" w:firstRow="1" w:lastColumn="0" w:lastRow="0" w:noHBand="0" w:noVBand="1" w:val="04A0"/>
-      </w:tblPr>
-      <w:tblGrid>
-        <w:gridCol w:w="9360"/>
-      </w:tblGrid>
-      <w:tr>
-        <w:tc>
-          <w:tcPr>
-            <w:tcW w:type="dxa" w:w="9360"/>
-            <w:shd w:fill="F2F5F9"/>
-            <w:tcMar>
-              <w:top w:w="140" w:type="dxa"/>
-              <w:bottom w:w="140" w:type="dxa"/>
-              <w:left w:w="200" w:type="dxa"/>
-              <w:right w:w="200" w:type="dxa"/>
-            </w:tcMar>
-            <w:tcBorders>
-              <w:top w:val="none"/>
-              <w:left w:val="single" w:sz="24" w:color="2E75B6"/>
-              <w:bottom w:val="none"/>
-              <w:right w:val="none"/>
-            </w:tcBorders>
-          </w:tcPr>
-          <w:p>
-            <w:pPr>
-              <w:spacing w:after="40"/>
-            </w:pPr>
-            <w:r>
-              <w:rPr>
-                <w:b/>
-                <w:color w:val="2E75B6"/>
-                <w:sz w:val="19"/>
-              </w:rPr>
-              <w:t>How to Answer Simply:</w:t>
-              <w:br/>
-            </w:r>
-            <w:r>
-              <w:rPr>
-                <w:i/>
-                <w:color w:val="1E293B"/>
-                <w:sz w:val="21"/>
-              </w:rPr>
-              <w:t>No, but for 500,000 documents we would make two industry-standard upgrades: (1) Switch the vector index from FAISS Flat to FAISS HNSW with 8-bit quantization, which maintains sub-10ms search across millions of items; (2) Move the reranker to a server GPU, which reranks 100 documents in under 50 milliseconds.</w:t>
-            </w:r>
-          </w:p>
-        </w:tc>
-      </w:tr>
-    </w:tbl>
     <w:p>
       <w:pPr>
-        <w:spacing w:before="0" w:after="80"/>
+        <w:spacing w:before="120" w:after="40"/>
       </w:pPr>
+      <w:r>
+        <w:rPr>
+          <w:rFonts w:ascii="Segoe UI" w:hAnsi="Segoe UI"/>
+          <w:b/>
+          <w:color w:val="1F4E79"/>
+          <w:sz w:val="19"/>
+        </w:rPr>
+        <w:t>❓ Q1: Why did you use Reciprocal Rank Fusion (RRF) instead of a simple weighted average of BM25 and Vector scores?</w:t>
+        <w:br/>
+      </w:r>
+      <w:r>
+        <w:rPr>
+          <w:rFonts w:ascii="Segoe UI" w:hAnsi="Segoe UI"/>
+          <w:i/>
+          <w:color w:val="222222"/>
+          <w:sz w:val="18"/>
+        </w:rPr>
+        <w:t>🗣️ Defensible Answer: "BM25 scores are unbounded positive numbers that vary with query length, while cosine similarity is bounded between 0 and 1. Adding them directly creates score calibration errors. RRF is completely rank-based: it cares only about the order of items, making it 100% immune to score scale mismatches."</w:t>
+      </w:r>
+    </w:p>
+    <w:p>
+      <w:pPr>
+        <w:spacing w:before="120" w:after="40"/>
+      </w:pPr>
+      <w:r>
+        <w:rPr>
+          <w:rFonts w:ascii="Segoe UI" w:hAnsi="Segoe UI"/>
+          <w:b/>
+          <w:color w:val="1F4E79"/>
+          <w:sz w:val="19"/>
+        </w:rPr>
+        <w:t>❓ Q2: In your active corpus benchmark, your t-test p-value was 0.3754. Doesn't that mean the reranker failed to improve retrieval?</w:t>
+        <w:br/>
+      </w:r>
+      <w:r>
+        <w:rPr>
+          <w:rFonts w:ascii="Segoe UI" w:hAnsi="Segoe UI"/>
+          <w:i/>
+          <w:color w:val="222222"/>
+          <w:sz w:val="18"/>
+        </w:rPr>
+        <w:t>🗣️ Defensible Answer: "Not at all. In our 5-paper active index, the Stage 1 Hybrid baseline was already performing at an exceptionally high 86% Recall. Because 43 out of 50 queries were already in the top 5, there were very few non-zero differences, creating a statistical ceiling effect. However, looking at our Challenge Tier breakdown, on granular 'Empirical Fact' queries, the Cross-Encoder boosted Recall from 77% to 100% (+23% gain). On our broader 20-paper dataset with higher ambiguity, the improvement is statistically significant at p = 0.0412 &lt; 0.05."</w:t>
+      </w:r>
+    </w:p>
+    <w:p>
+      <w:pPr>
+        <w:spacing w:before="120" w:after="40"/>
+      </w:pPr>
+      <w:r>
+        <w:rPr>
+          <w:rFonts w:ascii="Segoe UI" w:hAnsi="Segoe UI"/>
+          <w:b/>
+          <w:color w:val="1F4E79"/>
+          <w:sz w:val="19"/>
+        </w:rPr>
+        <w:t>❓ Q3: Why did you choose a 2-layer Cross-Encoder (MiniLM-L-2) over a 6-layer or 12-layer model?</w:t>
+        <w:br/>
+      </w:r>
+      <w:r>
+        <w:rPr>
+          <w:rFonts w:ascii="Segoe UI" w:hAnsi="Segoe UI"/>
+          <w:i/>
+          <w:color w:val="222222"/>
+          <w:sz w:val="18"/>
+        </w:rPr>
+        <w:t>🗣️ Defensible Answer: "Engineering trade-offs on edge hardware. A 12-layer model takes over 2,500ms on CPU, making live chat painfully slow. The 2-layer student model contains only 8.5M parameters and executes in ~289ms. In our 3-way scorecard, it achieved 90.0% Recall—identical to the 6-layer model—while running 3 times faster. It is the optimal Pareto-efficient operating point."</w:t>
+      </w:r>
+    </w:p>
+    <w:p>
+      <w:pPr>
+        <w:spacing w:before="120" w:after="40"/>
+      </w:pPr>
+      <w:r>
+        <w:rPr>
+          <w:rFonts w:ascii="Segoe UI" w:hAnsi="Segoe UI"/>
+          <w:b/>
+          <w:color w:val="1F4E79"/>
+          <w:sz w:val="19"/>
+        </w:rPr>
+        <w:t>❓ Q4: How does your system prevent hallucination when a user asks to 'summarize all documents'?</w:t>
+        <w:br/>
+      </w:r>
+      <w:r>
+        <w:rPr>
+          <w:rFonts w:ascii="Segoe UI" w:hAnsi="Segoe UI"/>
+          <w:i/>
+          <w:color w:val="222222"/>
+          <w:sz w:val="18"/>
+        </w:rPr>
+        <w:t>🗣️ Defensible Answer: "We implement deterministic intent interception in server.py. When a query contains 'summarize all files', the system bypasses keyword search and deterministically pulls the leading abstract and methodology chunk from each unique indexed PDF, guaranteeing balanced representation in the prompt."</w:t>
+      </w:r>
+    </w:p>
+    <w:p>
+      <w:pPr>
+        <w:spacing w:before="120" w:after="40"/>
+      </w:pPr>
+      <w:r>
+        <w:rPr>
+          <w:rFonts w:ascii="Segoe UI" w:hAnsi="Segoe UI"/>
+          <w:b/>
+          <w:color w:val="1F4E79"/>
+          <w:sz w:val="19"/>
+        </w:rPr>
+        <w:t>❓ Q5: What prevents two simultaneous user queries from crashing the local LLM?</w:t>
+        <w:br/>
+      </w:r>
+      <w:r>
+        <w:rPr>
+          <w:rFonts w:ascii="Segoe UI" w:hAnsi="Segoe UI"/>
+          <w:i/>
+          <w:color w:val="222222"/>
+          <w:sz w:val="18"/>
+        </w:rPr>
+        <w:t>🗣️ Defensible Answer: "We implemented an RLock mutual exclusion lock (_LLAMA_LOCK) in src/llm.py. Concurrent FastAPI worker threads acquire this lock before evaluating the C-based KV cache in llama-cpp-python, completely preventing memory corruption and segmentation faults."</w:t>
+      </w:r>
+    </w:p>
+    <w:p>
+      <w:pPr>
+        <w:spacing w:before="120" w:after="40"/>
+      </w:pPr>
+      <w:r>
+        <w:rPr>
+          <w:rFonts w:ascii="Segoe UI" w:hAnsi="Segoe UI"/>
+          <w:b/>
+          <w:color w:val="1F4E79"/>
+          <w:sz w:val="19"/>
+        </w:rPr>
+        <w:t>❓ Q6: How do you know your synthetic benchmark queries did not cheat by memorizing PDF filenames?</w:t>
+        <w:br/>
+      </w:r>
+      <w:r>
+        <w:rPr>
+          <w:rFonts w:ascii="Segoe UI" w:hAnsi="Segoe UI"/>
+          <w:i/>
+          <w:color w:val="222222"/>
+          <w:sz w:val="18"/>
+        </w:rPr>
+        <w:t>🗣️ Defensible Answer: "We wrote automated unit tests in test_excel_export.py that inspect every generated query with regular expressions. They assert that no query contains '.pdf', manuscript stems, or file extensions. The retriever must perform genuine semantic retrieval."</w:t>
+      </w:r>
+    </w:p>
+    <w:p>
+      <w:pPr>
+        <w:spacing w:before="120" w:after="40"/>
+      </w:pPr>
+      <w:r>
+        <w:rPr>
+          <w:rFonts w:ascii="Segoe UI" w:hAnsi="Segoe UI"/>
+          <w:b/>
+          <w:color w:val="1F4E79"/>
+          <w:sz w:val="19"/>
+        </w:rPr>
+        <w:t>❓ Q7: How is your ROUGE-L metric calculated?</w:t>
+        <w:br/>
+      </w:r>
+      <w:r>
+        <w:rPr>
+          <w:rFonts w:ascii="Segoe UI" w:hAnsi="Segoe UI"/>
+          <w:i/>
+          <w:color w:val="222222"/>
+          <w:sz w:val="18"/>
+        </w:rPr>
+        <w:t>🗣️ Defensible Answer: "It is computed dynamically using Longest Common Subsequence (LCS) dynamic programming, evaluating the token F1 overlap between the generated response and the ground-truth literature reference. It is not an estimate or scaled proxy."</w:t>
+      </w:r>
+    </w:p>
+    <w:p>
+      <w:pPr>
+        <w:spacing w:before="120" w:after="40"/>
+      </w:pPr>
+      <w:r>
+        <w:rPr>
+          <w:rFonts w:ascii="Segoe UI" w:hAnsi="Segoe UI"/>
+          <w:b/>
+          <w:color w:val="1F4E79"/>
+          <w:sz w:val="19"/>
+        </w:rPr>
+        <w:t>❓ Q8: Why does Methodological Synthesis show a -5% delta in the tier breakdown?</w:t>
+        <w:br/>
+      </w:r>
+      <w:r>
+        <w:rPr>
+          <w:rFonts w:ascii="Segoe UI" w:hAnsi="Segoe UI"/>
+          <w:i/>
+          <w:color w:val="222222"/>
+          <w:sz w:val="18"/>
+        </w:rPr>
+        <w:t>🗣️ Defensible Answer: "Broad synthesis questions contain rich lexical overlap that saturated BM25. The cross-encoder occasionally prioritized deeper specific mechanisms. This trade-off is mathematically honest and expected in technical IR benchmarks."</w:t>
+      </w:r>
+    </w:p>
+    <w:p>
+      <w:pPr>
+        <w:spacing w:before="120" w:after="40"/>
+      </w:pPr>
+      <w:r>
+        <w:rPr>
+          <w:rFonts w:ascii="Segoe UI" w:hAnsi="Segoe UI"/>
+          <w:b/>
+          <w:color w:val="1F4E79"/>
+          <w:sz w:val="19"/>
+        </w:rPr>
+        <w:t>❓ Q9: What happens if a user uploads a scanned PDF with no digital text?</w:t>
+        <w:br/>
+      </w:r>
+      <w:r>
+        <w:rPr>
+          <w:rFonts w:ascii="Segoe UI" w:hAnsi="Segoe UI"/>
+          <w:i/>
+          <w:color w:val="222222"/>
+          <w:sz w:val="18"/>
+        </w:rPr>
+        <w:t>🗣️ Defensible Answer: "Our ingestion pipeline detects if extracted text falls below the ocr_threshold. If so, it automatically triggers Tesseract OCR at 220 DPI to extract text from page images before chunking."</w:t>
+      </w:r>
+    </w:p>
+    <w:p>
+      <w:pPr>
+        <w:spacing w:before="120" w:after="40"/>
+      </w:pPr>
+      <w:r>
+        <w:rPr>
+          <w:rFonts w:ascii="Segoe UI" w:hAnsi="Segoe UI"/>
+          <w:b/>
+          <w:color w:val="1F4E79"/>
+          <w:sz w:val="19"/>
+        </w:rPr>
+        <w:t>❓ Q10: Can this system be deployed on a server with GPU acceleration?</w:t>
+        <w:br/>
+      </w:r>
+      <w:r>
+        <w:rPr>
+          <w:rFonts w:ascii="Segoe UI" w:hAnsi="Segoe UI"/>
+          <w:i/>
+          <w:color w:val="222222"/>
+          <w:sz w:val="18"/>
+        </w:rPr>
+        <w:t>🗣️ Defensible Answer: "Yes. Hardware auto-tuning in src/llm.py detects CUDA. If a GPU is present, it automatically sets recommended_gpu_layers to -1, offloading all transformer layers to VRAM for 45+ tokens/second inference."</w:t>
+      </w:r>
     </w:p>
     <w:p>
       <w:pPr>
         <w:keepNext/>
-        <w:spacing w:before="280" w:after="80"/>
+        <w:spacing w:before="400" w:after="160"/>
       </w:pPr>
       <w:r>
         <w:rPr>
-          <w:rFonts w:ascii="Calibri" w:hAnsi="Calibri"/>
-          <w:b/>
-          <w:color w:val="2E75B6"/>
-          <w:sz w:val="26"/>
-        </w:rPr>
-        <w:t>Q13: What is your system's biggest weakness today?</w:t>
-      </w:r>
-    </w:p>
-    <w:tbl>
-      <w:tblPr>
-        <w:tblW w:type="auto" w:w="0"/>
-        <w:jc w:val="center"/>
-        <w:tblLayout w:type="fixed"/>
-        <w:tblLook w:firstColumn="1" w:firstRow="1" w:lastColumn="0" w:lastRow="0" w:noHBand="0" w:noVBand="1" w:val="04A0"/>
-      </w:tblPr>
-      <w:tblGrid>
-        <w:gridCol w:w="9360"/>
-      </w:tblGrid>
-      <w:tr>
-        <w:tc>
-          <w:tcPr>
-            <w:tcW w:type="dxa" w:w="9360"/>
-            <w:shd w:fill="F2F5F9"/>
-            <w:tcMar>
-              <w:top w:w="140" w:type="dxa"/>
-              <w:bottom w:w="140" w:type="dxa"/>
-              <w:left w:w="200" w:type="dxa"/>
-              <w:right w:w="200" w:type="dxa"/>
-            </w:tcMar>
-            <w:tcBorders>
-              <w:top w:val="none"/>
-              <w:left w:val="single" w:sz="24" w:color="2E75B6"/>
-              <w:bottom w:val="none"/>
-              <w:right w:val="none"/>
-            </w:tcBorders>
-          </w:tcPr>
-          <w:p>
-            <w:pPr>
-              <w:spacing w:after="40"/>
-            </w:pPr>
-            <w:r>
-              <w:rPr>
-                <w:b/>
-                <w:color w:val="2E75B6"/>
-                <w:sz w:val="19"/>
-              </w:rPr>
-              <w:t>How to Answer Simply:</w:t>
-              <w:br/>
-            </w:r>
-            <w:r>
-              <w:rPr>
-                <w:i/>
-                <w:color w:val="1E293B"/>
-                <w:sz w:val="21"/>
-              </w:rPr>
-              <w:t>Our biggest limitation is complex multi-hop synthesis queries—where the user asks a question that requires combining a fact from Paper A with a fact from Paper B in sequence. Because our system currently searches in a single step, it cannot yet break a question into multiple sub-searches. In future work, we plan to implement Agentic Iterative Retrieval to handle multi-step reasoning.</w:t>
-            </w:r>
-          </w:p>
-        </w:tc>
-      </w:tr>
-    </w:tbl>
-    <w:p>
-      <w:pPr>
-        <w:spacing w:before="0" w:after="80"/>
-      </w:pPr>
-    </w:p>
-    <w:p>
-      <w:pPr>
-        <w:keepNext/>
-        <w:spacing w:before="280" w:after="80"/>
-      </w:pPr>
-      <w:r>
-        <w:rPr>
-          <w:rFonts w:ascii="Calibri" w:hAnsi="Calibri"/>
-          <w:b/>
-          <w:color w:val="2E75B6"/>
-          <w:sz w:val="26"/>
-        </w:rPr>
-        <w:t>Q14: Why did you build your own system instead of just using LangChain or LlamaIndex?</w:t>
-      </w:r>
-    </w:p>
-    <w:tbl>
-      <w:tblPr>
-        <w:tblW w:type="auto" w:w="0"/>
-        <w:jc w:val="center"/>
-        <w:tblLayout w:type="fixed"/>
-        <w:tblLook w:firstColumn="1" w:firstRow="1" w:lastColumn="0" w:lastRow="0" w:noHBand="0" w:noVBand="1" w:val="04A0"/>
-      </w:tblPr>
-      <w:tblGrid>
-        <w:gridCol w:w="9360"/>
-      </w:tblGrid>
-      <w:tr>
-        <w:tc>
-          <w:tcPr>
-            <w:tcW w:type="dxa" w:w="9360"/>
-            <w:shd w:fill="F2F5F9"/>
-            <w:tcMar>
-              <w:top w:w="140" w:type="dxa"/>
-              <w:bottom w:w="140" w:type="dxa"/>
-              <w:left w:w="200" w:type="dxa"/>
-              <w:right w:w="200" w:type="dxa"/>
-            </w:tcMar>
-            <w:tcBorders>
-              <w:top w:val="none"/>
-              <w:left w:val="single" w:sz="24" w:color="2E75B6"/>
-              <w:bottom w:val="none"/>
-              <w:right w:val="none"/>
-            </w:tcBorders>
-          </w:tcPr>
-          <w:p>
-            <w:pPr>
-              <w:spacing w:after="40"/>
-            </w:pPr>
-            <w:r>
-              <w:rPr>
-                <w:b/>
-                <w:color w:val="2E75B6"/>
-                <w:sz w:val="19"/>
-              </w:rPr>
-              <w:t>How to Answer Simply:</w:t>
-              <w:br/>
-            </w:r>
-            <w:r>
-              <w:rPr>
-                <w:i/>
-                <w:color w:val="1E293B"/>
-                <w:sz w:val="21"/>
-              </w:rPr>
-              <w:t>Frameworks like LangChain add massive software bloat, unpredictable prompt formatting, and hidden token overhead. By engineering our own modular pipeline, we achieve full auditability, zero framework overhead, complete privacy, and exact millisecond telemetry for every stage.</w:t>
-            </w:r>
-          </w:p>
-        </w:tc>
-      </w:tr>
-    </w:tbl>
-    <w:p>
-      <w:pPr>
-        <w:spacing w:before="0" w:after="80"/>
-      </w:pPr>
-    </w:p>
-    <w:p>
-      <w:pPr>
-        <w:keepNext/>
-        <w:spacing w:before="280" w:after="80"/>
-      </w:pPr>
-      <w:r>
-        <w:rPr>
-          <w:rFonts w:ascii="Calibri" w:hAnsi="Calibri"/>
-          <w:b/>
-          <w:color w:val="2E75B6"/>
-          <w:sz w:val="26"/>
-        </w:rPr>
-        <w:t>Q15: What are the three categories of queries in your benchmark?</w:t>
-      </w:r>
-    </w:p>
-    <w:tbl>
-      <w:tblPr>
-        <w:tblW w:type="auto" w:w="0"/>
-        <w:jc w:val="center"/>
-        <w:tblLayout w:type="fixed"/>
-        <w:tblLook w:firstColumn="1" w:firstRow="1" w:lastColumn="0" w:lastRow="0" w:noHBand="0" w:noVBand="1" w:val="04A0"/>
-      </w:tblPr>
-      <w:tblGrid>
-        <w:gridCol w:w="9360"/>
-      </w:tblGrid>
-      <w:tr>
-        <w:tc>
-          <w:tcPr>
-            <w:tcW w:type="dxa" w:w="9360"/>
-            <w:shd w:fill="F2F5F9"/>
-            <w:tcMar>
-              <w:top w:w="140" w:type="dxa"/>
-              <w:bottom w:w="140" w:type="dxa"/>
-              <w:left w:w="200" w:type="dxa"/>
-              <w:right w:w="200" w:type="dxa"/>
-            </w:tcMar>
-            <w:tcBorders>
-              <w:top w:val="none"/>
-              <w:left w:val="single" w:sz="24" w:color="2E75B6"/>
-              <w:bottom w:val="none"/>
-              <w:right w:val="none"/>
-            </w:tcBorders>
-          </w:tcPr>
-          <w:p>
-            <w:pPr>
-              <w:spacing w:after="40"/>
-            </w:pPr>
-            <w:r>
-              <w:rPr>
-                <w:b/>
-                <w:color w:val="2E75B6"/>
-                <w:sz w:val="19"/>
-              </w:rPr>
-              <w:t>How to Answer Simply:</w:t>
-              <w:br/>
-            </w:r>
-            <w:r>
-              <w:rPr>
-                <w:i/>
-                <w:color w:val="1E293B"/>
-                <w:sz w:val="21"/>
-              </w:rPr>
-              <w:t>1. Hard Distractors (20 queries): Questions where multiple papers use the same technical buzzwords to see if the search gets fooled.</w:t>
-              <w:br/>
-              <w:t>2. Empirical Facts (20 queries): Questions looking for exact numbers, percentages, and benchmark scores.</w:t>
-              <w:br/>
-              <w:t>3. Synthesis (10 queries): Questions comparing high-level system designs across different papers.</w:t>
-            </w:r>
-          </w:p>
-        </w:tc>
-      </w:tr>
-    </w:tbl>
-    <w:p>
-      <w:pPr>
-        <w:spacing w:before="0" w:after="80"/>
-      </w:pPr>
-    </w:p>
-    <w:p>
-      <w:pPr>
-        <w:keepNext/>
-        <w:spacing w:before="400" w:after="120"/>
-        <w:pBdr>
-          <w:bottom w:val="single" w:sz="12" w:space="4" w:color="1F4E79"/>
-        </w:pBdr>
-      </w:pPr>
-      <w:r>
-        <w:rPr>
-          <w:rFonts w:ascii="Calibri" w:hAnsi="Calibri"/>
+          <w:rFonts w:ascii="Segoe UI" w:hAnsi="Segoe UI"/>
           <w:b/>
           <w:color w:val="1F4E79"/>
           <w:sz w:val="32"/>
         </w:rPr>
-        <w:t>8. Pre-Defense Setup Checklist (15 Minutes Before)</w:t>
+        <w:t>Conclusion &amp; Final Presenter Checklist</w:t>
       </w:r>
     </w:p>
     <w:p>
-      <w:pPr>
-        <w:spacing w:after="80"/>
-      </w:pPr>
       <w:r>
         <w:rPr>
-          <w:rFonts w:ascii="Calibri" w:hAnsi="Calibri"/>
-          <w:b/>
-          <w:color w:val="2E75B6"/>
+          <w:rFonts w:ascii="Segoe UI" w:hAnsi="Segoe UI"/>
+          <w:sz w:val="19"/>
         </w:rPr>
-        <w:t xml:space="preserve">☐  </w:t>
-      </w:r>
-      <w:r>
-        <w:rPr>
-          <w:rFonts w:ascii="Calibri" w:hAnsi="Calibri"/>
-        </w:rPr>
-        <w:t>1. Pre-warm Local AI: Run 'ollama run phi3.5:latest "ready"' in terminal so model weights are loaded into RAM.</w:t>
-      </w:r>
-    </w:p>
-    <w:p>
-      <w:pPr>
-        <w:spacing w:after="80"/>
-      </w:pPr>
-      <w:r>
-        <w:rPr>
-          <w:rFonts w:ascii="Calibri" w:hAnsi="Calibri"/>
-          <w:b/>
-          <w:color w:val="2E75B6"/>
-        </w:rPr>
-        <w:t xml:space="preserve">☐  </w:t>
-      </w:r>
-      <w:r>
-        <w:rPr>
-          <w:rFonts w:ascii="Calibri" w:hAnsi="Calibri"/>
-        </w:rPr>
-        <w:t>2. Start Server: Run '.venv\Scripts\python.exe app/server.py' and verify 'Uvicorn running on http://127.0.0.1:3000'.</w:t>
-      </w:r>
-    </w:p>
-    <w:p>
-      <w:pPr>
-        <w:spacing w:after="80"/>
-      </w:pPr>
-      <w:r>
-        <w:rPr>
-          <w:rFonts w:ascii="Calibri" w:hAnsi="Calibri"/>
-          <w:b/>
-          <w:color w:val="2E75B6"/>
-        </w:rPr>
-        <w:t xml:space="preserve">☐  </w:t>
-      </w:r>
-      <w:r>
-        <w:rPr>
-          <w:rFonts w:ascii="Calibri" w:hAnsi="Calibri"/>
-        </w:rPr>
-        <w:t>3. Open Browser: Open http://localhost:3000 in fullscreen (F11). Check green active status and 4,995 chunk badge.</w:t>
-      </w:r>
-    </w:p>
-    <w:p>
-      <w:pPr>
-        <w:spacing w:after="80"/>
-      </w:pPr>
-      <w:r>
-        <w:rPr>
-          <w:rFonts w:ascii="Calibri" w:hAnsi="Calibri"/>
-          <w:b/>
-          <w:color w:val="2E75B6"/>
-        </w:rPr>
-        <w:t xml:space="preserve">☐  </w:t>
-      </w:r>
-      <w:r>
-        <w:rPr>
-          <w:rFonts w:ascii="Calibri" w:hAnsi="Calibri"/>
-        </w:rPr>
-        <w:t>4. Background File: Have 'retrieval_evaluation_comparison (1).xlsx' open in Excel minimized in case professors ask for raw sheets.</w:t>
-      </w:r>
-    </w:p>
-    <w:p>
-      <w:pPr>
-        <w:spacing w:after="80"/>
-      </w:pPr>
-      <w:r>
-        <w:rPr>
-          <w:rFonts w:ascii="Calibri" w:hAnsi="Calibri"/>
-          <w:b/>
-          <w:color w:val="2E75B6"/>
-        </w:rPr>
-        <w:t xml:space="preserve">☐  </w:t>
-      </w:r>
-      <w:r>
-        <w:rPr>
-          <w:rFonts w:ascii="Calibri" w:hAnsi="Calibri"/>
-        </w:rPr>
-        <w:t>5. Confidence: Remember the Library Team analogy. You built a complete, working, mathematically proven system!</w:t>
+        <w:t>15 Minutes Before Presentation Checklist:</w:t>
+        <w:br/>
+        <w:t>[ ] Boot laptop, run 'python app/server.py', verify port 3000 is open.</w:t>
+        <w:br/>
+        <w:t>[ ] Open http://127.0.0.1:3000 in browser, check active manuscript count (5 Papers, 5,376 Chunks).</w:t>
+        <w:br/>
+        <w:t>[ ] Verify Qwen 2.5-3B model is loaded and ready.</w:t>
+        <w:br/>
+        <w:t>[ ] Run 'pytest tests/ -v' in terminal to confirm 35/35 passing tests.</w:t>
+        <w:br/>
+        <w:t>[ ] Pre-download 'active_corpus_evaluation.xlsx' to have the backup file open in Excel.</w:t>
+        <w:br/>
+        <w:t>[ ] Take a deep breath: You have a mathematically verified, 100% offline, reproducible thesis system. Deliver with confidence!</w:t>
       </w:r>
     </w:p>
     <w:sectPr>
@@ -3496,14 +5956,6 @@
     <w:name w:val="Normal"/>
     <w:qFormat/>
     <w:rsid w:val="00FC693F"/>
-    <w:pPr>
-      <w:spacing w:line="276" w:lineRule="auto" w:after="120"/>
-    </w:pPr>
-    <w:rPr>
-      <w:rFonts w:ascii="Calibri" w:hAnsi="Calibri"/>
-      <w:color w:val="333333"/>
-      <w:sz w:val="22"/>
-    </w:rPr>
   </w:style>
   <w:style w:type="paragraph" w:styleId="Header">
     <w:name w:val="header"/>
